--- a/03-振荡电路/03-晶体振荡器/恒温晶振OCXO/恒温晶振OCXO.docx
+++ b/03-振荡电路/03-晶体振荡器/恒温晶振OCXO/恒温晶振OCXO.docx
@@ -2447,6 +2447,20 @@
     </w:p>
     <w:bookmarkEnd w:id="26"/>
     <w:bookmarkEnd w:id="27"/>
+    <w:p>
+      <w:pPr>
+        <w:spacing w:before="360"/>
+        <w:jc w:val="center"/>
+      </w:pPr>
+      <w:r>
+        <w:rPr>
+          <w:rFonts w:ascii="Times New Roman" w:hAnsi="Times New Roman"/>
+          <w:color w:val="555555"/>
+          <w:sz w:val="21"/>
+        </w:rPr>
+        <w:t>材料收集者：杜文杰</w:t>
+      </w:r>
+    </w:p>
     <w:sectPr>
       <w:headerReference r:id="rId9" w:type="default"/>
       <w:footerReference r:id="rId10" w:type="default"/>

--- a/03-振荡电路/03-晶体振荡器/恒温晶振OCXO/恒温晶振OCXO.docx
+++ b/03-振荡电路/03-晶体振荡器/恒温晶振OCXO/恒温晶振OCXO.docx
@@ -1,6 +1,6 @@
 
 <file path=word/document.xml><?xml version="1.0" encoding="utf-8"?>
-<w:document xmlns:w="http://schemas.openxmlformats.org/wordprocessingml/2006/main" xmlns:m="http://schemas.openxmlformats.org/officeDocument/2006/math" xmlns:r="http://schemas.openxmlformats.org/officeDocument/2006/relationships" xmlns:o="urn:schemas-microsoft-com:office:office" xmlns:v="urn:schemas-microsoft-com:vml" xmlns:w10="urn:schemas-microsoft-com:office:word" xmlns:a="http://schemas.openxmlformats.org/drawingml/2006/main" xmlns:pic="http://schemas.openxmlformats.org/drawingml/2006/picture" xmlns:wp="http://schemas.openxmlformats.org/drawingml/2006/wordprocessingDrawing">
+<w:document xmlns:m="http://schemas.openxmlformats.org/officeDocument/2006/math" xmlns:r="http://schemas.openxmlformats.org/officeDocument/2006/relationships" xmlns:w="http://schemas.openxmlformats.org/wordprocessingml/2006/main" xmlns:o="urn:schemas-microsoft-com:office:office" xmlns:v="urn:schemas-microsoft-com:vml" xmlns:w10="urn:schemas-microsoft-com:office:word" xmlns:a="http://schemas.openxmlformats.org/drawingml/2006/main" xmlns:pic="http://schemas.openxmlformats.org/drawingml/2006/picture" xmlns:wp="http://schemas.openxmlformats.org/drawingml/2006/wordprocessingDrawing">
   <w:body>
     <w:bookmarkStart w:id="27" w:name="恒温晶振-ocxo"/>
     <w:p>
@@ -9,11 +9,14 @@
       </w:pPr>
       <w:r>
         <w:rPr>
-          <w:rFonts w:hint="eastAsia"/>
+          <w:rFonts w:hint="eastAsia" w:eastAsia="黑体"/>
         </w:rPr>
         <w:t xml:space="preserve">恒温晶振</w:t>
       </w:r>
       <w:r>
+        <w:rPr>
+          <w:rFonts w:eastAsia="黑体"/>
+        </w:rPr>
         <w:t xml:space="preserve"> OCXO</w:t>
       </w:r>
     </w:p>
@@ -24,7 +27,7 @@
       </w:pPr>
       <w:r>
         <w:rPr>
-          <w:rFonts w:hint="eastAsia"/>
+          <w:rFonts w:hint="eastAsia" w:eastAsia="黑体"/>
         </w:rPr>
         <w:t xml:space="preserve">拓扑描述</w:t>
       </w:r>
@@ -35,11 +38,14 @@
       </w:pPr>
       <w:r>
         <w:rPr>
-          <w:rFonts w:hint="eastAsia"/>
+          <w:rFonts w:hint="eastAsia" w:eastAsia="黑体"/>
         </w:rPr>
         <w:t xml:space="preserve">恒温晶振由石英晶体</w:t>
       </w:r>
       <w:r>
+        <w:rPr>
+          <w:rFonts w:eastAsia="黑体"/>
+        </w:rPr>
         <w:t xml:space="preserve"> </w:t>
       </w:r>
       <m:oMath>
@@ -58,11 +64,14 @@
       </m:oMath>
       <w:r>
         <w:rPr>
-          <w:rFonts w:hint="eastAsia"/>
+          <w:rFonts w:hint="eastAsia" w:eastAsia="黑体"/>
         </w:rPr>
         <w:t xml:space="preserve">、振荡放大器</w:t>
       </w:r>
       <w:r>
+        <w:rPr>
+          <w:rFonts w:eastAsia="黑体"/>
+        </w:rPr>
         <w:t xml:space="preserve"> </w:t>
       </w:r>
       <m:oMath>
@@ -81,11 +90,14 @@
       </m:oMath>
       <w:r>
         <w:rPr>
-          <w:rFonts w:hint="eastAsia"/>
+          <w:rFonts w:hint="eastAsia" w:eastAsia="黑体"/>
         </w:rPr>
         <w:t xml:space="preserve">、加热器</w:t>
       </w:r>
       <w:r>
+        <w:rPr>
+          <w:rFonts w:eastAsia="黑体"/>
+        </w:rPr>
         <w:t xml:space="preserve"> </w:t>
       </w:r>
       <m:oMath>
@@ -104,11 +116,14 @@
       </m:oMath>
       <w:r>
         <w:rPr>
-          <w:rFonts w:hint="eastAsia"/>
+          <w:rFonts w:hint="eastAsia" w:eastAsia="黑体"/>
         </w:rPr>
         <w:t xml:space="preserve">、温度传感器</w:t>
       </w:r>
       <w:r>
+        <w:rPr>
+          <w:rFonts w:eastAsia="黑体"/>
+        </w:rPr>
         <w:t xml:space="preserve"> </w:t>
       </w:r>
       <m:oMath>
@@ -126,15 +141,21 @@
         </m:sSub>
       </m:oMath>
       <w:r>
+        <w:rPr>
+          <w:rFonts w:eastAsia="黑体"/>
+        </w:rPr>
         <w:t xml:space="preserve"> </w:t>
       </w:r>
       <w:r>
         <w:rPr>
-          <w:rFonts w:hint="eastAsia"/>
+          <w:rFonts w:hint="eastAsia" w:eastAsia="黑体"/>
         </w:rPr>
         <w:t xml:space="preserve">及恒温控制放大器</w:t>
       </w:r>
       <w:r>
+        <w:rPr>
+          <w:rFonts w:eastAsia="黑体"/>
+        </w:rPr>
         <w:t xml:space="preserve"> </w:t>
       </w:r>
       <m:oMath>
@@ -152,15 +173,21 @@
         </m:sSub>
       </m:oMath>
       <w:r>
+        <w:rPr>
+          <w:rFonts w:eastAsia="黑体"/>
+        </w:rPr>
         <w:t xml:space="preserve"> </w:t>
       </w:r>
       <w:r>
         <w:rPr>
-          <w:rFonts w:hint="eastAsia"/>
+          <w:rFonts w:hint="eastAsia" w:eastAsia="黑体"/>
         </w:rPr>
         <w:t xml:space="preserve">组成，晶体与振荡级封装在恒温槽内。节点定义如下：振荡输入节点</w:t>
       </w:r>
       <w:r>
+        <w:rPr>
+          <w:rFonts w:eastAsia="黑体"/>
+        </w:rPr>
         <w:t xml:space="preserve"> </w:t>
       </w:r>
       <m:oMath>
@@ -181,15 +208,21 @@
         </m:sSub>
       </m:oMath>
       <w:r>
+        <w:rPr>
+          <w:rFonts w:eastAsia="黑体"/>
+        </w:rPr>
         <w:t xml:space="preserve"> </w:t>
       </w:r>
       <w:r>
         <w:rPr>
-          <w:rFonts w:hint="eastAsia"/>
+          <w:rFonts w:hint="eastAsia" w:eastAsia="黑体"/>
         </w:rPr>
         <w:t xml:space="preserve">与输出节点</w:t>
       </w:r>
       <w:r>
+        <w:rPr>
+          <w:rFonts w:eastAsia="黑体"/>
+        </w:rPr>
         <w:t xml:space="preserve"> </w:t>
       </w:r>
       <m:oMath>
@@ -213,15 +246,21 @@
         </m:sSub>
       </m:oMath>
       <w:r>
+        <w:rPr>
+          <w:rFonts w:eastAsia="黑体"/>
+        </w:rPr>
         <w:t xml:space="preserve"> </w:t>
       </w:r>
       <w:r>
         <w:rPr>
-          <w:rFonts w:hint="eastAsia"/>
+          <w:rFonts w:hint="eastAsia" w:eastAsia="黑体"/>
         </w:rPr>
         <w:t xml:space="preserve">为</w:t>
       </w:r>
       <w:r>
+        <w:rPr>
+          <w:rFonts w:eastAsia="黑体"/>
+        </w:rPr>
         <w:t xml:space="preserve"> </w:t>
       </w:r>
       <m:oMath>
@@ -239,468 +278,21 @@
         </m:sSub>
       </m:oMath>
       <w:r>
+        <w:rPr>
+          <w:rFonts w:eastAsia="黑体"/>
+        </w:rPr>
         <w:t xml:space="preserve"> </w:t>
       </w:r>
       <w:r>
         <w:rPr>
-          <w:rFonts w:hint="eastAsia"/>
+          <w:rFonts w:hint="eastAsia" w:eastAsia="黑体"/>
         </w:rPr>
         <w:t xml:space="preserve">两端，晶体跨接其间；槽内温度节点</w:t>
       </w:r>
       <w:r>
-        <w:t xml:space="preserve"> </w:t>
-      </w:r>
-      <m:oMath>
-        <m:sSub>
-          <m:e>
-            <m:r>
-              <m:t>N</m:t>
-            </m:r>
-          </m:e>
-          <m:sub>
-            <m:r>
-              <m:t>t</m:t>
-            </m:r>
-            <m:r>
-              <m:t>e</m:t>
-            </m:r>
-            <m:r>
-              <m:t>m</m:t>
-            </m:r>
-            <m:r>
-              <m:t>p</m:t>
-            </m:r>
-          </m:sub>
-        </m:sSub>
-      </m:oMath>
-      <w:r>
-        <w:t xml:space="preserve"> </w:t>
-      </w:r>
-      <w:r>
         <w:rPr>
-          <w:rFonts w:hint="eastAsia"/>
+          <w:rFonts w:eastAsia="黑体"/>
         </w:rPr>
-        <w:t xml:space="preserve">为恒温槽内部温场；温度传感输出节点</w:t>
-      </w:r>
-      <w:r>
-        <w:t xml:space="preserve"> </w:t>
-      </w:r>
-      <m:oMath>
-        <m:sSub>
-          <m:e>
-            <m:r>
-              <m:t>N</m:t>
-            </m:r>
-          </m:e>
-          <m:sub>
-            <m:r>
-              <m:t>s</m:t>
-            </m:r>
-            <m:r>
-              <m:t>e</m:t>
-            </m:r>
-            <m:r>
-              <m:t>n</m:t>
-            </m:r>
-          </m:sub>
-        </m:sSub>
-      </m:oMath>
-      <w:r>
-        <w:t xml:space="preserve"> </w:t>
-      </w:r>
-      <w:r>
-        <w:rPr>
-          <w:rFonts w:hint="eastAsia"/>
-        </w:rPr>
-        <w:t xml:space="preserve">为</w:t>
-      </w:r>
-      <w:r>
-        <w:t xml:space="preserve"> </w:t>
-      </w:r>
-      <m:oMath>
-        <m:sSub>
-          <m:e>
-            <m:r>
-              <m:t>S</m:t>
-            </m:r>
-          </m:e>
-          <m:sub>
-            <m:r>
-              <m:t>t</m:t>
-            </m:r>
-          </m:sub>
-        </m:sSub>
-      </m:oMath>
-      <w:r>
-        <w:t xml:space="preserve"> </w:t>
-      </w:r>
-      <w:r>
-        <w:rPr>
-          <w:rFonts w:hint="eastAsia"/>
-        </w:rPr>
-        <w:t xml:space="preserve">的输出；加热控制节点</w:t>
-      </w:r>
-      <w:r>
-        <w:t xml:space="preserve"> </w:t>
-      </w:r>
-      <m:oMath>
-        <m:sSub>
-          <m:e>
-            <m:r>
-              <m:t>N</m:t>
-            </m:r>
-          </m:e>
-          <m:sub>
-            <m:r>
-              <m:t>h</m:t>
-            </m:r>
-            <m:r>
-              <m:t>e</m:t>
-            </m:r>
-            <m:r>
-              <m:t>a</m:t>
-            </m:r>
-            <m:r>
-              <m:t>t</m:t>
-            </m:r>
-          </m:sub>
-        </m:sSub>
-      </m:oMath>
-      <w:r>
-        <w:t xml:space="preserve"> </w:t>
-      </w:r>
-      <w:r>
-        <w:rPr>
-          <w:rFonts w:hint="eastAsia"/>
-        </w:rPr>
-        <w:t xml:space="preserve">为</w:t>
-      </w:r>
-      <w:r>
-        <w:t xml:space="preserve"> </w:t>
-      </w:r>
-      <m:oMath>
-        <m:sSub>
-          <m:e>
-            <m:r>
-              <m:t>A</m:t>
-            </m:r>
-          </m:e>
-          <m:sub>
-            <m:r>
-              <m:t>2</m:t>
-            </m:r>
-          </m:sub>
-        </m:sSub>
-      </m:oMath>
-      <w:r>
-        <w:t xml:space="preserve"> </w:t>
-      </w:r>
-      <w:r>
-        <w:rPr>
-          <w:rFonts w:hint="eastAsia"/>
-        </w:rPr>
-        <w:t xml:space="preserve">输出、驱动</w:t>
-      </w:r>
-      <w:r>
-        <w:t xml:space="preserve"> </w:t>
-      </w:r>
-      <m:oMath>
-        <m:sSub>
-          <m:e>
-            <m:r>
-              <m:t>H</m:t>
-            </m:r>
-          </m:e>
-          <m:sub>
-            <m:r>
-              <m:t>1</m:t>
-            </m:r>
-          </m:sub>
-        </m:sSub>
-      </m:oMath>
-      <w:r>
-        <w:rPr>
-          <w:rFonts w:hint="eastAsia"/>
-        </w:rPr>
-        <w:t xml:space="preserve">；设定温度节点</w:t>
-      </w:r>
-      <w:r>
-        <w:t xml:space="preserve"> </w:t>
-      </w:r>
-      <m:oMath>
-        <m:sSub>
-          <m:e>
-            <m:r>
-              <m:t>N</m:t>
-            </m:r>
-          </m:e>
-          <m:sub>
-            <m:r>
-              <m:t>s</m:t>
-            </m:r>
-            <m:r>
-              <m:t>e</m:t>
-            </m:r>
-            <m:r>
-              <m:t>t</m:t>
-            </m:r>
-          </m:sub>
-        </m:sSub>
-      </m:oMath>
-      <w:r>
-        <w:t xml:space="preserve"> </w:t>
-      </w:r>
-      <w:r>
-        <w:rPr>
-          <w:rFonts w:hint="eastAsia"/>
-        </w:rPr>
-        <w:t xml:space="preserve">为参考电压；电源节点</w:t>
-      </w:r>
-      <w:r>
-        <w:t xml:space="preserve"> </w:t>
-      </w:r>
-      <m:oMath>
-        <m:sSub>
-          <m:e>
-            <m:r>
-              <m:t>V</m:t>
-            </m:r>
-          </m:e>
-          <m:sub>
-            <m:r>
-              <m:t>D</m:t>
-            </m:r>
-            <m:r>
-              <m:t>D</m:t>
-            </m:r>
-          </m:sub>
-        </m:sSub>
-      </m:oMath>
-      <w:r>
-        <w:t xml:space="preserve"> </w:t>
-      </w:r>
-      <w:r>
-        <w:rPr>
-          <w:rFonts w:hint="eastAsia"/>
-        </w:rPr>
-        <w:t xml:space="preserve">与地节点</w:t>
-      </w:r>
-      <w:r>
-        <w:t xml:space="preserve"> GND </w:t>
-      </w:r>
-      <w:r>
-        <w:rPr>
-          <w:rFonts w:hint="eastAsia"/>
-        </w:rPr>
-        <w:t xml:space="preserve">为各电路供电基准。</w:t>
-      </w:r>
-    </w:p>
-    <w:p>
-      <w:pPr/>
-      <w:r>
-        <w:rPr>
-          <w:rFonts w:hint="eastAsia"/>
-        </w:rPr>
-        <w:t xml:space="preserve">各元件管脚连接：晶体</w:t>
-      </w:r>
-      <w:r>
-        <w:t xml:space="preserve"> </w:t>
-      </w:r>
-      <m:oMath>
-        <m:sSub>
-          <m:e>
-            <m:r>
-              <m:t>X</m:t>
-            </m:r>
-          </m:e>
-          <m:sub>
-            <m:r>
-              <m:t>1</m:t>
-            </m:r>
-          </m:sub>
-        </m:sSub>
-      </m:oMath>
-      <w:r>
-        <w:t xml:space="preserve"> </w:t>
-      </w:r>
-      <w:r>
-        <w:rPr>
-          <w:rFonts w:hint="eastAsia"/>
-        </w:rPr>
-        <w:t xml:space="preserve">两引脚分别接</w:t>
-      </w:r>
-      <w:r>
-        <w:t xml:space="preserve"> </w:t>
-      </w:r>
-      <m:oMath>
-        <m:sSub>
-          <m:e>
-            <m:r>
-              <m:t>N</m:t>
-            </m:r>
-          </m:e>
-          <m:sub>
-            <m:r>
-              <m:t>i</m:t>
-            </m:r>
-            <m:r>
-              <m:t>n</m:t>
-            </m:r>
-          </m:sub>
-        </m:sSub>
-      </m:oMath>
-      <w:r>
-        <w:t xml:space="preserve">、</w:t>
-      </w:r>
-      <m:oMath>
-        <m:sSub>
-          <m:e>
-            <m:r>
-              <m:t>N</m:t>
-            </m:r>
-          </m:e>
-          <m:sub>
-            <m:r>
-              <m:t>o</m:t>
-            </m:r>
-            <m:r>
-              <m:t>u</m:t>
-            </m:r>
-            <m:r>
-              <m:t>t</m:t>
-            </m:r>
-          </m:sub>
-        </m:sSub>
-      </m:oMath>
-      <w:r>
-        <w:rPr>
-          <w:rFonts w:hint="eastAsia"/>
-        </w:rPr>
-        <w:t xml:space="preserve">；振荡放大器</w:t>
-      </w:r>
-      <w:r>
-        <w:t xml:space="preserve"> </w:t>
-      </w:r>
-      <m:oMath>
-        <m:sSub>
-          <m:e>
-            <m:r>
-              <m:t>A</m:t>
-            </m:r>
-          </m:e>
-          <m:sub>
-            <m:r>
-              <m:t>1</m:t>
-            </m:r>
-          </m:sub>
-        </m:sSub>
-      </m:oMath>
-      <w:r>
-        <w:t xml:space="preserve"> </w:t>
-      </w:r>
-      <w:r>
-        <w:rPr>
-          <w:rFonts w:hint="eastAsia"/>
-        </w:rPr>
-        <w:t xml:space="preserve">的</w:t>
-      </w:r>
-      <w:r>
-        <w:t xml:space="preserve"> IN </w:t>
-      </w:r>
-      <w:r>
-        <w:rPr>
-          <w:rFonts w:hint="eastAsia"/>
-        </w:rPr>
-        <w:t xml:space="preserve">接</w:t>
-      </w:r>
-      <w:r>
-        <w:t xml:space="preserve"> </w:t>
-      </w:r>
-      <m:oMath>
-        <m:sSub>
-          <m:e>
-            <m:r>
-              <m:t>N</m:t>
-            </m:r>
-          </m:e>
-          <m:sub>
-            <m:r>
-              <m:t>i</m:t>
-            </m:r>
-            <m:r>
-              <m:t>n</m:t>
-            </m:r>
-          </m:sub>
-        </m:sSub>
-      </m:oMath>
-      <w:r>
-        <w:t xml:space="preserve">、OUT </w:t>
-      </w:r>
-      <w:r>
-        <w:rPr>
-          <w:rFonts w:hint="eastAsia"/>
-        </w:rPr>
-        <w:t xml:space="preserve">接</w:t>
-      </w:r>
-      <w:r>
-        <w:t xml:space="preserve"> </w:t>
-      </w:r>
-      <m:oMath>
-        <m:sSub>
-          <m:e>
-            <m:r>
-              <m:t>N</m:t>
-            </m:r>
-          </m:e>
-          <m:sub>
-            <m:r>
-              <m:t>o</m:t>
-            </m:r>
-            <m:r>
-              <m:t>u</m:t>
-            </m:r>
-            <m:r>
-              <m:t>t</m:t>
-            </m:r>
-          </m:sub>
-        </m:sSub>
-      </m:oMath>
-      <w:r>
-        <w:t xml:space="preserve">、V+/V− </w:t>
-      </w:r>
-      <w:r>
-        <w:rPr>
-          <w:rFonts w:hint="eastAsia"/>
-        </w:rPr>
-        <w:t xml:space="preserve">接电源；温度传感器</w:t>
-      </w:r>
-      <w:r>
-        <w:t xml:space="preserve"> </w:t>
-      </w:r>
-      <m:oMath>
-        <m:sSub>
-          <m:e>
-            <m:r>
-              <m:t>S</m:t>
-            </m:r>
-          </m:e>
-          <m:sub>
-            <m:r>
-              <m:t>t</m:t>
-            </m:r>
-          </m:sub>
-        </m:sSub>
-      </m:oMath>
-      <w:r>
-        <w:t xml:space="preserve"> </w:t>
-      </w:r>
-      <w:r>
-        <w:rPr>
-          <w:rFonts w:hint="eastAsia"/>
-        </w:rPr>
-        <w:t xml:space="preserve">感温端位于</w:t>
-      </w:r>
-      <w:r>
         <w:t xml:space="preserve"> </w:t>
       </w:r>
       <m:oMath>
@@ -728,11 +320,20 @@
       </m:oMath>
       <w:r>
         <w:rPr>
-          <w:rFonts w:hint="eastAsia"/>
+          <w:rFonts w:eastAsia="黑体"/>
         </w:rPr>
-        <w:t xml:space="preserve">、输出端接</w:t>
+        <w:t xml:space="preserve"> </w:t>
       </w:r>
       <w:r>
+        <w:rPr>
+          <w:rFonts w:hint="eastAsia" w:eastAsia="黑体"/>
+        </w:rPr>
+        <w:t xml:space="preserve">为恒温槽内部温场；温度传感输出节点</w:t>
+      </w:r>
+      <w:r>
+        <w:rPr>
+          <w:rFonts w:eastAsia="黑体"/>
+        </w:rPr>
         <w:t xml:space="preserve"> </w:t>
       </w:r>
       <m:oMath>
@@ -757,94 +358,30 @@
       </m:oMath>
       <w:r>
         <w:rPr>
-          <w:rFonts w:hint="eastAsia"/>
+          <w:rFonts w:eastAsia="黑体"/>
         </w:rPr>
-        <w:t xml:space="preserve">；控制放大器</w:t>
+        <w:t xml:space="preserve"> </w:t>
       </w:r>
       <w:r>
+        <w:rPr>
+          <w:rFonts w:hint="eastAsia" w:eastAsia="黑体"/>
+        </w:rPr>
+        <w:t xml:space="preserve">为</w:t>
+      </w:r>
+      <w:r>
+        <w:rPr>
+          <w:rFonts w:eastAsia="黑体"/>
+        </w:rPr>
         <w:t xml:space="preserve"> </w:t>
       </w:r>
       <m:oMath>
         <m:sSub>
           <m:e>
             <m:r>
-              <m:t>A</m:t>
+              <m:t>S</m:t>
             </m:r>
           </m:e>
           <m:sub>
-            <m:r>
-              <m:t>2</m:t>
-            </m:r>
-          </m:sub>
-        </m:sSub>
-      </m:oMath>
-      <w:r>
-        <w:t xml:space="preserve"> </w:t>
-      </w:r>
-      <w:r>
-        <w:rPr>
-          <w:rFonts w:hint="eastAsia"/>
-        </w:rPr>
-        <w:t xml:space="preserve">的</w:t>
-      </w:r>
-      <w:r>
-        <w:t xml:space="preserve"> IN− </w:t>
-      </w:r>
-      <w:r>
-        <w:rPr>
-          <w:rFonts w:hint="eastAsia"/>
-        </w:rPr>
-        <w:t xml:space="preserve">接</w:t>
-      </w:r>
-      <w:r>
-        <w:t xml:space="preserve"> </w:t>
-      </w:r>
-      <m:oMath>
-        <m:sSub>
-          <m:e>
-            <m:r>
-              <m:t>N</m:t>
-            </m:r>
-          </m:e>
-          <m:sub>
-            <m:r>
-              <m:t>s</m:t>
-            </m:r>
-            <m:r>
-              <m:t>e</m:t>
-            </m:r>
-            <m:r>
-              <m:t>n</m:t>
-            </m:r>
-          </m:sub>
-        </m:sSub>
-      </m:oMath>
-      <w:r>
-        <w:t xml:space="preserve">、IN+ </w:t>
-      </w:r>
-      <w:r>
-        <w:rPr>
-          <w:rFonts w:hint="eastAsia"/>
-        </w:rPr>
-        <w:t xml:space="preserve">接</w:t>
-      </w:r>
-      <w:r>
-        <w:t xml:space="preserve"> </w:t>
-      </w:r>
-      <m:oMath>
-        <m:sSub>
-          <m:e>
-            <m:r>
-              <m:t>N</m:t>
-            </m:r>
-          </m:e>
-          <m:sub>
-            <m:r>
-              <m:t>s</m:t>
-            </m:r>
-            <m:r>
-              <m:t>e</m:t>
-            </m:r>
             <m:r>
               <m:t>t</m:t>
             </m:r>
@@ -852,15 +389,21 @@
         </m:sSub>
       </m:oMath>
       <w:r>
-        <w:t xml:space="preserve">、OUT </w:t>
+        <w:rPr>
+          <w:rFonts w:eastAsia="黑体"/>
+        </w:rPr>
+        <w:t xml:space="preserve"> </w:t>
       </w:r>
       <w:r>
         <w:rPr>
-          <w:rFonts w:hint="eastAsia"/>
+          <w:rFonts w:hint="eastAsia" w:eastAsia="黑体"/>
         </w:rPr>
-        <w:t xml:space="preserve">接</w:t>
+        <w:t xml:space="preserve">的输出；加热控制节点</w:t>
       </w:r>
       <w:r>
+        <w:rPr>
+          <w:rFonts w:eastAsia="黑体"/>
+        </w:rPr>
         <w:t xml:space="preserve"> </w:t>
       </w:r>
       <m:oMath>
@@ -888,11 +431,52 @@
       </m:oMath>
       <w:r>
         <w:rPr>
-          <w:rFonts w:hint="eastAsia"/>
+          <w:rFonts w:eastAsia="黑体"/>
         </w:rPr>
-        <w:t xml:space="preserve">；加热器</w:t>
+        <w:t xml:space="preserve"> </w:t>
       </w:r>
       <w:r>
+        <w:rPr>
+          <w:rFonts w:hint="eastAsia" w:eastAsia="黑体"/>
+        </w:rPr>
+        <w:t xml:space="preserve">为</w:t>
+      </w:r>
+      <w:r>
+        <w:rPr>
+          <w:rFonts w:eastAsia="黑体"/>
+        </w:rPr>
+        <w:t xml:space="preserve"> </w:t>
+      </w:r>
+      <m:oMath>
+        <m:sSub>
+          <m:e>
+            <m:r>
+              <m:t>A</m:t>
+            </m:r>
+          </m:e>
+          <m:sub>
+            <m:r>
+              <m:t>2</m:t>
+            </m:r>
+          </m:sub>
+        </m:sSub>
+      </m:oMath>
+      <w:r>
+        <w:rPr>
+          <w:rFonts w:eastAsia="黑体"/>
+        </w:rPr>
+        <w:t xml:space="preserve"> </w:t>
+      </w:r>
+      <w:r>
+        <w:rPr>
+          <w:rFonts w:hint="eastAsia" w:eastAsia="黑体"/>
+        </w:rPr>
+        <w:t xml:space="preserve">输出、驱动</w:t>
+      </w:r>
+      <w:r>
+        <w:rPr>
+          <w:rFonts w:eastAsia="黑体"/>
+        </w:rPr>
         <w:t xml:space="preserve"> </w:t>
       </w:r>
       <m:oMath>
@@ -910,15 +494,532 @@
         </m:sSub>
       </m:oMath>
       <w:r>
+        <w:rPr>
+          <w:rFonts w:hint="eastAsia" w:eastAsia="黑体"/>
+        </w:rPr>
+        <w:t xml:space="preserve">；设定温度节点</w:t>
+      </w:r>
+      <w:r>
+        <w:rPr>
+          <w:rFonts w:eastAsia="黑体"/>
+        </w:rPr>
+        <w:t xml:space="preserve"> </w:t>
+      </w:r>
+      <m:oMath>
+        <m:sSub>
+          <m:e>
+            <m:r>
+              <m:t>N</m:t>
+            </m:r>
+          </m:e>
+          <m:sub>
+            <m:r>
+              <m:t>s</m:t>
+            </m:r>
+            <m:r>
+              <m:t>e</m:t>
+            </m:r>
+            <m:r>
+              <m:t>t</m:t>
+            </m:r>
+          </m:sub>
+        </m:sSub>
+      </m:oMath>
+      <w:r>
+        <w:rPr>
+          <w:rFonts w:eastAsia="黑体"/>
+        </w:rPr>
         <w:t xml:space="preserve"> </w:t>
       </w:r>
       <w:r>
         <w:rPr>
-          <w:rFonts w:hint="eastAsia"/>
+          <w:rFonts w:hint="eastAsia" w:eastAsia="黑体"/>
         </w:rPr>
-        <w:t xml:space="preserve">一端接</w:t>
+        <w:t xml:space="preserve">为参考电压；电源节点</w:t>
       </w:r>
       <w:r>
+        <w:rPr>
+          <w:rFonts w:eastAsia="黑体"/>
+        </w:rPr>
+        <w:t xml:space="preserve"> </w:t>
+      </w:r>
+      <m:oMath>
+        <m:sSub>
+          <m:e>
+            <m:r>
+              <m:t>V</m:t>
+            </m:r>
+          </m:e>
+          <m:sub>
+            <m:r>
+              <m:t>D</m:t>
+            </m:r>
+            <m:r>
+              <m:t>D</m:t>
+            </m:r>
+          </m:sub>
+        </m:sSub>
+      </m:oMath>
+      <w:r>
+        <w:rPr>
+          <w:rFonts w:eastAsia="黑体"/>
+        </w:rPr>
+        <w:t xml:space="preserve"> </w:t>
+      </w:r>
+      <w:r>
+        <w:rPr>
+          <w:rFonts w:hint="eastAsia" w:eastAsia="黑体"/>
+        </w:rPr>
+        <w:t xml:space="preserve">与地节点</w:t>
+      </w:r>
+      <w:r>
+        <w:rPr>
+          <w:rFonts w:eastAsia="黑体"/>
+        </w:rPr>
+        <w:t xml:space="preserve"> GND </w:t>
+      </w:r>
+      <w:r>
+        <w:rPr>
+          <w:rFonts w:hint="eastAsia" w:eastAsia="黑体"/>
+        </w:rPr>
+        <w:t xml:space="preserve">为各电路供电基准。</w:t>
+      </w:r>
+    </w:p>
+    <w:p>
+      <w:pPr/>
+      <w:r>
+        <w:rPr>
+          <w:rFonts w:hint="eastAsia" w:eastAsia="黑体"/>
+        </w:rPr>
+        <w:t xml:space="preserve">各元件管脚连接：晶体</w:t>
+      </w:r>
+      <w:r>
+        <w:rPr>
+          <w:rFonts w:eastAsia="黑体"/>
+        </w:rPr>
+        <w:t xml:space="preserve"> </w:t>
+      </w:r>
+      <m:oMath>
+        <m:sSub>
+          <m:e>
+            <m:r>
+              <m:t>X</m:t>
+            </m:r>
+          </m:e>
+          <m:sub>
+            <m:r>
+              <m:t>1</m:t>
+            </m:r>
+          </m:sub>
+        </m:sSub>
+      </m:oMath>
+      <w:r>
+        <w:rPr>
+          <w:rFonts w:eastAsia="黑体"/>
+        </w:rPr>
+        <w:t xml:space="preserve"> </w:t>
+      </w:r>
+      <w:r>
+        <w:rPr>
+          <w:rFonts w:hint="eastAsia" w:eastAsia="黑体"/>
+        </w:rPr>
+        <w:t xml:space="preserve">两引脚分别接</w:t>
+      </w:r>
+      <w:r>
+        <w:rPr>
+          <w:rFonts w:eastAsia="黑体"/>
+        </w:rPr>
+        <w:t xml:space="preserve"> </w:t>
+      </w:r>
+      <m:oMath>
+        <m:sSub>
+          <m:e>
+            <m:r>
+              <m:t>N</m:t>
+            </m:r>
+          </m:e>
+          <m:sub>
+            <m:r>
+              <m:t>i</m:t>
+            </m:r>
+            <m:r>
+              <m:t>n</m:t>
+            </m:r>
+          </m:sub>
+        </m:sSub>
+      </m:oMath>
+      <w:r>
+        <w:rPr>
+          <w:rFonts w:eastAsia="黑体"/>
+        </w:rPr>
+        <w:t xml:space="preserve">、</w:t>
+      </w:r>
+      <m:oMath>
+        <m:sSub>
+          <m:e>
+            <m:r>
+              <m:t>N</m:t>
+            </m:r>
+          </m:e>
+          <m:sub>
+            <m:r>
+              <m:t>o</m:t>
+            </m:r>
+            <m:r>
+              <m:t>u</m:t>
+            </m:r>
+            <m:r>
+              <m:t>t</m:t>
+            </m:r>
+          </m:sub>
+        </m:sSub>
+      </m:oMath>
+      <w:r>
+        <w:rPr>
+          <w:rFonts w:hint="eastAsia" w:eastAsia="黑体"/>
+        </w:rPr>
+        <w:t xml:space="preserve">；振荡放大器</w:t>
+      </w:r>
+      <w:r>
+        <w:rPr>
+          <w:rFonts w:eastAsia="黑体"/>
+        </w:rPr>
+        <w:t xml:space="preserve"> </w:t>
+      </w:r>
+      <m:oMath>
+        <m:sSub>
+          <m:e>
+            <m:r>
+              <m:t>A</m:t>
+            </m:r>
+          </m:e>
+          <m:sub>
+            <m:r>
+              <m:t>1</m:t>
+            </m:r>
+          </m:sub>
+        </m:sSub>
+      </m:oMath>
+      <w:r>
+        <w:rPr>
+          <w:rFonts w:eastAsia="黑体"/>
+        </w:rPr>
+        <w:t xml:space="preserve"> </w:t>
+      </w:r>
+      <w:r>
+        <w:rPr>
+          <w:rFonts w:hint="eastAsia" w:eastAsia="黑体"/>
+        </w:rPr>
+        <w:t xml:space="preserve">的</w:t>
+      </w:r>
+      <w:r>
+        <w:rPr>
+          <w:rFonts w:eastAsia="黑体"/>
+        </w:rPr>
+        <w:t xml:space="preserve"> IN </w:t>
+      </w:r>
+      <w:r>
+        <w:rPr>
+          <w:rFonts w:hint="eastAsia" w:eastAsia="黑体"/>
+        </w:rPr>
+        <w:t xml:space="preserve">接</w:t>
+      </w:r>
+      <w:r>
+        <w:rPr>
+          <w:rFonts w:eastAsia="黑体"/>
+        </w:rPr>
+        <w:t xml:space="preserve"> </w:t>
+      </w:r>
+      <m:oMath>
+        <m:sSub>
+          <m:e>
+            <m:r>
+              <m:t>N</m:t>
+            </m:r>
+          </m:e>
+          <m:sub>
+            <m:r>
+              <m:t>i</m:t>
+            </m:r>
+            <m:r>
+              <m:t>n</m:t>
+            </m:r>
+          </m:sub>
+        </m:sSub>
+      </m:oMath>
+      <w:r>
+        <w:rPr>
+          <w:rFonts w:eastAsia="黑体"/>
+        </w:rPr>
+        <w:t xml:space="preserve">、OUT </w:t>
+      </w:r>
+      <w:r>
+        <w:rPr>
+          <w:rFonts w:hint="eastAsia" w:eastAsia="黑体"/>
+        </w:rPr>
+        <w:t xml:space="preserve">接</w:t>
+      </w:r>
+      <w:r>
+        <w:rPr>
+          <w:rFonts w:eastAsia="黑体"/>
+        </w:rPr>
+        <w:t xml:space="preserve"> </w:t>
+      </w:r>
+      <m:oMath>
+        <m:sSub>
+          <m:e>
+            <m:r>
+              <m:t>N</m:t>
+            </m:r>
+          </m:e>
+          <m:sub>
+            <m:r>
+              <m:t>o</m:t>
+            </m:r>
+            <m:r>
+              <m:t>u</m:t>
+            </m:r>
+            <m:r>
+              <m:t>t</m:t>
+            </m:r>
+          </m:sub>
+        </m:sSub>
+      </m:oMath>
+      <w:r>
+        <w:rPr>
+          <w:rFonts w:eastAsia="黑体"/>
+        </w:rPr>
+        <w:t xml:space="preserve">、V+/V− </w:t>
+      </w:r>
+      <w:r>
+        <w:rPr>
+          <w:rFonts w:hint="eastAsia" w:eastAsia="黑体"/>
+        </w:rPr>
+        <w:t xml:space="preserve">接电源；温度传感器</w:t>
+      </w:r>
+      <w:r>
+        <w:rPr>
+          <w:rFonts w:eastAsia="黑体"/>
+        </w:rPr>
+        <w:t xml:space="preserve"> </w:t>
+      </w:r>
+      <m:oMath>
+        <m:sSub>
+          <m:e>
+            <m:r>
+              <m:t>S</m:t>
+            </m:r>
+          </m:e>
+          <m:sub>
+            <m:r>
+              <m:t>t</m:t>
+            </m:r>
+          </m:sub>
+        </m:sSub>
+      </m:oMath>
+      <w:r>
+        <w:rPr>
+          <w:rFonts w:eastAsia="黑体"/>
+        </w:rPr>
+        <w:t xml:space="preserve"> </w:t>
+      </w:r>
+      <w:r>
+        <w:rPr>
+          <w:rFonts w:hint="eastAsia" w:eastAsia="黑体"/>
+        </w:rPr>
+        <w:t xml:space="preserve">感温端位于</w:t>
+      </w:r>
+      <w:r>
+        <w:rPr>
+          <w:rFonts w:eastAsia="黑体"/>
+        </w:rPr>
+        <w:t xml:space="preserve"> </w:t>
+      </w:r>
+      <m:oMath>
+        <m:sSub>
+          <m:e>
+            <m:r>
+              <m:t>N</m:t>
+            </m:r>
+          </m:e>
+          <m:sub>
+            <m:r>
+              <m:t>t</m:t>
+            </m:r>
+            <m:r>
+              <m:t>e</m:t>
+            </m:r>
+            <m:r>
+              <m:t>m</m:t>
+            </m:r>
+            <m:r>
+              <m:t>p</m:t>
+            </m:r>
+          </m:sub>
+        </m:sSub>
+      </m:oMath>
+      <w:r>
+        <w:rPr>
+          <w:rFonts w:hint="eastAsia" w:eastAsia="黑体"/>
+        </w:rPr>
+        <w:t xml:space="preserve">、输出端接</w:t>
+      </w:r>
+      <w:r>
+        <w:rPr>
+          <w:rFonts w:eastAsia="黑体"/>
+        </w:rPr>
+        <w:t xml:space="preserve"> </w:t>
+      </w:r>
+      <m:oMath>
+        <m:sSub>
+          <m:e>
+            <m:r>
+              <m:t>N</m:t>
+            </m:r>
+          </m:e>
+          <m:sub>
+            <m:r>
+              <m:t>s</m:t>
+            </m:r>
+            <m:r>
+              <m:t>e</m:t>
+            </m:r>
+            <m:r>
+              <m:t>n</m:t>
+            </m:r>
+          </m:sub>
+        </m:sSub>
+      </m:oMath>
+      <w:r>
+        <w:rPr>
+          <w:rFonts w:hint="eastAsia" w:eastAsia="黑体"/>
+        </w:rPr>
+        <w:t xml:space="preserve">；控制放大器</w:t>
+      </w:r>
+      <w:r>
+        <w:rPr>
+          <w:rFonts w:eastAsia="黑体"/>
+        </w:rPr>
+        <w:t xml:space="preserve"> </w:t>
+      </w:r>
+      <m:oMath>
+        <m:sSub>
+          <m:e>
+            <m:r>
+              <m:t>A</m:t>
+            </m:r>
+          </m:e>
+          <m:sub>
+            <m:r>
+              <m:t>2</m:t>
+            </m:r>
+          </m:sub>
+        </m:sSub>
+      </m:oMath>
+      <w:r>
+        <w:rPr>
+          <w:rFonts w:eastAsia="黑体"/>
+        </w:rPr>
+        <w:t xml:space="preserve"> </w:t>
+      </w:r>
+      <w:r>
+        <w:rPr>
+          <w:rFonts w:hint="eastAsia" w:eastAsia="黑体"/>
+        </w:rPr>
+        <w:t xml:space="preserve">的</w:t>
+      </w:r>
+      <w:r>
+        <w:rPr>
+          <w:rFonts w:eastAsia="黑体"/>
+        </w:rPr>
+        <w:t xml:space="preserve"> IN− </w:t>
+      </w:r>
+      <w:r>
+        <w:rPr>
+          <w:rFonts w:hint="eastAsia" w:eastAsia="黑体"/>
+        </w:rPr>
+        <w:t xml:space="preserve">接</w:t>
+      </w:r>
+      <w:r>
+        <w:rPr>
+          <w:rFonts w:eastAsia="黑体"/>
+        </w:rPr>
+        <w:t xml:space="preserve"> </w:t>
+      </w:r>
+      <m:oMath>
+        <m:sSub>
+          <m:e>
+            <m:r>
+              <m:t>N</m:t>
+            </m:r>
+          </m:e>
+          <m:sub>
+            <m:r>
+              <m:t>s</m:t>
+            </m:r>
+            <m:r>
+              <m:t>e</m:t>
+            </m:r>
+            <m:r>
+              <m:t>n</m:t>
+            </m:r>
+          </m:sub>
+        </m:sSub>
+      </m:oMath>
+      <w:r>
+        <w:rPr>
+          <w:rFonts w:eastAsia="黑体"/>
+        </w:rPr>
+        <w:t xml:space="preserve">、IN+ </w:t>
+      </w:r>
+      <w:r>
+        <w:rPr>
+          <w:rFonts w:hint="eastAsia" w:eastAsia="黑体"/>
+        </w:rPr>
+        <w:t xml:space="preserve">接</w:t>
+      </w:r>
+      <w:r>
+        <w:rPr>
+          <w:rFonts w:eastAsia="黑体"/>
+        </w:rPr>
+        <w:t xml:space="preserve"> </w:t>
+      </w:r>
+      <m:oMath>
+        <m:sSub>
+          <m:e>
+            <m:r>
+              <m:t>N</m:t>
+            </m:r>
+          </m:e>
+          <m:sub>
+            <m:r>
+              <m:t>s</m:t>
+            </m:r>
+            <m:r>
+              <m:t>e</m:t>
+            </m:r>
+            <m:r>
+              <m:t>t</m:t>
+            </m:r>
+          </m:sub>
+        </m:sSub>
+      </m:oMath>
+      <w:r>
+        <w:rPr>
+          <w:rFonts w:eastAsia="黑体"/>
+        </w:rPr>
+        <w:t xml:space="preserve">、OUT </w:t>
+      </w:r>
+      <w:r>
+        <w:rPr>
+          <w:rFonts w:hint="eastAsia" w:eastAsia="黑体"/>
+        </w:rPr>
+        <w:t xml:space="preserve">接</w:t>
+      </w:r>
+      <w:r>
+        <w:rPr>
+          <w:rFonts w:eastAsia="黑体"/>
+        </w:rPr>
         <w:t xml:space="preserve"> </w:t>
       </w:r>
       <m:oMath>
@@ -946,7 +1047,74 @@
       </m:oMath>
       <w:r>
         <w:rPr>
-          <w:rFonts w:hint="eastAsia"/>
+          <w:rFonts w:hint="eastAsia" w:eastAsia="黑体"/>
+        </w:rPr>
+        <w:t xml:space="preserve">；加热器</w:t>
+      </w:r>
+      <w:r>
+        <w:rPr>
+          <w:rFonts w:eastAsia="黑体"/>
+        </w:rPr>
+        <w:t xml:space="preserve"> </w:t>
+      </w:r>
+      <m:oMath>
+        <m:sSub>
+          <m:e>
+            <m:r>
+              <m:t>H</m:t>
+            </m:r>
+          </m:e>
+          <m:sub>
+            <m:r>
+              <m:t>1</m:t>
+            </m:r>
+          </m:sub>
+        </m:sSub>
+      </m:oMath>
+      <w:r>
+        <w:rPr>
+          <w:rFonts w:eastAsia="黑体"/>
+        </w:rPr>
+        <w:t xml:space="preserve"> </w:t>
+      </w:r>
+      <w:r>
+        <w:rPr>
+          <w:rFonts w:hint="eastAsia" w:eastAsia="黑体"/>
+        </w:rPr>
+        <w:t xml:space="preserve">一端接</w:t>
+      </w:r>
+      <w:r>
+        <w:rPr>
+          <w:rFonts w:eastAsia="黑体"/>
+        </w:rPr>
+        <w:t xml:space="preserve"> </w:t>
+      </w:r>
+      <m:oMath>
+        <m:sSub>
+          <m:e>
+            <m:r>
+              <m:t>N</m:t>
+            </m:r>
+          </m:e>
+          <m:sub>
+            <m:r>
+              <m:t>h</m:t>
+            </m:r>
+            <m:r>
+              <m:t>e</m:t>
+            </m:r>
+            <m:r>
+              <m:t>a</m:t>
+            </m:r>
+            <m:r>
+              <m:t>t</m:t>
+            </m:r>
+          </m:sub>
+        </m:sSub>
+      </m:oMath>
+      <w:r>
+        <w:rPr>
+          <w:rFonts w:hint="eastAsia" w:eastAsia="黑体"/>
         </w:rPr>
         <w:t xml:space="preserve">、另一端接电源回路，把槽温稳定在晶体零温度系数拐点。</w:t>
       </w:r>
@@ -955,7 +1123,7 @@
       <w:pPr/>
       <w:r>
         <w:rPr>
-          <w:rFonts w:hint="eastAsia"/>
+          <w:rFonts w:hint="eastAsia" w:eastAsia="黑体"/>
         </w:rPr>
         <w:t xml:space="preserve">该电路为”晶体振荡级＋恒温槽闭环控温”结构，恒温控制把晶体稳定在频率—温度拐点，获得高频率稳定度。</w:t>
       </w:r>
@@ -968,7 +1136,7 @@
       </w:pPr>
       <w:r>
         <w:rPr>
-          <w:rFonts w:hint="eastAsia"/>
+          <w:rFonts w:hint="eastAsia" w:eastAsia="黑体"/>
         </w:rPr>
         <w:t xml:space="preserve">工作原理</w:t>
       </w:r>
@@ -979,7 +1147,7 @@
       </w:pPr>
       <w:r>
         <w:rPr>
-          <w:rFonts w:hint="eastAsia"/>
+          <w:rFonts w:hint="eastAsia" w:eastAsia="黑体"/>
         </w:rPr>
         <w:t xml:space="preserve">晶体谐振频率随温度变化，恒温槽把晶体控制在温度系数趋于零的拐点附近，从而极大抑制环境温度对频率的漂移。振荡级产生精确频率，恒温控制环路补偿槽内外的热扰动。</w:t>
       </w:r>
@@ -992,7 +1160,7 @@
       </w:pPr>
       <w:r>
         <w:rPr>
-          <w:rFonts w:hint="eastAsia"/>
+          <w:rFonts w:hint="eastAsia" w:eastAsia="黑体"/>
         </w:rPr>
         <w:t xml:space="preserve">关键计算公式</w:t>
       </w:r>
@@ -1006,7 +1174,7 @@
       </w:pPr>
       <w:r>
         <w:rPr>
-          <w:rFonts w:hint="eastAsia"/>
+          <w:rFonts w:hint="eastAsia" w:eastAsia="黑体"/>
         </w:rPr>
         <w:t xml:space="preserve">频率稳定度（老化率）：</w:t>
       </w:r>
@@ -1091,7 +1259,7 @@
       </w:pPr>
       <w:r>
         <w:rPr>
-          <w:rFonts w:hint="eastAsia"/>
+          <w:rFonts w:hint="eastAsia" w:eastAsia="黑体"/>
         </w:rPr>
         <w:t xml:space="preserve">频率—温度系数点（拐点处一阶系数近似为零）：</w:t>
       </w:r>
@@ -1176,7 +1344,7 @@
       </w:pPr>
       <w:r>
         <w:rPr>
-          <w:rFonts w:hint="eastAsia"/>
+          <w:rFonts w:hint="eastAsia" w:eastAsia="黑体"/>
         </w:rPr>
         <w:t xml:space="preserve">短期稳定度（阿伦方差）：</w:t>
       </w:r>
@@ -1365,7 +1533,7 @@
             </w:pPr>
             <w:r>
               <w:rPr>
-                <w:rFonts w:hint="eastAsia"/>
+                <w:rFonts w:hint="eastAsia" w:eastAsia="黑体"/>
               </w:rPr>
               <w:t xml:space="preserve">符号</w:t>
             </w:r>
@@ -1379,7 +1547,7 @@
             </w:pPr>
             <w:r>
               <w:rPr>
-                <w:rFonts w:hint="eastAsia"/>
+                <w:rFonts w:hint="eastAsia" w:eastAsia="黑体"/>
               </w:rPr>
               <w:t xml:space="preserve">含义</w:t>
             </w:r>
@@ -1393,7 +1561,7 @@
             </w:pPr>
             <w:r>
               <w:rPr>
-                <w:rFonts w:hint="eastAsia"/>
+                <w:rFonts w:hint="eastAsia" w:eastAsia="黑体"/>
               </w:rPr>
               <w:t xml:space="preserve">单位</w:t>
             </w:r>
@@ -1422,6 +1590,9 @@
               </m:sSub>
             </m:oMath>
             <w:r>
+              <w:rPr>
+                <w:rFonts w:eastAsia="黑体"/>
+              </w:rPr>
               <w:t xml:space="preserve">​</w:t>
             </w:r>
           </w:p>
@@ -1434,7 +1605,7 @@
             </w:pPr>
             <w:r>
               <w:rPr>
-                <w:rFonts w:hint="eastAsia"/>
+                <w:rFonts w:hint="eastAsia" w:eastAsia="黑体"/>
               </w:rPr>
               <w:t xml:space="preserve">标称频率</w:t>
             </w:r>
@@ -1447,6 +1618,9 @@
               <w:pStyle w:val="Compact"/>
             </w:pPr>
             <w:r>
+              <w:rPr>
+                <w:rFonts w:eastAsia="黑体"/>
+              </w:rPr>
               <w:t xml:space="preserve">Hz</w:t>
             </w:r>
           </w:p>
@@ -1471,6 +1645,9 @@
               </m:r>
             </m:oMath>
             <w:r>
+              <w:rPr>
+                <w:rFonts w:eastAsia="黑体"/>
+              </w:rPr>
               <w:t xml:space="preserve">​</w:t>
             </w:r>
           </w:p>
@@ -1483,7 +1660,7 @@
             </w:pPr>
             <w:r>
               <w:rPr>
-                <w:rFonts w:hint="eastAsia"/>
+                <w:rFonts w:hint="eastAsia" w:eastAsia="黑体"/>
               </w:rPr>
               <w:t xml:space="preserve">频率偏移</w:t>
             </w:r>
@@ -1496,6 +1673,9 @@
               <w:pStyle w:val="Compact"/>
             </w:pPr>
             <w:r>
+              <w:rPr>
+                <w:rFonts w:eastAsia="黑体"/>
+              </w:rPr>
               <w:t xml:space="preserve">Hz</w:t>
             </w:r>
           </w:p>
@@ -1514,6 +1694,9 @@
               </m:r>
             </m:oMath>
             <w:r>
+              <w:rPr>
+                <w:rFonts w:eastAsia="黑体"/>
+              </w:rPr>
               <w:t xml:space="preserve">​</w:t>
             </w:r>
           </w:p>
@@ -1526,7 +1709,7 @@
             </w:pPr>
             <w:r>
               <w:rPr>
-                <w:rFonts w:hint="eastAsia"/>
+                <w:rFonts w:hint="eastAsia" w:eastAsia="黑体"/>
               </w:rPr>
               <w:t xml:space="preserve">温度</w:t>
             </w:r>
@@ -1540,16 +1723,19 @@
             </w:pPr>
             <w:r>
               <w:rPr>
-                <w:rFonts w:hint="eastAsia"/>
+                <w:rFonts w:hint="eastAsia" w:eastAsia="黑体"/>
               </w:rPr>
               <w:t xml:space="preserve">K（或</w:t>
             </w:r>
             <w:r>
+              <w:rPr>
+                <w:rFonts w:eastAsia="黑体"/>
+              </w:rPr>
               <w:t xml:space="preserve"> </w:t>
             </w:r>
             <w:r>
               <w:rPr>
-                <w:rFonts w:hint="eastAsia"/>
+                <w:rFonts w:hint="eastAsia" w:eastAsia="黑体"/>
               </w:rPr>
               <w:t xml:space="preserve">℃）</w:t>
             </w:r>
@@ -1578,6 +1764,9 @@
               </m:sSub>
             </m:oMath>
             <w:r>
+              <w:rPr>
+                <w:rFonts w:eastAsia="黑体"/>
+              </w:rPr>
               <w:t xml:space="preserve">​</w:t>
             </w:r>
           </w:p>
@@ -1590,7 +1779,7 @@
             </w:pPr>
             <w:r>
               <w:rPr>
-                <w:rFonts w:hint="eastAsia"/>
+                <w:rFonts w:hint="eastAsia" w:eastAsia="黑体"/>
               </w:rPr>
               <w:t xml:space="preserve">恒温工作点</w:t>
             </w:r>
@@ -1604,16 +1793,19 @@
             </w:pPr>
             <w:r>
               <w:rPr>
-                <w:rFonts w:hint="eastAsia"/>
+                <w:rFonts w:hint="eastAsia" w:eastAsia="黑体"/>
               </w:rPr>
               <w:t xml:space="preserve">K（或</w:t>
             </w:r>
             <w:r>
+              <w:rPr>
+                <w:rFonts w:eastAsia="黑体"/>
+              </w:rPr>
               <w:t xml:space="preserve"> </w:t>
             </w:r>
             <w:r>
               <w:rPr>
-                <w:rFonts w:hint="eastAsia"/>
+                <w:rFonts w:hint="eastAsia" w:eastAsia="黑体"/>
               </w:rPr>
               <w:t xml:space="preserve">℃）</w:t>
             </w:r>
@@ -1633,6 +1825,9 @@
               </m:r>
             </m:oMath>
             <w:r>
+              <w:rPr>
+                <w:rFonts w:eastAsia="黑体"/>
+              </w:rPr>
               <w:t xml:space="preserve">​</w:t>
             </w:r>
           </w:p>
@@ -1645,7 +1840,7 @@
             </w:pPr>
             <w:r>
               <w:rPr>
-                <w:rFonts w:hint="eastAsia"/>
+                <w:rFonts w:hint="eastAsia" w:eastAsia="黑体"/>
               </w:rPr>
               <w:t xml:space="preserve">平均时间</w:t>
             </w:r>
@@ -1658,6 +1853,9 @@
               <w:pStyle w:val="Compact"/>
             </w:pPr>
             <w:r>
+              <w:rPr>
+                <w:rFonts w:eastAsia="黑体"/>
+              </w:rPr>
               <w:t xml:space="preserve">s</w:t>
             </w:r>
           </w:p>
@@ -1700,6 +1898,9 @@
               </m:r>
             </m:oMath>
             <w:r>
+              <w:rPr>
+                <w:rFonts w:eastAsia="黑体"/>
+              </w:rPr>
               <w:t xml:space="preserve">​</w:t>
             </w:r>
           </w:p>
@@ -1712,7 +1913,7 @@
             </w:pPr>
             <w:r>
               <w:rPr>
-                <w:rFonts w:hint="eastAsia"/>
+                <w:rFonts w:hint="eastAsia" w:eastAsia="黑体"/>
               </w:rPr>
               <w:t xml:space="preserve">阿伦方差（稳定度）</w:t>
             </w:r>
@@ -1726,7 +1927,7 @@
             </w:pPr>
             <w:r>
               <w:rPr>
-                <w:rFonts w:hint="eastAsia"/>
+                <w:rFonts w:hint="eastAsia" w:eastAsia="黑体"/>
               </w:rPr>
               <w:t xml:space="preserve">无量纲</w:t>
             </w:r>
@@ -1742,7 +1943,7 @@
       </w:pPr>
       <w:r>
         <w:rPr>
-          <w:rFonts w:hint="eastAsia"/>
+          <w:rFonts w:hint="eastAsia" w:eastAsia="黑体"/>
         </w:rPr>
         <w:t xml:space="preserve">元件调整影响</w:t>
       </w:r>
@@ -1757,21 +1958,27 @@
       </w:pPr>
       <w:r>
         <w:rPr>
-          <w:rFonts w:hint="eastAsia"/>
+          <w:rFonts w:hint="eastAsia" w:eastAsia="黑体"/>
           <w:b/>
           <w:bCs/>
         </w:rPr>
         <w:t xml:space="preserve">恒温工作点提高到晶体零温度系数拐点附近</w:t>
       </w:r>
       <w:r>
+        <w:rPr>
+          <w:rFonts w:eastAsia="黑体"/>
+        </w:rPr>
         <w:t xml:space="preserve"> </w:t>
       </w:r>
       <w:r>
+        <w:rPr>
+          <w:rFonts w:eastAsia="黑体"/>
+        </w:rPr>
         <w:t xml:space="preserve">→ </w:t>
       </w:r>
       <w:r>
         <w:rPr>
-          <w:rFonts w:hint="eastAsia"/>
+          <w:rFonts w:hint="eastAsia" w:eastAsia="黑体"/>
         </w:rPr>
         <w:t xml:space="preserve">温度漂移最小，稳定度最高。</w:t>
       </w:r>
@@ -1786,7 +1993,7 @@
       </w:pPr>
       <w:r>
         <w:rPr>
-          <w:rFonts w:hint="eastAsia"/>
+          <w:rFonts w:hint="eastAsia" w:eastAsia="黑体"/>
           <w:b/>
           <w:bCs/>
         </w:rPr>
@@ -1794,20 +2001,27 @@
       </w:r>
       <w:r>
         <w:rPr>
+          <w:rFonts w:eastAsia="黑体"/>
           <w:b/>
           <w:bCs/>
         </w:rPr>
         <w:t xml:space="preserve"> 1 ℃</w:t>
       </w:r>
       <w:r>
+        <w:rPr>
+          <w:rFonts w:eastAsia="黑体"/>
+        </w:rPr>
         <w:t xml:space="preserve"> </w:t>
       </w:r>
       <w:r>
+        <w:rPr>
+          <w:rFonts w:eastAsia="黑体"/>
+        </w:rPr>
         <w:t xml:space="preserve">→ </w:t>
       </w:r>
       <w:r>
         <w:rPr>
-          <w:rFonts w:hint="eastAsia"/>
+          <w:rFonts w:hint="eastAsia" w:eastAsia="黑体"/>
         </w:rPr>
         <w:t xml:space="preserve">频率—温度系数增大，温度敏感度上升。</w:t>
       </w:r>
@@ -1822,21 +2036,27 @@
       </w:pPr>
       <w:r>
         <w:rPr>
-          <w:rFonts w:hint="eastAsia"/>
+          <w:rFonts w:hint="eastAsia" w:eastAsia="黑体"/>
           <w:b/>
           <w:bCs/>
         </w:rPr>
         <w:t xml:space="preserve">恒温槽加热功率增大</w:t>
       </w:r>
       <w:r>
+        <w:rPr>
+          <w:rFonts w:eastAsia="黑体"/>
+        </w:rPr>
         <w:t xml:space="preserve"> </w:t>
       </w:r>
       <w:r>
+        <w:rPr>
+          <w:rFonts w:eastAsia="黑体"/>
+        </w:rPr>
         <w:t xml:space="preserve">→ </w:t>
       </w:r>
       <w:r>
         <w:rPr>
-          <w:rFonts w:hint="eastAsia"/>
+          <w:rFonts w:hint="eastAsia" w:eastAsia="黑体"/>
         </w:rPr>
         <w:t xml:space="preserve">升温快、可适应更宽环境温度，但功耗与体积增大。</w:t>
       </w:r>
@@ -1851,21 +2071,27 @@
       </w:pPr>
       <w:r>
         <w:rPr>
-          <w:rFonts w:hint="eastAsia"/>
+          <w:rFonts w:hint="eastAsia" w:eastAsia="黑体"/>
           <w:b/>
           <w:bCs/>
         </w:rPr>
         <w:t xml:space="preserve">启动预热时间不足</w:t>
       </w:r>
       <w:r>
+        <w:rPr>
+          <w:rFonts w:eastAsia="黑体"/>
+        </w:rPr>
         <w:t xml:space="preserve"> </w:t>
       </w:r>
       <w:r>
+        <w:rPr>
+          <w:rFonts w:eastAsia="黑体"/>
+        </w:rPr>
         <w:t xml:space="preserve">→ </w:t>
       </w:r>
       <w:r>
         <w:rPr>
-          <w:rFonts w:hint="eastAsia"/>
+          <w:rFonts w:hint="eastAsia" w:eastAsia="黑体"/>
         </w:rPr>
         <w:t xml:space="preserve">槽温未达平衡，频率未收敛，稳定度差。</w:t>
       </w:r>
@@ -1878,7 +2104,7 @@
       </w:pPr>
       <w:r>
         <w:rPr>
-          <w:rFonts w:hint="eastAsia"/>
+          <w:rFonts w:hint="eastAsia" w:eastAsia="黑体"/>
         </w:rPr>
         <w:t xml:space="preserve">典型参数示例</w:t>
       </w:r>
@@ -1893,11 +2119,14 @@
       </w:pPr>
       <w:r>
         <w:rPr>
-          <w:rFonts w:hint="eastAsia"/>
+          <w:rFonts w:hint="eastAsia" w:eastAsia="黑体"/>
         </w:rPr>
         <w:t xml:space="preserve">标称频率</w:t>
       </w:r>
       <w:r>
+        <w:rPr>
+          <w:rFonts w:eastAsia="黑体"/>
+        </w:rPr>
         <w:t xml:space="preserve"> </w:t>
       </w:r>
       <m:oMath>
@@ -1935,11 +2164,14 @@
       </m:oMath>
       <w:r>
         <w:rPr>
-          <w:rFonts w:hint="eastAsia"/>
+          <w:rFonts w:hint="eastAsia" w:eastAsia="黑体"/>
         </w:rPr>
         <w:t xml:space="preserve">，日老化率</w:t>
       </w:r>
       <w:r>
+        <w:rPr>
+          <w:rFonts w:eastAsia="黑体"/>
+        </w:rPr>
         <w:t xml:space="preserve"> </w:t>
       </w:r>
       <m:oMath>
@@ -1973,11 +2205,14 @@
       </m:oMath>
       <w:r>
         <w:rPr>
-          <w:rFonts w:hint="eastAsia"/>
+          <w:rFonts w:hint="eastAsia" w:eastAsia="黑体"/>
         </w:rPr>
         <w:t xml:space="preserve">/天：一天频率漂移</w:t>
       </w:r>
       <w:r>
+        <w:rPr>
+          <w:rFonts w:eastAsia="黑体"/>
+        </w:rPr>
         <w:t xml:space="preserve"> </w:t>
       </w:r>
       <m:oMath>
@@ -2071,6 +2306,9 @@
         </m:r>
       </m:oMath>
       <w:r>
+        <w:rPr>
+          <w:rFonts w:eastAsia="黑体"/>
+        </w:rPr>
         <w:t xml:space="preserve">。</w:t>
       </w:r>
     </w:p>
@@ -2084,11 +2322,14 @@
       </w:pPr>
       <w:r>
         <w:rPr>
-          <w:rFonts w:hint="eastAsia"/>
+          <w:rFonts w:hint="eastAsia" w:eastAsia="黑体"/>
         </w:rPr>
         <w:t xml:space="preserve">温度稳定度</w:t>
       </w:r>
       <w:r>
+        <w:rPr>
+          <w:rFonts w:eastAsia="黑体"/>
+        </w:rPr>
         <w:t xml:space="preserve"> </w:t>
       </w:r>
       <m:oMath>
@@ -2122,7 +2363,7 @@
       </m:oMath>
       <w:r>
         <w:rPr>
-          <w:rFonts w:hint="eastAsia"/>
+          <w:rFonts w:hint="eastAsia" w:eastAsia="黑体"/>
         </w:rPr>
         <w:t xml:space="preserve">（</w:t>
       </w:r>
@@ -2164,11 +2405,14 @@
       </m:oMath>
       <w:r>
         <w:rPr>
-          <w:rFonts w:hint="eastAsia"/>
+          <w:rFonts w:hint="eastAsia" w:eastAsia="黑体"/>
         </w:rPr>
         <w:t xml:space="preserve">）：全温范围频率变化</w:t>
       </w:r>
       <w:r>
+        <w:rPr>
+          <w:rFonts w:eastAsia="黑体"/>
+        </w:rPr>
         <w:t xml:space="preserve"> </w:t>
       </w:r>
       <m:oMath>
@@ -2271,6 +2515,9 @@
         </m:r>
       </m:oMath>
       <w:r>
+        <w:rPr>
+          <w:rFonts w:eastAsia="黑体"/>
+        </w:rPr>
         <w:t xml:space="preserve">。</w:t>
       </w:r>
     </w:p>
@@ -2282,7 +2529,7 @@
       </w:pPr>
       <w:r>
         <w:rPr>
-          <w:rFonts w:hint="eastAsia"/>
+          <w:rFonts w:hint="eastAsia" w:eastAsia="黑体"/>
         </w:rPr>
         <w:t xml:space="preserve">常见器件型号</w:t>
       </w:r>
@@ -2297,11 +2544,14 @@
       </w:pPr>
       <w:r>
         <w:rPr>
-          <w:rFonts w:hint="eastAsia"/>
+          <w:rFonts w:hint="eastAsia" w:eastAsia="黑体"/>
         </w:rPr>
         <w:t xml:space="preserve">熟称：恒温晶振、OCXO，常见频率</w:t>
       </w:r>
       <w:r>
+        <w:rPr>
+          <w:rFonts w:eastAsia="黑体"/>
+        </w:rPr>
         <w:t xml:space="preserve"> 5 / 10 / 100 MHz。</w:t>
       </w:r>
     </w:p>
@@ -2315,25 +2565,31 @@
       </w:pPr>
       <w:r>
         <w:rPr>
-          <w:rFonts w:hint="eastAsia"/>
+          <w:rFonts w:hint="eastAsia" w:eastAsia="黑体"/>
         </w:rPr>
         <w:t xml:space="preserve">常用：按需选型（如移动通信基站</w:t>
       </w:r>
       <w:r>
+        <w:rPr>
+          <w:rFonts w:eastAsia="黑体"/>
+        </w:rPr>
         <w:t xml:space="preserve"> OCXO、GNSS </w:t>
       </w:r>
       <w:r>
         <w:rPr>
-          <w:rFonts w:hint="eastAsia"/>
+          <w:rFonts w:hint="eastAsia" w:eastAsia="黑体"/>
         </w:rPr>
         <w:t xml:space="preserve">驯服时钟用</w:t>
       </w:r>
       <w:r>
+        <w:rPr>
+          <w:rFonts w:eastAsia="黑体"/>
+        </w:rPr>
         <w:t xml:space="preserve"> </w:t>
       </w:r>
       <w:r>
         <w:rPr>
-          <w:rFonts w:hint="eastAsia"/>
+          <w:rFonts w:hint="eastAsia" w:eastAsia="黑体"/>
         </w:rPr>
         <w:t xml:space="preserve">OCXO）。</w:t>
       </w:r>
@@ -2346,7 +2602,7 @@
       </w:pPr>
       <w:r>
         <w:rPr>
-          <w:rFonts w:hint="eastAsia"/>
+          <w:rFonts w:hint="eastAsia" w:eastAsia="黑体"/>
         </w:rPr>
         <w:t xml:space="preserve">注意事项</w:t>
       </w:r>
@@ -2361,7 +2617,7 @@
       </w:pPr>
       <w:r>
         <w:rPr>
-          <w:rFonts w:hint="eastAsia"/>
+          <w:rFonts w:hint="eastAsia" w:eastAsia="黑体"/>
         </w:rPr>
         <w:t xml:space="preserve">上电后需预热（数分钟到十几分钟）才能达到标称稳定度。</w:t>
       </w:r>
@@ -2376,7 +2632,7 @@
       </w:pPr>
       <w:r>
         <w:rPr>
-          <w:rFonts w:hint="eastAsia"/>
+          <w:rFonts w:hint="eastAsia" w:eastAsia="黑体"/>
         </w:rPr>
         <w:t xml:space="preserve">功耗明显高于普通晶振（恒温槽加热），体积也较大。</w:t>
       </w:r>
@@ -2391,16 +2647,19 @@
       </w:pPr>
       <w:r>
         <w:rPr>
-          <w:rFonts w:hint="eastAsia"/>
+          <w:rFonts w:hint="eastAsia" w:eastAsia="黑体"/>
         </w:rPr>
         <w:t xml:space="preserve">老化和预热漂移是长期使用主要误差源，重要场合配合</w:t>
       </w:r>
       <w:r>
+        <w:rPr>
+          <w:rFonts w:eastAsia="黑体"/>
+        </w:rPr>
         <w:t xml:space="preserve"> GPS/GNSS </w:t>
       </w:r>
       <w:r>
         <w:rPr>
-          <w:rFonts w:hint="eastAsia"/>
+          <w:rFonts w:hint="eastAsia" w:eastAsia="黑体"/>
         </w:rPr>
         <w:t xml:space="preserve">驯服。</w:t>
       </w:r>
@@ -2413,7 +2672,7 @@
       </w:pPr>
       <w:r>
         <w:rPr>
-          <w:rFonts w:hint="eastAsia"/>
+          <w:rFonts w:hint="eastAsia" w:eastAsia="黑体"/>
         </w:rPr>
         <w:t xml:space="preserve">参考资料</w:t>
       </w:r>
@@ -2427,6 +2686,9 @@
         </w:numPr>
       </w:pPr>
       <w:r>
+        <w:rPr>
+          <w:rFonts w:eastAsia="黑体"/>
+        </w:rPr>
         <w:t xml:space="preserve">Wikipedia: Crystal oscillator。</w:t>
       </w:r>
     </w:p>
@@ -2440,7 +2702,7 @@
       </w:pPr>
       <w:r>
         <w:rPr>
-          <w:rFonts w:hint="eastAsia"/>
+          <w:rFonts w:hint="eastAsia" w:eastAsia="黑体"/>
         </w:rPr>
         <w:t xml:space="preserve">《电子测量与仪器》相关章节。</w:t>
       </w:r>
@@ -2454,11 +2716,11 @@
       </w:pPr>
       <w:r>
         <w:rPr>
-          <w:rFonts w:ascii="Times New Roman" w:hAnsi="Times New Roman"/>
+          <w:rFonts w:ascii="Times New Roman" w:hAnsi="Times New Roman" w:eastAsia="黑体"/>
           <w:color w:val="555555"/>
           <w:sz w:val="21"/>
         </w:rPr>
-        <w:t>材料收集者：杜文杰</w:t>
+        <w:t>材料收集者：杜文杰，WX手机：19519196569，QQ:3478827729</w:t>
       </w:r>
     </w:p>
     <w:sectPr>
@@ -2478,7 +2740,7 @@
 </file>
 
 <file path=word/footer1.xml><?xml version="1.0" encoding="utf-8"?>
-<w:ftr xmlns:m="http://schemas.openxmlformats.org/officeDocument/2006/math" xmlns:mc="http://schemas.openxmlformats.org/markup-compatibility/2006" xmlns:mo="http://schemas.microsoft.com/office/mac/office/2008/main" xmlns:mv="urn:schemas-microsoft-com:mac:vml" xmlns:o="urn:schemas-microsoft-com:office:office" xmlns:r="http://schemas.openxmlformats.org/officeDocument/2006/relationships" xmlns:v="urn:schemas-microsoft-com:vml" xmlns:w10="urn:schemas-microsoft-com:office:word" xmlns:w14="http://schemas.microsoft.com/office/word/2010/wordml" xmlns:w="http://schemas.openxmlformats.org/wordprocessingml/2006/main" xmlns:wne="http://schemas.microsoft.com/office/word/2006/wordml" xmlns:wp14="http://schemas.microsoft.com/office/word/2010/wordprocessingDrawing" xmlns:wp="http://schemas.openxmlformats.org/drawingml/2006/wordprocessingDrawing" xmlns:wpc="http://schemas.microsoft.com/office/word/2010/wordprocessingCanvas" xmlns:wpg="http://schemas.microsoft.com/office/word/2010/wordprocessingGroup" xmlns:wpi="http://schemas.microsoft.com/office/word/2010/wordprocessingInk" xmlns:wps="http://schemas.microsoft.com/office/word/2010/wordprocessingShape" mc:Ignorable="w14 wp14">
+<w:ftr xmlns:mc="http://schemas.openxmlformats.org/markup-compatibility/2006" xmlns:w="http://schemas.openxmlformats.org/wordprocessingml/2006/main" xmlns:m="http://schemas.openxmlformats.org/officeDocument/2006/math" xmlns:mo="http://schemas.microsoft.com/office/mac/office/2008/main" xmlns:mv="urn:schemas-microsoft-com:mac:vml" xmlns:o="urn:schemas-microsoft-com:office:office" xmlns:r="http://schemas.openxmlformats.org/officeDocument/2006/relationships" xmlns:v="urn:schemas-microsoft-com:vml" xmlns:w10="urn:schemas-microsoft-com:office:word" xmlns:w14="http://schemas.microsoft.com/office/word/2010/wordml" xmlns:wne="http://schemas.microsoft.com/office/word/2006/wordml" xmlns:wp14="http://schemas.microsoft.com/office/word/2010/wordprocessingDrawing" xmlns:wp="http://schemas.openxmlformats.org/drawingml/2006/wordprocessingDrawing" xmlns:wpc="http://schemas.microsoft.com/office/word/2010/wordprocessingCanvas" xmlns:wpg="http://schemas.microsoft.com/office/word/2010/wordprocessingGroup" xmlns:wpi="http://schemas.microsoft.com/office/word/2010/wordprocessingInk" xmlns:wps="http://schemas.microsoft.com/office/word/2010/wordprocessingShape" mc:Ignorable="w14 wp14">
   <w:p>
     <w:pPr>
       <w:pStyle w:val="Footer"/>
@@ -2486,12 +2748,14 @@
     </w:pPr>
     <w:r>
       <w:rPr>
+        <w:rFonts w:eastAsia="黑体"/>
         <w:sz w:val="18"/>
       </w:rPr>
       <w:t xml:space="preserve">第 </w:t>
     </w:r>
     <w:r>
       <w:rPr>
+        <w:rFonts w:eastAsia="黑体"/>
         <w:sz w:val="18"/>
       </w:rPr>
       <w:fldChar w:fldCharType="begin"/>
@@ -2500,6 +2764,7 @@
     </w:r>
     <w:r>
       <w:rPr>
+        <w:rFonts w:eastAsia="黑体"/>
         <w:sz w:val="18"/>
       </w:rPr>
       <w:t xml:space="preserve"> 页</w:t>
@@ -2513,6 +2778,9 @@
   <w:footnote w:type="continuationSeparator" w:id="0">
     <w:p>
       <w:r>
+        <w:rPr>
+          <w:rFonts w:eastAsia="黑体"/>
+        </w:rPr>
         <w:continuationSeparator/>
       </w:r>
     </w:p>
@@ -2520,6 +2788,9 @@
   <w:footnote w:type="separator" w:id="-1">
     <w:p>
       <w:r>
+        <w:rPr>
+          <w:rFonts w:eastAsia="黑体"/>
+        </w:rPr>
         <w:separator/>
       </w:r>
     </w:p>
@@ -2528,7 +2799,7 @@
 </file>
 
 <file path=word/header1.xml><?xml version="1.0" encoding="utf-8"?>
-<w:hdr xmlns:m="http://schemas.openxmlformats.org/officeDocument/2006/math" xmlns:mc="http://schemas.openxmlformats.org/markup-compatibility/2006" xmlns:mo="http://schemas.microsoft.com/office/mac/office/2008/main" xmlns:mv="urn:schemas-microsoft-com:mac:vml" xmlns:o="urn:schemas-microsoft-com:office:office" xmlns:r="http://schemas.openxmlformats.org/officeDocument/2006/relationships" xmlns:v="urn:schemas-microsoft-com:vml" xmlns:w10="urn:schemas-microsoft-com:office:word" xmlns:w14="http://schemas.microsoft.com/office/word/2010/wordml" xmlns:w="http://schemas.openxmlformats.org/wordprocessingml/2006/main" xmlns:wne="http://schemas.microsoft.com/office/word/2006/wordml" xmlns:wp14="http://schemas.microsoft.com/office/word/2010/wordprocessingDrawing" xmlns:wp="http://schemas.openxmlformats.org/drawingml/2006/wordprocessingDrawing" xmlns:wpc="http://schemas.microsoft.com/office/word/2010/wordprocessingCanvas" xmlns:wpg="http://schemas.microsoft.com/office/word/2010/wordprocessingGroup" xmlns:wpi="http://schemas.microsoft.com/office/word/2010/wordprocessingInk" xmlns:wps="http://schemas.microsoft.com/office/word/2010/wordprocessingShape" mc:Ignorable="w14 wp14">
+<w:hdr xmlns:mc="http://schemas.openxmlformats.org/markup-compatibility/2006" xmlns:w="http://schemas.openxmlformats.org/wordprocessingml/2006/main" xmlns:m="http://schemas.openxmlformats.org/officeDocument/2006/math" xmlns:mo="http://schemas.microsoft.com/office/mac/office/2008/main" xmlns:mv="urn:schemas-microsoft-com:mac:vml" xmlns:o="urn:schemas-microsoft-com:office:office" xmlns:r="http://schemas.openxmlformats.org/officeDocument/2006/relationships" xmlns:v="urn:schemas-microsoft-com:vml" xmlns:w10="urn:schemas-microsoft-com:office:word" xmlns:w14="http://schemas.microsoft.com/office/word/2010/wordml" xmlns:wne="http://schemas.microsoft.com/office/word/2006/wordml" xmlns:wp14="http://schemas.microsoft.com/office/word/2010/wordprocessingDrawing" xmlns:wp="http://schemas.openxmlformats.org/drawingml/2006/wordprocessingDrawing" xmlns:wpc="http://schemas.microsoft.com/office/word/2010/wordprocessingCanvas" xmlns:wpg="http://schemas.microsoft.com/office/word/2010/wordprocessingGroup" xmlns:wpi="http://schemas.microsoft.com/office/word/2010/wordprocessingInk" xmlns:wps="http://schemas.microsoft.com/office/word/2010/wordprocessingShape" mc:Ignorable="w14 wp14">
   <w:p>
     <w:pPr>
       <w:pStyle w:val="Header"/>
@@ -2536,7 +2807,7 @@
     </w:pPr>
     <w:r>
       <w:rPr>
-        <w:rFonts w:ascii="Times New Roman" w:hAnsi="Times New Roman"/>
+        <w:rFonts w:ascii="Times New Roman" w:hAnsi="Times New Roman" w:eastAsia="黑体"/>
         <w:sz w:val="18"/>
         <w:rFonts w:eastAsia="黑体"/>
         <w:rFonts w:eastAsia="黑体"/>
@@ -2548,7 +2819,7 @@
 </file>
 
 <file path=word/numbering.xml><?xml version="1.0" encoding="utf-8"?>
-<w:numbering xmlns:m="http://schemas.openxmlformats.org/officeDocument/2006/math" xmlns:mc="http://schemas.openxmlformats.org/markup-compatibility/2006" xmlns:mo="http://schemas.microsoft.com/office/mac/office/2008/main" xmlns:mv="urn:schemas-microsoft-com:mac:vml" xmlns:o="urn:schemas-microsoft-com:office:office" xmlns:r="http://schemas.openxmlformats.org/officeDocument/2006/relationships" xmlns:v="urn:schemas-microsoft-com:vml" xmlns:w="http://schemas.openxmlformats.org/wordprocessingml/2006/main" xmlns:w10="urn:schemas-microsoft-com:office:word" xmlns:w14="http://schemas.microsoft.com/office/word/2010/wordml" xmlns:wne="http://schemas.microsoft.com/office/word/2006/wordml" xmlns:wp="http://schemas.openxmlformats.org/drawingml/2006/wordprocessingDrawing" xmlns:wp14="http://schemas.microsoft.com/office/word/2010/wordprocessingDrawing" xmlns:wpc="http://schemas.microsoft.com/office/word/2010/wordprocessingCanvas" xmlns:wpg="http://schemas.microsoft.com/office/word/2010/wordprocessingGroup" xmlns:wpi="http://schemas.microsoft.com/office/word/2010/wordprocessingInk" xmlns:wps="http://schemas.microsoft.com/office/word/2010/wordprocessingShape" mc:Ignorable="w14 wp14">
+<w:numbering xmlns:mc="http://schemas.openxmlformats.org/markup-compatibility/2006" xmlns:w="http://schemas.openxmlformats.org/wordprocessingml/2006/main" xmlns:m="http://schemas.openxmlformats.org/officeDocument/2006/math" xmlns:mo="http://schemas.microsoft.com/office/mac/office/2008/main" xmlns:mv="urn:schemas-microsoft-com:mac:vml" xmlns:o="urn:schemas-microsoft-com:office:office" xmlns:r="http://schemas.openxmlformats.org/officeDocument/2006/relationships" xmlns:v="urn:schemas-microsoft-com:vml" xmlns:w10="urn:schemas-microsoft-com:office:word" xmlns:w14="http://schemas.microsoft.com/office/word/2010/wordml" xmlns:wne="http://schemas.microsoft.com/office/word/2006/wordml" xmlns:wp="http://schemas.openxmlformats.org/drawingml/2006/wordprocessingDrawing" xmlns:wp14="http://schemas.microsoft.com/office/word/2010/wordprocessingDrawing" xmlns:wpc="http://schemas.microsoft.com/office/word/2010/wordprocessingCanvas" xmlns:wpg="http://schemas.microsoft.com/office/word/2010/wordprocessingGroup" xmlns:wpi="http://schemas.microsoft.com/office/word/2010/wordprocessingInk" xmlns:wps="http://schemas.microsoft.com/office/word/2010/wordprocessingShape" mc:Ignorable="w14 wp14">
   <w:abstractNum w:abstractNumId="0">
     <w:nsid w:val="FFFFFF7C"/>
     <w:multiLevelType w:val="singleLevel"/>
@@ -2635,7 +2906,7 @@
         <w:ind w:hanging="360" w:left="1440"/>
       </w:pPr>
       <w:rPr>
-        <w:rFonts w:ascii="Symbol" w:hAnsi="Symbol" w:hint="default"/>
+        <w:rFonts w:ascii="Symbol" w:hAnsi="Symbol" w:hint="default" w:eastAsia="黑体"/>
       </w:rPr>
     </w:lvl>
   </w:abstractNum>
@@ -2656,7 +2927,7 @@
         <w:ind w:hanging="360" w:left="1080"/>
       </w:pPr>
       <w:rPr>
-        <w:rFonts w:ascii="Symbol" w:hAnsi="Symbol" w:hint="default"/>
+        <w:rFonts w:ascii="Symbol" w:hAnsi="Symbol" w:hint="default" w:eastAsia="黑体"/>
       </w:rPr>
     </w:lvl>
   </w:abstractNum>
@@ -2677,7 +2948,7 @@
         <w:ind w:hanging="360" w:left="720"/>
       </w:pPr>
       <w:rPr>
-        <w:rFonts w:ascii="Symbol" w:hAnsi="Symbol" w:hint="default"/>
+        <w:rFonts w:ascii="Symbol" w:hAnsi="Symbol" w:hint="default" w:eastAsia="黑体"/>
       </w:rPr>
     </w:lvl>
   </w:abstractNum>
@@ -2716,7 +2987,7 @@
         <w:ind w:hanging="360" w:left="360"/>
       </w:pPr>
       <w:rPr>
-        <w:rFonts w:ascii="Symbol" w:hAnsi="Symbol" w:hint="default"/>
+        <w:rFonts w:ascii="Symbol" w:hAnsi="Symbol" w:hint="default" w:eastAsia="黑体"/>
       </w:rPr>
     </w:lvl>
   </w:abstractNum>
@@ -2807,7 +3078,7 @@
         <w:ind w:left="720" w:hanging="360"/>
       </w:pPr>
       <w:rPr>
-        <w:rFonts w:ascii="Symbol" w:hAnsi="Symbol" w:cs="Symbol" w:hint="default"/>
+        <w:rFonts w:ascii="Symbol" w:hAnsi="Symbol" w:cs="Symbol" w:hint="default" w:eastAsia="黑体"/>
       </w:rPr>
     </w:lvl>
     <w:lvl w:ilvl="1">
@@ -2818,7 +3089,7 @@
         <w:ind w:left="1440" w:hanging="360"/>
       </w:pPr>
       <w:rPr>
-        <w:rFonts w:ascii="Courier New" w:hAnsi="Courier New" w:cs="Courier New" w:hint="default"/>
+        <w:rFonts w:ascii="Courier New" w:hAnsi="Courier New" w:cs="Courier New" w:hint="default" w:eastAsia="黑体"/>
       </w:rPr>
     </w:lvl>
     <w:lvl w:ilvl="2">
@@ -2829,7 +3100,7 @@
         <w:ind w:left="2160" w:hanging="360"/>
       </w:pPr>
       <w:rPr>
-        <w:rFonts w:ascii="Wingdings" w:hAnsi="Wingdings" w:cs="Wingdings" w:hint="default"/>
+        <w:rFonts w:ascii="Wingdings" w:hAnsi="Wingdings" w:cs="Wingdings" w:hint="default" w:eastAsia="黑体"/>
       </w:rPr>
     </w:lvl>
     <w:lvl w:ilvl="3">
@@ -2840,7 +3111,7 @@
         <w:ind w:left="2880" w:hanging="360"/>
       </w:pPr>
       <w:rPr>
-        <w:rFonts w:ascii="Symbol" w:hAnsi="Symbol" w:cs="Symbol" w:hint="default"/>
+        <w:rFonts w:ascii="Symbol" w:hAnsi="Symbol" w:cs="Symbol" w:hint="default" w:eastAsia="黑体"/>
       </w:rPr>
     </w:lvl>
     <w:lvl w:ilvl="4">
@@ -2851,7 +3122,7 @@
         <w:ind w:left="3600" w:hanging="360"/>
       </w:pPr>
       <w:rPr>
-        <w:rFonts w:ascii="Courier New" w:hAnsi="Courier New" w:cs="Courier New" w:hint="default"/>
+        <w:rFonts w:ascii="Courier New" w:hAnsi="Courier New" w:cs="Courier New" w:hint="default" w:eastAsia="黑体"/>
       </w:rPr>
     </w:lvl>
     <w:lvl w:ilvl="5">
@@ -2862,7 +3133,7 @@
         <w:ind w:left="4320" w:hanging="360"/>
       </w:pPr>
       <w:rPr>
-        <w:rFonts w:ascii="Wingdings" w:hAnsi="Wingdings" w:cs="Wingdings" w:hint="default"/>
+        <w:rFonts w:ascii="Wingdings" w:hAnsi="Wingdings" w:cs="Wingdings" w:hint="default" w:eastAsia="黑体"/>
       </w:rPr>
     </w:lvl>
     <w:lvl w:ilvl="6">
@@ -2873,7 +3144,7 @@
         <w:ind w:left="5040" w:hanging="360"/>
       </w:pPr>
       <w:rPr>
-        <w:rFonts w:ascii="Symbol" w:hAnsi="Symbol" w:cs="Symbol" w:hint="default"/>
+        <w:rFonts w:ascii="Symbol" w:hAnsi="Symbol" w:cs="Symbol" w:hint="default" w:eastAsia="黑体"/>
       </w:rPr>
     </w:lvl>
     <w:lvl w:ilvl="7">
@@ -2884,7 +3155,7 @@
         <w:ind w:left="5760" w:hanging="360"/>
       </w:pPr>
       <w:rPr>
-        <w:rFonts w:ascii="Courier New" w:hAnsi="Courier New" w:cs="Courier New" w:hint="default"/>
+        <w:rFonts w:ascii="Courier New" w:hAnsi="Courier New" w:cs="Courier New" w:hint="default" w:eastAsia="黑体"/>
       </w:rPr>
     </w:lvl>
     <w:lvl w:ilvl="8">
@@ -2895,7 +3166,7 @@
         <w:ind w:left="6480" w:hanging="360"/>
       </w:pPr>
       <w:rPr>
-        <w:rFonts w:ascii="Wingdings" w:hAnsi="Wingdings" w:cs="Wingdings" w:hint="default"/>
+        <w:rFonts w:ascii="Wingdings" w:hAnsi="Wingdings" w:cs="Wingdings" w:hint="default" w:eastAsia="黑体"/>
       </w:rPr>
     </w:lvl>
   </w:abstractNum>
@@ -2951,11 +3222,11 @@
 </file>
 
 <file path=word/styles.xml><?xml version="1.0" encoding="utf-8"?>
-<w:styles xmlns:mc="http://schemas.openxmlformats.org/markup-compatibility/2006" xmlns:r="http://schemas.openxmlformats.org/officeDocument/2006/relationships" xmlns:w="http://schemas.openxmlformats.org/wordprocessingml/2006/main" xmlns:w14="http://schemas.microsoft.com/office/word/2010/wordml" mc:Ignorable="w14">
+<w:styles xmlns:mc="http://schemas.openxmlformats.org/markup-compatibility/2006" xmlns:w="http://schemas.openxmlformats.org/wordprocessingml/2006/main" xmlns:r="http://schemas.openxmlformats.org/officeDocument/2006/relationships" xmlns:w14="http://schemas.microsoft.com/office/word/2010/wordml" mc:Ignorable="w14">
   <w:docDefaults>
     <w:rPrDefault>
       <w:rPr>
-        <w:rFonts w:asciiTheme="minorHAnsi" w:cstheme="minorBidi" w:eastAsiaTheme="minorEastAsia" w:hAnsiTheme="minorHAnsi"/>
+        <w:rFonts w:asciiTheme="minorHAnsi" w:cstheme="minorBidi" w:hAnsiTheme="minorHAnsi" w:eastAsia="黑体"/>
         <w:sz w:val="22"/>
         <w:szCs w:val="22"/>
         <w:lang w:bidi="ar-SA" w:eastAsia="en-US" w:val="en-US"/>
@@ -3177,7 +3448,7 @@
       <w:outlineLvl w:val="0"/>
     </w:pPr>
     <w:rPr>
-      <w:rFonts w:ascii="Times New Roman" w:asciiTheme="majorHAnsi" w:cstheme="majorBidi" w:eastAsia="黑体" w:eastAsiaTheme="majorEastAsia" w:hAnsi="Times New Roman" w:hAnsiTheme="majorHAnsi"/>
+      <w:rFonts w:ascii="Times New Roman" w:asciiTheme="majorHAnsi" w:cstheme="majorBidi" w:eastAsia="黑体" w:hAnsi="Times New Roman" w:hAnsiTheme="majorHAnsi"/>
       <w:b/>
       <w:bCs/>
       <w:color w:val="1F3864"/>
@@ -3201,7 +3472,7 @@
       <w:outlineLvl w:val="1"/>
     </w:pPr>
     <w:rPr>
-      <w:rFonts w:ascii="Times New Roman" w:asciiTheme="majorHAnsi" w:cstheme="majorBidi" w:eastAsia="黑体" w:eastAsiaTheme="majorEastAsia" w:hAnsi="Times New Roman" w:hAnsiTheme="majorHAnsi"/>
+      <w:rFonts w:ascii="Times New Roman" w:asciiTheme="majorHAnsi" w:cstheme="majorBidi" w:eastAsia="黑体" w:hAnsi="Times New Roman" w:hAnsiTheme="majorHAnsi"/>
       <w:b/>
       <w:bCs/>
       <w:color w:val="2E4E7E"/>
@@ -3225,7 +3496,7 @@
       <w:outlineLvl w:val="2"/>
     </w:pPr>
     <w:rPr>
-      <w:rFonts w:ascii="Times New Roman" w:asciiTheme="majorHAnsi" w:cstheme="majorBidi" w:eastAsia="黑体" w:eastAsiaTheme="majorEastAsia" w:hAnsi="Times New Roman" w:hAnsiTheme="majorHAnsi"/>
+      <w:rFonts w:ascii="Times New Roman" w:asciiTheme="majorHAnsi" w:cstheme="majorBidi" w:eastAsia="黑体" w:hAnsi="Times New Roman" w:hAnsiTheme="majorHAnsi"/>
       <w:b/>
       <w:bCs/>
       <w:color w:val="2E4E7E"/>
@@ -3249,7 +3520,7 @@
       <w:outlineLvl w:val="3"/>
     </w:pPr>
     <w:rPr>
-      <w:rFonts w:ascii="Times New Roman" w:asciiTheme="majorHAnsi" w:cstheme="majorBidi" w:eastAsia="黑体" w:eastAsiaTheme="majorEastAsia" w:hAnsi="Times New Roman" w:hAnsiTheme="majorHAnsi"/>
+      <w:rFonts w:ascii="Times New Roman" w:asciiTheme="majorHAnsi" w:cstheme="majorBidi" w:eastAsia="黑体" w:hAnsi="Times New Roman" w:hAnsiTheme="majorHAnsi"/>
       <w:b/>
       <w:bCs/>
       <w:i/>
@@ -3275,7 +3546,7 @@
       <w:outlineLvl w:val="4"/>
     </w:pPr>
     <w:rPr>
-      <w:rFonts w:ascii="Times New Roman" w:asciiTheme="majorHAnsi" w:cstheme="majorBidi" w:eastAsia="黑体" w:eastAsiaTheme="majorEastAsia" w:hAnsi="Times New Roman" w:hAnsiTheme="majorHAnsi"/>
+      <w:rFonts w:ascii="Times New Roman" w:asciiTheme="majorHAnsi" w:cstheme="majorBidi" w:eastAsia="黑体" w:hAnsi="Times New Roman" w:hAnsiTheme="majorHAnsi"/>
       <w:b/>
       <w:color w:val="333333"/>
       <w:sz w:val="22"/>
@@ -3298,7 +3569,7 @@
       <w:outlineLvl w:val="5"/>
     </w:pPr>
     <w:rPr>
-      <w:rFonts w:asciiTheme="majorHAnsi" w:cstheme="majorBidi" w:eastAsiaTheme="majorEastAsia" w:hAnsiTheme="majorHAnsi"/>
+      <w:rFonts w:asciiTheme="majorHAnsi" w:cstheme="majorBidi" w:hAnsiTheme="majorHAnsi" w:eastAsia="黑体"/>
       <w:i/>
       <w:iCs/>
       <w:color w:themeColor="accent1" w:themeShade="7F" w:val="243F60"/>
@@ -3321,7 +3592,7 @@
       <w:outlineLvl w:val="6"/>
     </w:pPr>
     <w:rPr>
-      <w:rFonts w:asciiTheme="majorHAnsi" w:cstheme="majorBidi" w:eastAsiaTheme="majorEastAsia" w:hAnsiTheme="majorHAnsi"/>
+      <w:rFonts w:asciiTheme="majorHAnsi" w:cstheme="majorBidi" w:hAnsiTheme="majorHAnsi" w:eastAsia="黑体"/>
       <w:i/>
       <w:iCs/>
       <w:color w:themeColor="text1" w:themeTint="BF" w:val="404040"/>
@@ -3344,7 +3615,7 @@
       <w:outlineLvl w:val="7"/>
     </w:pPr>
     <w:rPr>
-      <w:rFonts w:asciiTheme="majorHAnsi" w:cstheme="majorBidi" w:eastAsiaTheme="majorEastAsia" w:hAnsiTheme="majorHAnsi"/>
+      <w:rFonts w:asciiTheme="majorHAnsi" w:cstheme="majorBidi" w:hAnsiTheme="majorHAnsi" w:eastAsia="黑体"/>
       <w:color w:themeColor="accent1" w:val="4F81BD"/>
       <w:sz w:val="20"/>
       <w:szCs w:val="20"/>
@@ -3367,7 +3638,7 @@
       <w:outlineLvl w:val="8"/>
     </w:pPr>
     <w:rPr>
-      <w:rFonts w:asciiTheme="majorHAnsi" w:cstheme="majorBidi" w:eastAsiaTheme="majorEastAsia" w:hAnsiTheme="majorHAnsi"/>
+      <w:rFonts w:asciiTheme="majorHAnsi" w:cstheme="majorBidi" w:hAnsiTheme="majorHAnsi" w:eastAsia="黑体"/>
       <w:i/>
       <w:iCs/>
       <w:color w:themeColor="text1" w:themeTint="BF" w:val="404040"/>
@@ -3418,7 +3689,7 @@
     <w:uiPriority w:val="9"/>
     <w:rsid w:val="00FC693F"/>
     <w:rPr>
-      <w:rFonts w:asciiTheme="majorHAnsi" w:cstheme="majorBidi" w:eastAsiaTheme="majorEastAsia" w:hAnsiTheme="majorHAnsi"/>
+      <w:rFonts w:asciiTheme="majorHAnsi" w:cstheme="majorBidi" w:hAnsiTheme="majorHAnsi" w:eastAsia="黑体"/>
       <w:b/>
       <w:bCs/>
       <w:color w:themeColor="accent1" w:themeShade="BF" w:val="365F91"/>
@@ -3433,7 +3704,7 @@
     <w:uiPriority w:val="9"/>
     <w:rsid w:val="00FC693F"/>
     <w:rPr>
-      <w:rFonts w:asciiTheme="majorHAnsi" w:cstheme="majorBidi" w:eastAsiaTheme="majorEastAsia" w:hAnsiTheme="majorHAnsi"/>
+      <w:rFonts w:asciiTheme="majorHAnsi" w:cstheme="majorBidi" w:hAnsiTheme="majorHAnsi" w:eastAsia="黑体"/>
       <w:b/>
       <w:bCs/>
       <w:color w:themeColor="accent1" w:val="4F81BD"/>
@@ -3448,7 +3719,7 @@
     <w:uiPriority w:val="9"/>
     <w:rsid w:val="00FC693F"/>
     <w:rPr>
-      <w:rFonts w:asciiTheme="majorHAnsi" w:cstheme="majorBidi" w:eastAsiaTheme="majorEastAsia" w:hAnsiTheme="majorHAnsi"/>
+      <w:rFonts w:asciiTheme="majorHAnsi" w:cstheme="majorBidi" w:hAnsiTheme="majorHAnsi" w:eastAsia="黑体"/>
       <w:b/>
       <w:bCs/>
       <w:color w:themeColor="accent1" w:val="4F81BD"/>
@@ -3471,7 +3742,7 @@
       <w:contextualSpacing/>
     </w:pPr>
     <w:rPr>
-      <w:rFonts w:ascii="Times New Roman" w:asciiTheme="majorHAnsi" w:cstheme="majorBidi" w:eastAsia="黑体" w:eastAsiaTheme="majorEastAsia" w:hAnsi="Times New Roman" w:hAnsiTheme="majorHAnsi"/>
+      <w:rFonts w:ascii="Times New Roman" w:asciiTheme="majorHAnsi" w:cstheme="majorBidi" w:eastAsia="黑体" w:hAnsi="Times New Roman" w:hAnsiTheme="majorHAnsi"/>
       <w:b/>
       <w:color w:val="1F3864"/>
       <w:spacing w:val="5"/>
@@ -3487,7 +3758,7 @@
     <w:uiPriority w:val="10"/>
     <w:rsid w:val="00FC693F"/>
     <w:rPr>
-      <w:rFonts w:asciiTheme="majorHAnsi" w:cstheme="majorBidi" w:eastAsiaTheme="majorEastAsia" w:hAnsiTheme="majorHAnsi"/>
+      <w:rFonts w:asciiTheme="majorHAnsi" w:cstheme="majorBidi" w:hAnsiTheme="majorHAnsi" w:eastAsia="黑体"/>
       <w:color w:themeColor="text2" w:themeShade="BF" w:val="17365D"/>
       <w:spacing w:val="5"/>
       <w:kern w:val="28"/>
@@ -3509,7 +3780,7 @@
       </w:numPr>
     </w:pPr>
     <w:rPr>
-      <w:rFonts w:asciiTheme="majorHAnsi" w:cstheme="majorBidi" w:eastAsiaTheme="majorEastAsia" w:hAnsiTheme="majorHAnsi"/>
+      <w:rFonts w:asciiTheme="majorHAnsi" w:cstheme="majorBidi" w:hAnsiTheme="majorHAnsi" w:eastAsia="黑体"/>
       <w:i/>
       <w:iCs/>
       <w:color w:themeColor="accent1" w:val="4F81BD"/>
@@ -3525,7 +3796,7 @@
     <w:uiPriority w:val="11"/>
     <w:rsid w:val="00FC693F"/>
     <w:rPr>
-      <w:rFonts w:asciiTheme="majorHAnsi" w:cstheme="majorBidi" w:eastAsiaTheme="majorEastAsia" w:hAnsiTheme="majorHAnsi"/>
+      <w:rFonts w:asciiTheme="majorHAnsi" w:cstheme="majorBidi" w:hAnsiTheme="majorHAnsi" w:eastAsia="黑体"/>
       <w:i/>
       <w:iCs/>
       <w:color w:themeColor="accent1" w:val="4F81BD"/>
@@ -3592,6 +3863,7 @@
       <w:spacing w:after="120"/>
     </w:pPr>
     <w:rPr>
+      <w:rFonts w:eastAsia="黑体"/>
       <w:sz w:val="16"/>
       <w:szCs w:val="16"/>
     </w:rPr>
@@ -3603,6 +3875,7 @@
     <w:uiPriority w:val="99"/>
     <w:rsid w:val="00AA1D8D"/>
     <w:rPr>
+      <w:rFonts w:eastAsia="黑体"/>
       <w:sz w:val="16"/>
       <w:szCs w:val="16"/>
     </w:rPr>
@@ -3772,7 +4045,7 @@
       </w:tabs>
     </w:pPr>
     <w:rPr>
-      <w:rFonts w:ascii="Courier" w:hAnsi="Courier"/>
+      <w:rFonts w:ascii="Courier" w:hAnsi="Courier" w:eastAsia="黑体"/>
       <w:sz w:val="20"/>
       <w:szCs w:val="20"/>
     </w:rPr>
@@ -3784,7 +4057,7 @@
     <w:uiPriority w:val="99"/>
     <w:rsid w:val="0029639D"/>
     <w:rPr>
-      <w:rFonts w:ascii="Courier" w:hAnsi="Courier"/>
+      <w:rFonts w:ascii="Courier" w:hAnsi="Courier" w:eastAsia="黑体"/>
       <w:sz w:val="20"/>
       <w:szCs w:val="20"/>
     </w:rPr>
@@ -3820,6 +4093,7 @@
     <w:uiPriority w:val="29"/>
     <w:rsid w:val="00FC693F"/>
     <w:rPr>
+      <w:rFonts w:eastAsia="黑体"/>
       <w:i/>
       <w:iCs/>
       <w:color w:themeColor="text1" w:val="000000"/>
@@ -3833,7 +4107,7 @@
     <w:semiHidden/>
     <w:rsid w:val="00FC693F"/>
     <w:rPr>
-      <w:rFonts w:asciiTheme="majorHAnsi" w:cstheme="majorBidi" w:eastAsiaTheme="majorEastAsia" w:hAnsiTheme="majorHAnsi"/>
+      <w:rFonts w:asciiTheme="majorHAnsi" w:cstheme="majorBidi" w:hAnsiTheme="majorHAnsi" w:eastAsia="黑体"/>
       <w:b/>
       <w:bCs/>
       <w:i/>
@@ -3849,7 +4123,7 @@
     <w:semiHidden/>
     <w:rsid w:val="00FC693F"/>
     <w:rPr>
-      <w:rFonts w:asciiTheme="majorHAnsi" w:cstheme="majorBidi" w:eastAsiaTheme="majorEastAsia" w:hAnsiTheme="majorHAnsi"/>
+      <w:rFonts w:asciiTheme="majorHAnsi" w:cstheme="majorBidi" w:hAnsiTheme="majorHAnsi" w:eastAsia="黑体"/>
       <w:color w:themeColor="accent1" w:themeShade="7F" w:val="243F60"/>
     </w:rPr>
   </w:style>
@@ -3861,7 +4135,7 @@
     <w:semiHidden/>
     <w:rsid w:val="00FC693F"/>
     <w:rPr>
-      <w:rFonts w:asciiTheme="majorHAnsi" w:cstheme="majorBidi" w:eastAsiaTheme="majorEastAsia" w:hAnsiTheme="majorHAnsi"/>
+      <w:rFonts w:asciiTheme="majorHAnsi" w:cstheme="majorBidi" w:hAnsiTheme="majorHAnsi" w:eastAsia="黑体"/>
       <w:i/>
       <w:iCs/>
       <w:color w:themeColor="accent1" w:themeShade="7F" w:val="243F60"/>
@@ -3875,7 +4149,7 @@
     <w:semiHidden/>
     <w:rsid w:val="00FC693F"/>
     <w:rPr>
-      <w:rFonts w:asciiTheme="majorHAnsi" w:cstheme="majorBidi" w:eastAsiaTheme="majorEastAsia" w:hAnsiTheme="majorHAnsi"/>
+      <w:rFonts w:asciiTheme="majorHAnsi" w:cstheme="majorBidi" w:hAnsiTheme="majorHAnsi" w:eastAsia="黑体"/>
       <w:i/>
       <w:iCs/>
       <w:color w:themeColor="text1" w:themeTint="BF" w:val="404040"/>
@@ -3889,7 +4163,7 @@
     <w:semiHidden/>
     <w:rsid w:val="00FC693F"/>
     <w:rPr>
-      <w:rFonts w:asciiTheme="majorHAnsi" w:cstheme="majorBidi" w:eastAsiaTheme="majorEastAsia" w:hAnsiTheme="majorHAnsi"/>
+      <w:rFonts w:asciiTheme="majorHAnsi" w:cstheme="majorBidi" w:hAnsiTheme="majorHAnsi" w:eastAsia="黑体"/>
       <w:color w:themeColor="accent1" w:val="4F81BD"/>
       <w:sz w:val="20"/>
       <w:szCs w:val="20"/>
@@ -3903,7 +4177,7 @@
     <w:semiHidden/>
     <w:rsid w:val="00FC693F"/>
     <w:rPr>
-      <w:rFonts w:asciiTheme="majorHAnsi" w:cstheme="majorBidi" w:eastAsiaTheme="majorEastAsia" w:hAnsiTheme="majorHAnsi"/>
+      <w:rFonts w:asciiTheme="majorHAnsi" w:cstheme="majorBidi" w:hAnsiTheme="majorHAnsi" w:eastAsia="黑体"/>
       <w:i/>
       <w:iCs/>
       <w:color w:themeColor="text1" w:themeTint="BF" w:val="404040"/>
@@ -3924,6 +4198,7 @@
       <w:spacing w:line="240" w:lineRule="auto"/>
     </w:pPr>
     <w:rPr>
+      <w:rFonts w:eastAsia="黑体"/>
       <w:b/>
       <w:bCs/>
       <w:color w:themeColor="accent1" w:val="4F81BD"/>
@@ -3938,6 +4213,7 @@
     <w:qFormat/>
     <w:rsid w:val="00FC693F"/>
     <w:rPr>
+      <w:rFonts w:eastAsia="黑体"/>
       <w:b/>
       <w:bCs/>
     </w:rPr>
@@ -3949,6 +4225,7 @@
     <w:qFormat/>
     <w:rsid w:val="00FC693F"/>
     <w:rPr>
+      <w:rFonts w:eastAsia="黑体"/>
       <w:i/>
       <w:iCs/>
     </w:rPr>
@@ -3969,6 +4246,7 @@
       <w:ind w:left="936" w:right="936"/>
     </w:pPr>
     <w:rPr>
+      <w:rFonts w:eastAsia="黑体"/>
       <w:b/>
       <w:bCs/>
       <w:i/>
@@ -3983,6 +4261,7 @@
     <w:uiPriority w:val="30"/>
     <w:rsid w:val="00FC693F"/>
     <w:rPr>
+      <w:rFonts w:eastAsia="黑体"/>
       <w:b/>
       <w:bCs/>
       <w:i/>
@@ -3997,6 +4276,7 @@
     <w:qFormat/>
     <w:rsid w:val="00FC693F"/>
     <w:rPr>
+      <w:rFonts w:eastAsia="黑体"/>
       <w:i/>
       <w:iCs/>
       <w:color w:themeColor="text1" w:themeTint="7F" w:val="808080"/>
@@ -4009,6 +4289,7 @@
     <w:qFormat/>
     <w:rsid w:val="00FC693F"/>
     <w:rPr>
+      <w:rFonts w:eastAsia="黑体"/>
       <w:b/>
       <w:bCs/>
       <w:i/>
@@ -4023,6 +4304,7 @@
     <w:qFormat/>
     <w:rsid w:val="00FC693F"/>
     <w:rPr>
+      <w:rFonts w:eastAsia="黑体"/>
       <w:smallCaps/>
       <w:color w:themeColor="accent2" w:val="C0504D"/>
       <w:u w:val="single"/>
@@ -4035,6 +4317,7 @@
     <w:qFormat/>
     <w:rsid w:val="00FC693F"/>
     <w:rPr>
+      <w:rFonts w:eastAsia="黑体"/>
       <w:b/>
       <w:bCs/>
       <w:smallCaps/>
@@ -4050,6 +4333,7 @@
     <w:qFormat/>
     <w:rsid w:val="00FC693F"/>
     <w:rPr>
+      <w:rFonts w:eastAsia="黑体"/>
       <w:b/>
       <w:bCs/>
       <w:smallCaps/>
@@ -4104,6 +4388,7 @@
       <w:spacing w:after="0" w:line="240" w:lineRule="auto"/>
     </w:pPr>
     <w:rPr>
+      <w:rFonts w:eastAsia="黑体"/>
       <w:color w:themeColor="text1" w:themeShade="BF" w:val="000000"/>
     </w:rPr>
     <w:tblPr>
@@ -4126,6 +4411,7 @@
         <w:spacing w:after="0" w:before="0" w:line="240" w:lineRule="auto"/>
       </w:pPr>
       <w:rPr>
+        <w:rFonts w:eastAsia="黑体"/>
         <w:b/>
         <w:bCs/>
       </w:rPr>
@@ -4146,6 +4432,7 @@
         <w:spacing w:after="0" w:before="0" w:line="240" w:lineRule="auto"/>
       </w:pPr>
       <w:rPr>
+        <w:rFonts w:eastAsia="黑体"/>
         <w:b/>
         <w:bCs/>
       </w:rPr>
@@ -4163,12 +4450,14 @@
     </w:tblStylePr>
     <w:tblStylePr w:type="firstCol">
       <w:rPr>
+        <w:rFonts w:eastAsia="黑体"/>
         <w:b/>
         <w:bCs/>
       </w:rPr>
     </w:tblStylePr>
     <w:tblStylePr w:type="lastCol">
       <w:rPr>
+        <w:rFonts w:eastAsia="黑体"/>
         <w:b/>
         <w:bCs/>
       </w:rPr>
@@ -4207,6 +4496,7 @@
       <w:spacing w:after="0" w:line="240" w:lineRule="auto"/>
     </w:pPr>
     <w:rPr>
+      <w:rFonts w:eastAsia="黑体"/>
       <w:color w:themeColor="accent1" w:themeShade="BF" w:val="365F91"/>
     </w:rPr>
     <w:tblPr>
@@ -4229,6 +4519,7 @@
         <w:spacing w:after="0" w:before="0" w:line="240" w:lineRule="auto"/>
       </w:pPr>
       <w:rPr>
+        <w:rFonts w:eastAsia="黑体"/>
         <w:b/>
         <w:bCs/>
       </w:rPr>
@@ -4249,6 +4540,7 @@
         <w:spacing w:after="0" w:before="0" w:line="240" w:lineRule="auto"/>
       </w:pPr>
       <w:rPr>
+        <w:rFonts w:eastAsia="黑体"/>
         <w:b/>
         <w:bCs/>
       </w:rPr>
@@ -4266,12 +4558,14 @@
     </w:tblStylePr>
     <w:tblStylePr w:type="firstCol">
       <w:rPr>
+        <w:rFonts w:eastAsia="黑体"/>
         <w:b/>
         <w:bCs/>
       </w:rPr>
     </w:tblStylePr>
     <w:tblStylePr w:type="lastCol">
       <w:rPr>
+        <w:rFonts w:eastAsia="黑体"/>
         <w:b/>
         <w:bCs/>
       </w:rPr>
@@ -4310,6 +4604,7 @@
       <w:spacing w:after="0" w:line="240" w:lineRule="auto"/>
     </w:pPr>
     <w:rPr>
+      <w:rFonts w:eastAsia="黑体"/>
       <w:color w:themeColor="accent2" w:themeShade="BF" w:val="943634"/>
     </w:rPr>
     <w:tblPr>
@@ -4332,6 +4627,7 @@
         <w:spacing w:after="0" w:before="0" w:line="240" w:lineRule="auto"/>
       </w:pPr>
       <w:rPr>
+        <w:rFonts w:eastAsia="黑体"/>
         <w:b/>
         <w:bCs/>
       </w:rPr>
@@ -4352,6 +4648,7 @@
         <w:spacing w:after="0" w:before="0" w:line="240" w:lineRule="auto"/>
       </w:pPr>
       <w:rPr>
+        <w:rFonts w:eastAsia="黑体"/>
         <w:b/>
         <w:bCs/>
       </w:rPr>
@@ -4369,12 +4666,14 @@
     </w:tblStylePr>
     <w:tblStylePr w:type="firstCol">
       <w:rPr>
+        <w:rFonts w:eastAsia="黑体"/>
         <w:b/>
         <w:bCs/>
       </w:rPr>
     </w:tblStylePr>
     <w:tblStylePr w:type="lastCol">
       <w:rPr>
+        <w:rFonts w:eastAsia="黑体"/>
         <w:b/>
         <w:bCs/>
       </w:rPr>
@@ -4413,6 +4712,7 @@
       <w:spacing w:after="0" w:line="240" w:lineRule="auto"/>
     </w:pPr>
     <w:rPr>
+      <w:rFonts w:eastAsia="黑体"/>
       <w:color w:themeColor="accent3" w:themeShade="BF" w:val="76923C"/>
     </w:rPr>
     <w:tblPr>
@@ -4435,6 +4735,7 @@
         <w:spacing w:after="0" w:before="0" w:line="240" w:lineRule="auto"/>
       </w:pPr>
       <w:rPr>
+        <w:rFonts w:eastAsia="黑体"/>
         <w:b/>
         <w:bCs/>
       </w:rPr>
@@ -4455,6 +4756,7 @@
         <w:spacing w:after="0" w:before="0" w:line="240" w:lineRule="auto"/>
       </w:pPr>
       <w:rPr>
+        <w:rFonts w:eastAsia="黑体"/>
         <w:b/>
         <w:bCs/>
       </w:rPr>
@@ -4472,12 +4774,14 @@
     </w:tblStylePr>
     <w:tblStylePr w:type="firstCol">
       <w:rPr>
+        <w:rFonts w:eastAsia="黑体"/>
         <w:b/>
         <w:bCs/>
       </w:rPr>
     </w:tblStylePr>
     <w:tblStylePr w:type="lastCol">
       <w:rPr>
+        <w:rFonts w:eastAsia="黑体"/>
         <w:b/>
         <w:bCs/>
       </w:rPr>
@@ -4516,6 +4820,7 @@
       <w:spacing w:after="0" w:line="240" w:lineRule="auto"/>
     </w:pPr>
     <w:rPr>
+      <w:rFonts w:eastAsia="黑体"/>
       <w:color w:themeColor="accent4" w:themeShade="BF" w:val="5F497A"/>
     </w:rPr>
     <w:tblPr>
@@ -4538,6 +4843,7 @@
         <w:spacing w:after="0" w:before="0" w:line="240" w:lineRule="auto"/>
       </w:pPr>
       <w:rPr>
+        <w:rFonts w:eastAsia="黑体"/>
         <w:b/>
         <w:bCs/>
       </w:rPr>
@@ -4558,6 +4864,7 @@
         <w:spacing w:after="0" w:before="0" w:line="240" w:lineRule="auto"/>
       </w:pPr>
       <w:rPr>
+        <w:rFonts w:eastAsia="黑体"/>
         <w:b/>
         <w:bCs/>
       </w:rPr>
@@ -4575,12 +4882,14 @@
     </w:tblStylePr>
     <w:tblStylePr w:type="firstCol">
       <w:rPr>
+        <w:rFonts w:eastAsia="黑体"/>
         <w:b/>
         <w:bCs/>
       </w:rPr>
     </w:tblStylePr>
     <w:tblStylePr w:type="lastCol">
       <w:rPr>
+        <w:rFonts w:eastAsia="黑体"/>
         <w:b/>
         <w:bCs/>
       </w:rPr>
@@ -4619,6 +4928,7 @@
       <w:spacing w:after="0" w:line="240" w:lineRule="auto"/>
     </w:pPr>
     <w:rPr>
+      <w:rFonts w:eastAsia="黑体"/>
       <w:color w:themeColor="accent5" w:themeShade="BF" w:val="31849B"/>
     </w:rPr>
     <w:tblPr>
@@ -4641,6 +4951,7 @@
         <w:spacing w:after="0" w:before="0" w:line="240" w:lineRule="auto"/>
       </w:pPr>
       <w:rPr>
+        <w:rFonts w:eastAsia="黑体"/>
         <w:b/>
         <w:bCs/>
       </w:rPr>
@@ -4661,6 +4972,7 @@
         <w:spacing w:after="0" w:before="0" w:line="240" w:lineRule="auto"/>
       </w:pPr>
       <w:rPr>
+        <w:rFonts w:eastAsia="黑体"/>
         <w:b/>
         <w:bCs/>
       </w:rPr>
@@ -4678,12 +4990,14 @@
     </w:tblStylePr>
     <w:tblStylePr w:type="firstCol">
       <w:rPr>
+        <w:rFonts w:eastAsia="黑体"/>
         <w:b/>
         <w:bCs/>
       </w:rPr>
     </w:tblStylePr>
     <w:tblStylePr w:type="lastCol">
       <w:rPr>
+        <w:rFonts w:eastAsia="黑体"/>
         <w:b/>
         <w:bCs/>
       </w:rPr>
@@ -4722,6 +5036,7 @@
       <w:spacing w:after="0" w:line="240" w:lineRule="auto"/>
     </w:pPr>
     <w:rPr>
+      <w:rFonts w:eastAsia="黑体"/>
       <w:color w:themeColor="accent6" w:themeShade="BF" w:val="E36C0A"/>
     </w:rPr>
     <w:tblPr>
@@ -4744,6 +5059,7 @@
         <w:spacing w:after="0" w:before="0" w:line="240" w:lineRule="auto"/>
       </w:pPr>
       <w:rPr>
+        <w:rFonts w:eastAsia="黑体"/>
         <w:b/>
         <w:bCs/>
       </w:rPr>
@@ -4764,6 +5080,7 @@
         <w:spacing w:after="0" w:before="0" w:line="240" w:lineRule="auto"/>
       </w:pPr>
       <w:rPr>
+        <w:rFonts w:eastAsia="黑体"/>
         <w:b/>
         <w:bCs/>
       </w:rPr>
@@ -4781,12 +5098,14 @@
     </w:tblStylePr>
     <w:tblStylePr w:type="firstCol">
       <w:rPr>
+        <w:rFonts w:eastAsia="黑体"/>
         <w:b/>
         <w:bCs/>
       </w:rPr>
     </w:tblStylePr>
     <w:tblStylePr w:type="lastCol">
       <w:rPr>
+        <w:rFonts w:eastAsia="黑体"/>
         <w:b/>
         <w:bCs/>
       </w:rPr>
@@ -4846,6 +5165,7 @@
         <w:spacing w:after="0" w:before="0" w:line="240" w:lineRule="auto"/>
       </w:pPr>
       <w:rPr>
+        <w:rFonts w:eastAsia="黑体"/>
         <w:b/>
         <w:bCs/>
         <w:color w:themeColor="background1" w:val="FFFFFF"/>
@@ -4860,6 +5180,7 @@
         <w:spacing w:after="0" w:before="0" w:line="240" w:lineRule="auto"/>
       </w:pPr>
       <w:rPr>
+        <w:rFonts w:eastAsia="黑体"/>
         <w:b/>
         <w:bCs/>
       </w:rPr>
@@ -4875,12 +5196,14 @@
     </w:tblStylePr>
     <w:tblStylePr w:type="firstCol">
       <w:rPr>
+        <w:rFonts w:eastAsia="黑体"/>
         <w:b/>
         <w:bCs/>
       </w:rPr>
     </w:tblStylePr>
     <w:tblStylePr w:type="lastCol">
       <w:rPr>
+        <w:rFonts w:eastAsia="黑体"/>
         <w:b/>
         <w:bCs/>
       </w:rPr>
@@ -4938,6 +5261,7 @@
         <w:spacing w:after="0" w:before="0" w:line="240" w:lineRule="auto"/>
       </w:pPr>
       <w:rPr>
+        <w:rFonts w:eastAsia="黑体"/>
         <w:b/>
         <w:bCs/>
         <w:color w:themeColor="background1" w:val="FFFFFF"/>
@@ -4952,6 +5276,7 @@
         <w:spacing w:after="0" w:before="0" w:line="240" w:lineRule="auto"/>
       </w:pPr>
       <w:rPr>
+        <w:rFonts w:eastAsia="黑体"/>
         <w:b/>
         <w:bCs/>
       </w:rPr>
@@ -4967,12 +5292,14 @@
     </w:tblStylePr>
     <w:tblStylePr w:type="firstCol">
       <w:rPr>
+        <w:rFonts w:eastAsia="黑体"/>
         <w:b/>
         <w:bCs/>
       </w:rPr>
     </w:tblStylePr>
     <w:tblStylePr w:type="lastCol">
       <w:rPr>
+        <w:rFonts w:eastAsia="黑体"/>
         <w:b/>
         <w:bCs/>
       </w:rPr>
@@ -5030,6 +5357,7 @@
         <w:spacing w:after="0" w:before="0" w:line="240" w:lineRule="auto"/>
       </w:pPr>
       <w:rPr>
+        <w:rFonts w:eastAsia="黑体"/>
         <w:b/>
         <w:bCs/>
         <w:color w:themeColor="background1" w:val="FFFFFF"/>
@@ -5044,6 +5372,7 @@
         <w:spacing w:after="0" w:before="0" w:line="240" w:lineRule="auto"/>
       </w:pPr>
       <w:rPr>
+        <w:rFonts w:eastAsia="黑体"/>
         <w:b/>
         <w:bCs/>
       </w:rPr>
@@ -5059,12 +5388,14 @@
     </w:tblStylePr>
     <w:tblStylePr w:type="firstCol">
       <w:rPr>
+        <w:rFonts w:eastAsia="黑体"/>
         <w:b/>
         <w:bCs/>
       </w:rPr>
     </w:tblStylePr>
     <w:tblStylePr w:type="lastCol">
       <w:rPr>
+        <w:rFonts w:eastAsia="黑体"/>
         <w:b/>
         <w:bCs/>
       </w:rPr>
@@ -5122,6 +5453,7 @@
         <w:spacing w:after="0" w:before="0" w:line="240" w:lineRule="auto"/>
       </w:pPr>
       <w:rPr>
+        <w:rFonts w:eastAsia="黑体"/>
         <w:b/>
         <w:bCs/>
         <w:color w:themeColor="background1" w:val="FFFFFF"/>
@@ -5136,6 +5468,7 @@
         <w:spacing w:after="0" w:before="0" w:line="240" w:lineRule="auto"/>
       </w:pPr>
       <w:rPr>
+        <w:rFonts w:eastAsia="黑体"/>
         <w:b/>
         <w:bCs/>
       </w:rPr>
@@ -5151,12 +5484,14 @@
     </w:tblStylePr>
     <w:tblStylePr w:type="firstCol">
       <w:rPr>
+        <w:rFonts w:eastAsia="黑体"/>
         <w:b/>
         <w:bCs/>
       </w:rPr>
     </w:tblStylePr>
     <w:tblStylePr w:type="lastCol">
       <w:rPr>
+        <w:rFonts w:eastAsia="黑体"/>
         <w:b/>
         <w:bCs/>
       </w:rPr>
@@ -5214,6 +5549,7 @@
         <w:spacing w:after="0" w:before="0" w:line="240" w:lineRule="auto"/>
       </w:pPr>
       <w:rPr>
+        <w:rFonts w:eastAsia="黑体"/>
         <w:b/>
         <w:bCs/>
         <w:color w:themeColor="background1" w:val="FFFFFF"/>
@@ -5228,6 +5564,7 @@
         <w:spacing w:after="0" w:before="0" w:line="240" w:lineRule="auto"/>
       </w:pPr>
       <w:rPr>
+        <w:rFonts w:eastAsia="黑体"/>
         <w:b/>
         <w:bCs/>
       </w:rPr>
@@ -5243,12 +5580,14 @@
     </w:tblStylePr>
     <w:tblStylePr w:type="firstCol">
       <w:rPr>
+        <w:rFonts w:eastAsia="黑体"/>
         <w:b/>
         <w:bCs/>
       </w:rPr>
     </w:tblStylePr>
     <w:tblStylePr w:type="lastCol">
       <w:rPr>
+        <w:rFonts w:eastAsia="黑体"/>
         <w:b/>
         <w:bCs/>
       </w:rPr>
@@ -5306,6 +5645,7 @@
         <w:spacing w:after="0" w:before="0" w:line="240" w:lineRule="auto"/>
       </w:pPr>
       <w:rPr>
+        <w:rFonts w:eastAsia="黑体"/>
         <w:b/>
         <w:bCs/>
         <w:color w:themeColor="background1" w:val="FFFFFF"/>
@@ -5320,6 +5660,7 @@
         <w:spacing w:after="0" w:before="0" w:line="240" w:lineRule="auto"/>
       </w:pPr>
       <w:rPr>
+        <w:rFonts w:eastAsia="黑体"/>
         <w:b/>
         <w:bCs/>
       </w:rPr>
@@ -5335,12 +5676,14 @@
     </w:tblStylePr>
     <w:tblStylePr w:type="firstCol">
       <w:rPr>
+        <w:rFonts w:eastAsia="黑体"/>
         <w:b/>
         <w:bCs/>
       </w:rPr>
     </w:tblStylePr>
     <w:tblStylePr w:type="lastCol">
       <w:rPr>
+        <w:rFonts w:eastAsia="黑体"/>
         <w:b/>
         <w:bCs/>
       </w:rPr>
@@ -5398,6 +5741,7 @@
         <w:spacing w:after="0" w:before="0" w:line="240" w:lineRule="auto"/>
       </w:pPr>
       <w:rPr>
+        <w:rFonts w:eastAsia="黑体"/>
         <w:b/>
         <w:bCs/>
         <w:color w:themeColor="background1" w:val="FFFFFF"/>
@@ -5412,6 +5756,7 @@
         <w:spacing w:after="0" w:before="0" w:line="240" w:lineRule="auto"/>
       </w:pPr>
       <w:rPr>
+        <w:rFonts w:eastAsia="黑体"/>
         <w:b/>
         <w:bCs/>
       </w:rPr>
@@ -5427,12 +5772,14 @@
     </w:tblStylePr>
     <w:tblStylePr w:type="firstCol">
       <w:rPr>
+        <w:rFonts w:eastAsia="黑体"/>
         <w:b/>
         <w:bCs/>
       </w:rPr>
     </w:tblStylePr>
     <w:tblStylePr w:type="lastCol">
       <w:rPr>
+        <w:rFonts w:eastAsia="黑体"/>
         <w:b/>
         <w:bCs/>
       </w:rPr>
@@ -5492,7 +5839,7 @@
         <w:spacing w:after="0" w:before="0" w:line="240" w:lineRule="auto"/>
       </w:pPr>
       <w:rPr>
-        <w:rFonts w:asciiTheme="majorHAnsi" w:cstheme="majorBidi" w:eastAsiaTheme="majorEastAsia" w:hAnsiTheme="majorHAnsi"/>
+        <w:rFonts w:asciiTheme="majorHAnsi" w:cstheme="majorBidi" w:hAnsiTheme="majorHAnsi" w:eastAsia="黑体"/>
         <w:b/>
         <w:bCs/>
       </w:rPr>
@@ -5513,7 +5860,7 @@
         <w:spacing w:after="0" w:before="0" w:line="240" w:lineRule="auto"/>
       </w:pPr>
       <w:rPr>
-        <w:rFonts w:asciiTheme="majorHAnsi" w:cstheme="majorBidi" w:eastAsiaTheme="majorEastAsia" w:hAnsiTheme="majorHAnsi"/>
+        <w:rFonts w:asciiTheme="majorHAnsi" w:cstheme="majorBidi" w:hAnsiTheme="majorHAnsi" w:eastAsia="黑体"/>
         <w:b/>
         <w:bCs/>
       </w:rPr>
@@ -5531,14 +5878,14 @@
     </w:tblStylePr>
     <w:tblStylePr w:type="firstCol">
       <w:rPr>
-        <w:rFonts w:asciiTheme="majorHAnsi" w:cstheme="majorBidi" w:eastAsiaTheme="majorEastAsia" w:hAnsiTheme="majorHAnsi"/>
+        <w:rFonts w:asciiTheme="majorHAnsi" w:cstheme="majorBidi" w:hAnsiTheme="majorHAnsi" w:eastAsia="黑体"/>
         <w:b/>
         <w:bCs/>
       </w:rPr>
     </w:tblStylePr>
     <w:tblStylePr w:type="lastCol">
       <w:rPr>
-        <w:rFonts w:asciiTheme="majorHAnsi" w:cstheme="majorBidi" w:eastAsiaTheme="majorEastAsia" w:hAnsiTheme="majorHAnsi"/>
+        <w:rFonts w:asciiTheme="majorHAnsi" w:cstheme="majorBidi" w:hAnsiTheme="majorHAnsi" w:eastAsia="黑体"/>
         <w:b/>
         <w:bCs/>
       </w:rPr>
@@ -5622,7 +5969,7 @@
         <w:spacing w:after="0" w:before="0" w:line="240" w:lineRule="auto"/>
       </w:pPr>
       <w:rPr>
-        <w:rFonts w:asciiTheme="majorHAnsi" w:cstheme="majorBidi" w:eastAsiaTheme="majorEastAsia" w:hAnsiTheme="majorHAnsi"/>
+        <w:rFonts w:asciiTheme="majorHAnsi" w:cstheme="majorBidi" w:hAnsiTheme="majorHAnsi" w:eastAsia="黑体"/>
         <w:b/>
         <w:bCs/>
       </w:rPr>
@@ -5643,7 +5990,7 @@
         <w:spacing w:after="0" w:before="0" w:line="240" w:lineRule="auto"/>
       </w:pPr>
       <w:rPr>
-        <w:rFonts w:asciiTheme="majorHAnsi" w:cstheme="majorBidi" w:eastAsiaTheme="majorEastAsia" w:hAnsiTheme="majorHAnsi"/>
+        <w:rFonts w:asciiTheme="majorHAnsi" w:cstheme="majorBidi" w:hAnsiTheme="majorHAnsi" w:eastAsia="黑体"/>
         <w:b/>
         <w:bCs/>
       </w:rPr>
@@ -5661,14 +6008,14 @@
     </w:tblStylePr>
     <w:tblStylePr w:type="firstCol">
       <w:rPr>
-        <w:rFonts w:asciiTheme="majorHAnsi" w:cstheme="majorBidi" w:eastAsiaTheme="majorEastAsia" w:hAnsiTheme="majorHAnsi"/>
+        <w:rFonts w:asciiTheme="majorHAnsi" w:cstheme="majorBidi" w:hAnsiTheme="majorHAnsi" w:eastAsia="黑体"/>
         <w:b/>
         <w:bCs/>
       </w:rPr>
     </w:tblStylePr>
     <w:tblStylePr w:type="lastCol">
       <w:rPr>
-        <w:rFonts w:asciiTheme="majorHAnsi" w:cstheme="majorBidi" w:eastAsiaTheme="majorEastAsia" w:hAnsiTheme="majorHAnsi"/>
+        <w:rFonts w:asciiTheme="majorHAnsi" w:cstheme="majorBidi" w:hAnsiTheme="majorHAnsi" w:eastAsia="黑体"/>
         <w:b/>
         <w:bCs/>
       </w:rPr>
@@ -5752,7 +6099,7 @@
         <w:spacing w:after="0" w:before="0" w:line="240" w:lineRule="auto"/>
       </w:pPr>
       <w:rPr>
-        <w:rFonts w:asciiTheme="majorHAnsi" w:cstheme="majorBidi" w:eastAsiaTheme="majorEastAsia" w:hAnsiTheme="majorHAnsi"/>
+        <w:rFonts w:asciiTheme="majorHAnsi" w:cstheme="majorBidi" w:hAnsiTheme="majorHAnsi" w:eastAsia="黑体"/>
         <w:b/>
         <w:bCs/>
       </w:rPr>
@@ -5773,7 +6120,7 @@
         <w:spacing w:after="0" w:before="0" w:line="240" w:lineRule="auto"/>
       </w:pPr>
       <w:rPr>
-        <w:rFonts w:asciiTheme="majorHAnsi" w:cstheme="majorBidi" w:eastAsiaTheme="majorEastAsia" w:hAnsiTheme="majorHAnsi"/>
+        <w:rFonts w:asciiTheme="majorHAnsi" w:cstheme="majorBidi" w:hAnsiTheme="majorHAnsi" w:eastAsia="黑体"/>
         <w:b/>
         <w:bCs/>
       </w:rPr>
@@ -5791,14 +6138,14 @@
     </w:tblStylePr>
     <w:tblStylePr w:type="firstCol">
       <w:rPr>
-        <w:rFonts w:asciiTheme="majorHAnsi" w:cstheme="majorBidi" w:eastAsiaTheme="majorEastAsia" w:hAnsiTheme="majorHAnsi"/>
+        <w:rFonts w:asciiTheme="majorHAnsi" w:cstheme="majorBidi" w:hAnsiTheme="majorHAnsi" w:eastAsia="黑体"/>
         <w:b/>
         <w:bCs/>
       </w:rPr>
     </w:tblStylePr>
     <w:tblStylePr w:type="lastCol">
       <w:rPr>
-        <w:rFonts w:asciiTheme="majorHAnsi" w:cstheme="majorBidi" w:eastAsiaTheme="majorEastAsia" w:hAnsiTheme="majorHAnsi"/>
+        <w:rFonts w:asciiTheme="majorHAnsi" w:cstheme="majorBidi" w:hAnsiTheme="majorHAnsi" w:eastAsia="黑体"/>
         <w:b/>
         <w:bCs/>
       </w:rPr>
@@ -5882,7 +6229,7 @@
         <w:spacing w:after="0" w:before="0" w:line="240" w:lineRule="auto"/>
       </w:pPr>
       <w:rPr>
-        <w:rFonts w:asciiTheme="majorHAnsi" w:cstheme="majorBidi" w:eastAsiaTheme="majorEastAsia" w:hAnsiTheme="majorHAnsi"/>
+        <w:rFonts w:asciiTheme="majorHAnsi" w:cstheme="majorBidi" w:hAnsiTheme="majorHAnsi" w:eastAsia="黑体"/>
         <w:b/>
         <w:bCs/>
       </w:rPr>
@@ -5903,7 +6250,7 @@
         <w:spacing w:after="0" w:before="0" w:line="240" w:lineRule="auto"/>
       </w:pPr>
       <w:rPr>
-        <w:rFonts w:asciiTheme="majorHAnsi" w:cstheme="majorBidi" w:eastAsiaTheme="majorEastAsia" w:hAnsiTheme="majorHAnsi"/>
+        <w:rFonts w:asciiTheme="majorHAnsi" w:cstheme="majorBidi" w:hAnsiTheme="majorHAnsi" w:eastAsia="黑体"/>
         <w:b/>
         <w:bCs/>
       </w:rPr>
@@ -5921,14 +6268,14 @@
     </w:tblStylePr>
     <w:tblStylePr w:type="firstCol">
       <w:rPr>
-        <w:rFonts w:asciiTheme="majorHAnsi" w:cstheme="majorBidi" w:eastAsiaTheme="majorEastAsia" w:hAnsiTheme="majorHAnsi"/>
+        <w:rFonts w:asciiTheme="majorHAnsi" w:cstheme="majorBidi" w:hAnsiTheme="majorHAnsi" w:eastAsia="黑体"/>
         <w:b/>
         <w:bCs/>
       </w:rPr>
     </w:tblStylePr>
     <w:tblStylePr w:type="lastCol">
       <w:rPr>
-        <w:rFonts w:asciiTheme="majorHAnsi" w:cstheme="majorBidi" w:eastAsiaTheme="majorEastAsia" w:hAnsiTheme="majorHAnsi"/>
+        <w:rFonts w:asciiTheme="majorHAnsi" w:cstheme="majorBidi" w:hAnsiTheme="majorHAnsi" w:eastAsia="黑体"/>
         <w:b/>
         <w:bCs/>
       </w:rPr>
@@ -6012,7 +6359,7 @@
         <w:spacing w:after="0" w:before="0" w:line="240" w:lineRule="auto"/>
       </w:pPr>
       <w:rPr>
-        <w:rFonts w:asciiTheme="majorHAnsi" w:cstheme="majorBidi" w:eastAsiaTheme="majorEastAsia" w:hAnsiTheme="majorHAnsi"/>
+        <w:rFonts w:asciiTheme="majorHAnsi" w:cstheme="majorBidi" w:hAnsiTheme="majorHAnsi" w:eastAsia="黑体"/>
         <w:b/>
         <w:bCs/>
       </w:rPr>
@@ -6033,7 +6380,7 @@
         <w:spacing w:after="0" w:before="0" w:line="240" w:lineRule="auto"/>
       </w:pPr>
       <w:rPr>
-        <w:rFonts w:asciiTheme="majorHAnsi" w:cstheme="majorBidi" w:eastAsiaTheme="majorEastAsia" w:hAnsiTheme="majorHAnsi"/>
+        <w:rFonts w:asciiTheme="majorHAnsi" w:cstheme="majorBidi" w:hAnsiTheme="majorHAnsi" w:eastAsia="黑体"/>
         <w:b/>
         <w:bCs/>
       </w:rPr>
@@ -6051,14 +6398,14 @@
     </w:tblStylePr>
     <w:tblStylePr w:type="firstCol">
       <w:rPr>
-        <w:rFonts w:asciiTheme="majorHAnsi" w:cstheme="majorBidi" w:eastAsiaTheme="majorEastAsia" w:hAnsiTheme="majorHAnsi"/>
+        <w:rFonts w:asciiTheme="majorHAnsi" w:cstheme="majorBidi" w:hAnsiTheme="majorHAnsi" w:eastAsia="黑体"/>
         <w:b/>
         <w:bCs/>
       </w:rPr>
     </w:tblStylePr>
     <w:tblStylePr w:type="lastCol">
       <w:rPr>
-        <w:rFonts w:asciiTheme="majorHAnsi" w:cstheme="majorBidi" w:eastAsiaTheme="majorEastAsia" w:hAnsiTheme="majorHAnsi"/>
+        <w:rFonts w:asciiTheme="majorHAnsi" w:cstheme="majorBidi" w:hAnsiTheme="majorHAnsi" w:eastAsia="黑体"/>
         <w:b/>
         <w:bCs/>
       </w:rPr>
@@ -6142,7 +6489,7 @@
         <w:spacing w:after="0" w:before="0" w:line="240" w:lineRule="auto"/>
       </w:pPr>
       <w:rPr>
-        <w:rFonts w:asciiTheme="majorHAnsi" w:cstheme="majorBidi" w:eastAsiaTheme="majorEastAsia" w:hAnsiTheme="majorHAnsi"/>
+        <w:rFonts w:asciiTheme="majorHAnsi" w:cstheme="majorBidi" w:hAnsiTheme="majorHAnsi" w:eastAsia="黑体"/>
         <w:b/>
         <w:bCs/>
       </w:rPr>
@@ -6163,7 +6510,7 @@
         <w:spacing w:after="0" w:before="0" w:line="240" w:lineRule="auto"/>
       </w:pPr>
       <w:rPr>
-        <w:rFonts w:asciiTheme="majorHAnsi" w:cstheme="majorBidi" w:eastAsiaTheme="majorEastAsia" w:hAnsiTheme="majorHAnsi"/>
+        <w:rFonts w:asciiTheme="majorHAnsi" w:cstheme="majorBidi" w:hAnsiTheme="majorHAnsi" w:eastAsia="黑体"/>
         <w:b/>
         <w:bCs/>
       </w:rPr>
@@ -6181,14 +6528,14 @@
     </w:tblStylePr>
     <w:tblStylePr w:type="firstCol">
       <w:rPr>
-        <w:rFonts w:asciiTheme="majorHAnsi" w:cstheme="majorBidi" w:eastAsiaTheme="majorEastAsia" w:hAnsiTheme="majorHAnsi"/>
+        <w:rFonts w:asciiTheme="majorHAnsi" w:cstheme="majorBidi" w:hAnsiTheme="majorHAnsi" w:eastAsia="黑体"/>
         <w:b/>
         <w:bCs/>
       </w:rPr>
     </w:tblStylePr>
     <w:tblStylePr w:type="lastCol">
       <w:rPr>
-        <w:rFonts w:asciiTheme="majorHAnsi" w:cstheme="majorBidi" w:eastAsiaTheme="majorEastAsia" w:hAnsiTheme="majorHAnsi"/>
+        <w:rFonts w:asciiTheme="majorHAnsi" w:cstheme="majorBidi" w:hAnsiTheme="majorHAnsi" w:eastAsia="黑体"/>
         <w:b/>
         <w:bCs/>
       </w:rPr>
@@ -6272,7 +6619,7 @@
         <w:spacing w:after="0" w:before="0" w:line="240" w:lineRule="auto"/>
       </w:pPr>
       <w:rPr>
-        <w:rFonts w:asciiTheme="majorHAnsi" w:cstheme="majorBidi" w:eastAsiaTheme="majorEastAsia" w:hAnsiTheme="majorHAnsi"/>
+        <w:rFonts w:asciiTheme="majorHAnsi" w:cstheme="majorBidi" w:hAnsiTheme="majorHAnsi" w:eastAsia="黑体"/>
         <w:b/>
         <w:bCs/>
       </w:rPr>
@@ -6293,7 +6640,7 @@
         <w:spacing w:after="0" w:before="0" w:line="240" w:lineRule="auto"/>
       </w:pPr>
       <w:rPr>
-        <w:rFonts w:asciiTheme="majorHAnsi" w:cstheme="majorBidi" w:eastAsiaTheme="majorEastAsia" w:hAnsiTheme="majorHAnsi"/>
+        <w:rFonts w:asciiTheme="majorHAnsi" w:cstheme="majorBidi" w:hAnsiTheme="majorHAnsi" w:eastAsia="黑体"/>
         <w:b/>
         <w:bCs/>
       </w:rPr>
@@ -6311,14 +6658,14 @@
     </w:tblStylePr>
     <w:tblStylePr w:type="firstCol">
       <w:rPr>
-        <w:rFonts w:asciiTheme="majorHAnsi" w:cstheme="majorBidi" w:eastAsiaTheme="majorEastAsia" w:hAnsiTheme="majorHAnsi"/>
+        <w:rFonts w:asciiTheme="majorHAnsi" w:cstheme="majorBidi" w:hAnsiTheme="majorHAnsi" w:eastAsia="黑体"/>
         <w:b/>
         <w:bCs/>
       </w:rPr>
     </w:tblStylePr>
     <w:tblStylePr w:type="lastCol">
       <w:rPr>
-        <w:rFonts w:asciiTheme="majorHAnsi" w:cstheme="majorBidi" w:eastAsiaTheme="majorEastAsia" w:hAnsiTheme="majorHAnsi"/>
+        <w:rFonts w:asciiTheme="majorHAnsi" w:cstheme="majorBidi" w:hAnsiTheme="majorHAnsi" w:eastAsia="黑体"/>
         <w:b/>
         <w:bCs/>
       </w:rPr>
@@ -6401,6 +6748,7 @@
         <w:spacing w:after="0" w:before="0" w:line="240" w:lineRule="auto"/>
       </w:pPr>
       <w:rPr>
+        <w:rFonts w:eastAsia="黑体"/>
         <w:b/>
         <w:bCs/>
         <w:color w:themeColor="background1" w:val="FFFFFF"/>
@@ -6423,6 +6771,7 @@
         <w:spacing w:after="0" w:before="0" w:line="240" w:lineRule="auto"/>
       </w:pPr>
       <w:rPr>
+        <w:rFonts w:eastAsia="黑体"/>
         <w:b/>
         <w:bCs/>
       </w:rPr>
@@ -6440,12 +6789,14 @@
     </w:tblStylePr>
     <w:tblStylePr w:type="firstCol">
       <w:rPr>
+        <w:rFonts w:eastAsia="黑体"/>
         <w:b/>
         <w:bCs/>
       </w:rPr>
     </w:tblStylePr>
     <w:tblStylePr w:type="lastCol">
       <w:rPr>
+        <w:rFonts w:eastAsia="黑体"/>
         <w:b/>
         <w:bCs/>
       </w:rPr>
@@ -6507,6 +6858,7 @@
         <w:spacing w:after="0" w:before="0" w:line="240" w:lineRule="auto"/>
       </w:pPr>
       <w:rPr>
+        <w:rFonts w:eastAsia="黑体"/>
         <w:b/>
         <w:bCs/>
         <w:color w:themeColor="background1" w:val="FFFFFF"/>
@@ -6529,6 +6881,7 @@
         <w:spacing w:after="0" w:before="0" w:line="240" w:lineRule="auto"/>
       </w:pPr>
       <w:rPr>
+        <w:rFonts w:eastAsia="黑体"/>
         <w:b/>
         <w:bCs/>
       </w:rPr>
@@ -6546,12 +6899,14 @@
     </w:tblStylePr>
     <w:tblStylePr w:type="firstCol">
       <w:rPr>
+        <w:rFonts w:eastAsia="黑体"/>
         <w:b/>
         <w:bCs/>
       </w:rPr>
     </w:tblStylePr>
     <w:tblStylePr w:type="lastCol">
       <w:rPr>
+        <w:rFonts w:eastAsia="黑体"/>
         <w:b/>
         <w:bCs/>
       </w:rPr>
@@ -6613,6 +6968,7 @@
         <w:spacing w:after="0" w:before="0" w:line="240" w:lineRule="auto"/>
       </w:pPr>
       <w:rPr>
+        <w:rFonts w:eastAsia="黑体"/>
         <w:b/>
         <w:bCs/>
         <w:color w:themeColor="background1" w:val="FFFFFF"/>
@@ -6635,6 +6991,7 @@
         <w:spacing w:after="0" w:before="0" w:line="240" w:lineRule="auto"/>
       </w:pPr>
       <w:rPr>
+        <w:rFonts w:eastAsia="黑体"/>
         <w:b/>
         <w:bCs/>
       </w:rPr>
@@ -6652,12 +7009,14 @@
     </w:tblStylePr>
     <w:tblStylePr w:type="firstCol">
       <w:rPr>
+        <w:rFonts w:eastAsia="黑体"/>
         <w:b/>
         <w:bCs/>
       </w:rPr>
     </w:tblStylePr>
     <w:tblStylePr w:type="lastCol">
       <w:rPr>
+        <w:rFonts w:eastAsia="黑体"/>
         <w:b/>
         <w:bCs/>
       </w:rPr>
@@ -6719,6 +7078,7 @@
         <w:spacing w:after="0" w:before="0" w:line="240" w:lineRule="auto"/>
       </w:pPr>
       <w:rPr>
+        <w:rFonts w:eastAsia="黑体"/>
         <w:b/>
         <w:bCs/>
         <w:color w:themeColor="background1" w:val="FFFFFF"/>
@@ -6741,6 +7101,7 @@
         <w:spacing w:after="0" w:before="0" w:line="240" w:lineRule="auto"/>
       </w:pPr>
       <w:rPr>
+        <w:rFonts w:eastAsia="黑体"/>
         <w:b/>
         <w:bCs/>
       </w:rPr>
@@ -6758,12 +7119,14 @@
     </w:tblStylePr>
     <w:tblStylePr w:type="firstCol">
       <w:rPr>
+        <w:rFonts w:eastAsia="黑体"/>
         <w:b/>
         <w:bCs/>
       </w:rPr>
     </w:tblStylePr>
     <w:tblStylePr w:type="lastCol">
       <w:rPr>
+        <w:rFonts w:eastAsia="黑体"/>
         <w:b/>
         <w:bCs/>
       </w:rPr>
@@ -6825,6 +7188,7 @@
         <w:spacing w:after="0" w:before="0" w:line="240" w:lineRule="auto"/>
       </w:pPr>
       <w:rPr>
+        <w:rFonts w:eastAsia="黑体"/>
         <w:b/>
         <w:bCs/>
         <w:color w:themeColor="background1" w:val="FFFFFF"/>
@@ -6847,6 +7211,7 @@
         <w:spacing w:after="0" w:before="0" w:line="240" w:lineRule="auto"/>
       </w:pPr>
       <w:rPr>
+        <w:rFonts w:eastAsia="黑体"/>
         <w:b/>
         <w:bCs/>
       </w:rPr>
@@ -6864,12 +7229,14 @@
     </w:tblStylePr>
     <w:tblStylePr w:type="firstCol">
       <w:rPr>
+        <w:rFonts w:eastAsia="黑体"/>
         <w:b/>
         <w:bCs/>
       </w:rPr>
     </w:tblStylePr>
     <w:tblStylePr w:type="lastCol">
       <w:rPr>
+        <w:rFonts w:eastAsia="黑体"/>
         <w:b/>
         <w:bCs/>
       </w:rPr>
@@ -6931,6 +7298,7 @@
         <w:spacing w:after="0" w:before="0" w:line="240" w:lineRule="auto"/>
       </w:pPr>
       <w:rPr>
+        <w:rFonts w:eastAsia="黑体"/>
         <w:b/>
         <w:bCs/>
         <w:color w:themeColor="background1" w:val="FFFFFF"/>
@@ -6953,6 +7321,7 @@
         <w:spacing w:after="0" w:before="0" w:line="240" w:lineRule="auto"/>
       </w:pPr>
       <w:rPr>
+        <w:rFonts w:eastAsia="黑体"/>
         <w:b/>
         <w:bCs/>
       </w:rPr>
@@ -6970,12 +7339,14 @@
     </w:tblStylePr>
     <w:tblStylePr w:type="firstCol">
       <w:rPr>
+        <w:rFonts w:eastAsia="黑体"/>
         <w:b/>
         <w:bCs/>
       </w:rPr>
     </w:tblStylePr>
     <w:tblStylePr w:type="lastCol">
       <w:rPr>
+        <w:rFonts w:eastAsia="黑体"/>
         <w:b/>
         <w:bCs/>
       </w:rPr>
@@ -7037,6 +7408,7 @@
         <w:spacing w:after="0" w:before="0" w:line="240" w:lineRule="auto"/>
       </w:pPr>
       <w:rPr>
+        <w:rFonts w:eastAsia="黑体"/>
         <w:b/>
         <w:bCs/>
         <w:color w:themeColor="background1" w:val="FFFFFF"/>
@@ -7059,6 +7431,7 @@
         <w:spacing w:after="0" w:before="0" w:line="240" w:lineRule="auto"/>
       </w:pPr>
       <w:rPr>
+        <w:rFonts w:eastAsia="黑体"/>
         <w:b/>
         <w:bCs/>
       </w:rPr>
@@ -7076,12 +7449,14 @@
     </w:tblStylePr>
     <w:tblStylePr w:type="firstCol">
       <w:rPr>
+        <w:rFonts w:eastAsia="黑体"/>
         <w:b/>
         <w:bCs/>
       </w:rPr>
     </w:tblStylePr>
     <w:tblStylePr w:type="lastCol">
       <w:rPr>
+        <w:rFonts w:eastAsia="黑体"/>
         <w:b/>
         <w:bCs/>
       </w:rPr>
@@ -7140,6 +7515,7 @@
         <w:spacing w:after="0" w:before="0" w:line="240" w:lineRule="auto"/>
       </w:pPr>
       <w:rPr>
+        <w:rFonts w:eastAsia="黑体"/>
         <w:b/>
         <w:bCs/>
         <w:color w:themeColor="background1" w:val="FFFFFF"/>
@@ -7162,6 +7538,7 @@
         <w:spacing w:after="0" w:before="0" w:line="240" w:lineRule="auto"/>
       </w:pPr>
       <w:rPr>
+        <w:rFonts w:eastAsia="黑体"/>
         <w:color w:val="auto"/>
       </w:rPr>
       <w:tblPr/>
@@ -7179,6 +7556,7 @@
     </w:tblStylePr>
     <w:tblStylePr w:type="firstCol">
       <w:rPr>
+        <w:rFonts w:eastAsia="黑体"/>
         <w:b/>
         <w:bCs/>
         <w:color w:themeColor="background1" w:val="FFFFFF"/>
@@ -7198,6 +7576,7 @@
     </w:tblStylePr>
     <w:tblStylePr w:type="lastCol">
       <w:rPr>
+        <w:rFonts w:eastAsia="黑体"/>
         <w:b/>
         <w:bCs/>
         <w:color w:themeColor="background1" w:val="FFFFFF"/>
@@ -7246,6 +7625,7 @@
     </w:tblStylePr>
     <w:tblStylePr w:type="nwCell">
       <w:rPr>
+        <w:rFonts w:eastAsia="黑体"/>
         <w:color w:themeColor="background1" w:val="FFFFFF"/>
       </w:rPr>
       <w:tblPr/>
@@ -7289,6 +7669,7 @@
         <w:spacing w:after="0" w:before="0" w:line="240" w:lineRule="auto"/>
       </w:pPr>
       <w:rPr>
+        <w:rFonts w:eastAsia="黑体"/>
         <w:b/>
         <w:bCs/>
         <w:color w:themeColor="background1" w:val="FFFFFF"/>
@@ -7311,6 +7692,7 @@
         <w:spacing w:after="0" w:before="0" w:line="240" w:lineRule="auto"/>
       </w:pPr>
       <w:rPr>
+        <w:rFonts w:eastAsia="黑体"/>
         <w:color w:val="auto"/>
       </w:rPr>
       <w:tblPr/>
@@ -7328,6 +7710,7 @@
     </w:tblStylePr>
     <w:tblStylePr w:type="firstCol">
       <w:rPr>
+        <w:rFonts w:eastAsia="黑体"/>
         <w:b/>
         <w:bCs/>
         <w:color w:themeColor="background1" w:val="FFFFFF"/>
@@ -7347,6 +7730,7 @@
     </w:tblStylePr>
     <w:tblStylePr w:type="lastCol">
       <w:rPr>
+        <w:rFonts w:eastAsia="黑体"/>
         <w:b/>
         <w:bCs/>
         <w:color w:themeColor="background1" w:val="FFFFFF"/>
@@ -7395,6 +7779,7 @@
     </w:tblStylePr>
     <w:tblStylePr w:type="nwCell">
       <w:rPr>
+        <w:rFonts w:eastAsia="黑体"/>
         <w:color w:themeColor="background1" w:val="FFFFFF"/>
       </w:rPr>
       <w:tblPr/>
@@ -7438,6 +7823,7 @@
         <w:spacing w:after="0" w:before="0" w:line="240" w:lineRule="auto"/>
       </w:pPr>
       <w:rPr>
+        <w:rFonts w:eastAsia="黑体"/>
         <w:b/>
         <w:bCs/>
         <w:color w:themeColor="background1" w:val="FFFFFF"/>
@@ -7460,6 +7846,7 @@
         <w:spacing w:after="0" w:before="0" w:line="240" w:lineRule="auto"/>
       </w:pPr>
       <w:rPr>
+        <w:rFonts w:eastAsia="黑体"/>
         <w:color w:val="auto"/>
       </w:rPr>
       <w:tblPr/>
@@ -7477,6 +7864,7 @@
     </w:tblStylePr>
     <w:tblStylePr w:type="firstCol">
       <w:rPr>
+        <w:rFonts w:eastAsia="黑体"/>
         <w:b/>
         <w:bCs/>
         <w:color w:themeColor="background1" w:val="FFFFFF"/>
@@ -7496,6 +7884,7 @@
     </w:tblStylePr>
     <w:tblStylePr w:type="lastCol">
       <w:rPr>
+        <w:rFonts w:eastAsia="黑体"/>
         <w:b/>
         <w:bCs/>
         <w:color w:themeColor="background1" w:val="FFFFFF"/>
@@ -7544,6 +7933,7 @@
     </w:tblStylePr>
     <w:tblStylePr w:type="nwCell">
       <w:rPr>
+        <w:rFonts w:eastAsia="黑体"/>
         <w:color w:themeColor="background1" w:val="FFFFFF"/>
       </w:rPr>
       <w:tblPr/>
@@ -7587,6 +7977,7 @@
         <w:spacing w:after="0" w:before="0" w:line="240" w:lineRule="auto"/>
       </w:pPr>
       <w:rPr>
+        <w:rFonts w:eastAsia="黑体"/>
         <w:b/>
         <w:bCs/>
         <w:color w:themeColor="background1" w:val="FFFFFF"/>
@@ -7609,6 +8000,7 @@
         <w:spacing w:after="0" w:before="0" w:line="240" w:lineRule="auto"/>
       </w:pPr>
       <w:rPr>
+        <w:rFonts w:eastAsia="黑体"/>
         <w:color w:val="auto"/>
       </w:rPr>
       <w:tblPr/>
@@ -7626,6 +8018,7 @@
     </w:tblStylePr>
     <w:tblStylePr w:type="firstCol">
       <w:rPr>
+        <w:rFonts w:eastAsia="黑体"/>
         <w:b/>
         <w:bCs/>
         <w:color w:themeColor="background1" w:val="FFFFFF"/>
@@ -7645,6 +8038,7 @@
     </w:tblStylePr>
     <w:tblStylePr w:type="lastCol">
       <w:rPr>
+        <w:rFonts w:eastAsia="黑体"/>
         <w:b/>
         <w:bCs/>
         <w:color w:themeColor="background1" w:val="FFFFFF"/>
@@ -7693,6 +8087,7 @@
     </w:tblStylePr>
     <w:tblStylePr w:type="nwCell">
       <w:rPr>
+        <w:rFonts w:eastAsia="黑体"/>
         <w:color w:themeColor="background1" w:val="FFFFFF"/>
       </w:rPr>
       <w:tblPr/>
@@ -7736,6 +8131,7 @@
         <w:spacing w:after="0" w:before="0" w:line="240" w:lineRule="auto"/>
       </w:pPr>
       <w:rPr>
+        <w:rFonts w:eastAsia="黑体"/>
         <w:b/>
         <w:bCs/>
         <w:color w:themeColor="background1" w:val="FFFFFF"/>
@@ -7758,6 +8154,7 @@
         <w:spacing w:after="0" w:before="0" w:line="240" w:lineRule="auto"/>
       </w:pPr>
       <w:rPr>
+        <w:rFonts w:eastAsia="黑体"/>
         <w:color w:val="auto"/>
       </w:rPr>
       <w:tblPr/>
@@ -7775,6 +8172,7 @@
     </w:tblStylePr>
     <w:tblStylePr w:type="firstCol">
       <w:rPr>
+        <w:rFonts w:eastAsia="黑体"/>
         <w:b/>
         <w:bCs/>
         <w:color w:themeColor="background1" w:val="FFFFFF"/>
@@ -7794,6 +8192,7 @@
     </w:tblStylePr>
     <w:tblStylePr w:type="lastCol">
       <w:rPr>
+        <w:rFonts w:eastAsia="黑体"/>
         <w:b/>
         <w:bCs/>
         <w:color w:themeColor="background1" w:val="FFFFFF"/>
@@ -7842,6 +8241,7 @@
     </w:tblStylePr>
     <w:tblStylePr w:type="nwCell">
       <w:rPr>
+        <w:rFonts w:eastAsia="黑体"/>
         <w:color w:themeColor="background1" w:val="FFFFFF"/>
       </w:rPr>
       <w:tblPr/>
@@ -7885,6 +8285,7 @@
         <w:spacing w:after="0" w:before="0" w:line="240" w:lineRule="auto"/>
       </w:pPr>
       <w:rPr>
+        <w:rFonts w:eastAsia="黑体"/>
         <w:b/>
         <w:bCs/>
         <w:color w:themeColor="background1" w:val="FFFFFF"/>
@@ -7907,6 +8308,7 @@
         <w:spacing w:after="0" w:before="0" w:line="240" w:lineRule="auto"/>
       </w:pPr>
       <w:rPr>
+        <w:rFonts w:eastAsia="黑体"/>
         <w:color w:val="auto"/>
       </w:rPr>
       <w:tblPr/>
@@ -7924,6 +8326,7 @@
     </w:tblStylePr>
     <w:tblStylePr w:type="firstCol">
       <w:rPr>
+        <w:rFonts w:eastAsia="黑体"/>
         <w:b/>
         <w:bCs/>
         <w:color w:themeColor="background1" w:val="FFFFFF"/>
@@ -7943,6 +8346,7 @@
     </w:tblStylePr>
     <w:tblStylePr w:type="lastCol">
       <w:rPr>
+        <w:rFonts w:eastAsia="黑体"/>
         <w:b/>
         <w:bCs/>
         <w:color w:themeColor="background1" w:val="FFFFFF"/>
@@ -7991,6 +8395,7 @@
     </w:tblStylePr>
     <w:tblStylePr w:type="nwCell">
       <w:rPr>
+        <w:rFonts w:eastAsia="黑体"/>
         <w:color w:themeColor="background1" w:val="FFFFFF"/>
       </w:rPr>
       <w:tblPr/>
@@ -8034,6 +8439,7 @@
         <w:spacing w:after="0" w:before="0" w:line="240" w:lineRule="auto"/>
       </w:pPr>
       <w:rPr>
+        <w:rFonts w:eastAsia="黑体"/>
         <w:b/>
         <w:bCs/>
         <w:color w:themeColor="background1" w:val="FFFFFF"/>
@@ -8056,6 +8462,7 @@
         <w:spacing w:after="0" w:before="0" w:line="240" w:lineRule="auto"/>
       </w:pPr>
       <w:rPr>
+        <w:rFonts w:eastAsia="黑体"/>
         <w:color w:val="auto"/>
       </w:rPr>
       <w:tblPr/>
@@ -8073,6 +8480,7 @@
     </w:tblStylePr>
     <w:tblStylePr w:type="firstCol">
       <w:rPr>
+        <w:rFonts w:eastAsia="黑体"/>
         <w:b/>
         <w:bCs/>
         <w:color w:themeColor="background1" w:val="FFFFFF"/>
@@ -8092,6 +8500,7 @@
     </w:tblStylePr>
     <w:tblStylePr w:type="lastCol">
       <w:rPr>
+        <w:rFonts w:eastAsia="黑体"/>
         <w:b/>
         <w:bCs/>
         <w:color w:themeColor="background1" w:val="FFFFFF"/>
@@ -8140,6 +8549,7 @@
     </w:tblStylePr>
     <w:tblStylePr w:type="nwCell">
       <w:rPr>
+        <w:rFonts w:eastAsia="黑体"/>
         <w:color w:themeColor="background1" w:val="FFFFFF"/>
       </w:rPr>
       <w:tblPr/>
@@ -8164,6 +8574,7 @@
       <w:spacing w:after="0" w:line="240" w:lineRule="auto"/>
     </w:pPr>
     <w:rPr>
+      <w:rFonts w:eastAsia="黑体"/>
       <w:color w:themeColor="text1" w:val="000000"/>
     </w:rPr>
     <w:tblPr>
@@ -8183,7 +8594,7 @@
     </w:tblPr>
     <w:tblStylePr w:type="firstRow">
       <w:rPr>
-        <w:rFonts w:asciiTheme="majorHAnsi" w:cstheme="majorBidi" w:eastAsiaTheme="majorEastAsia" w:hAnsiTheme="majorHAnsi"/>
+        <w:rFonts w:asciiTheme="majorHAnsi" w:cstheme="majorBidi" w:hAnsiTheme="majorHAnsi" w:eastAsia="黑体"/>
       </w:rPr>
       <w:tblPr/>
       <w:tcPr>
@@ -8195,6 +8606,7 @@
     </w:tblStylePr>
     <w:tblStylePr w:type="lastRow">
       <w:rPr>
+        <w:rFonts w:eastAsia="黑体"/>
         <w:b/>
         <w:bCs/>
         <w:color w:themeColor="text2" w:val="1F497D"/>
@@ -8209,12 +8621,14 @@
     </w:tblStylePr>
     <w:tblStylePr w:type="firstCol">
       <w:rPr>
+        <w:rFonts w:eastAsia="黑体"/>
         <w:b/>
         <w:bCs/>
       </w:rPr>
     </w:tblStylePr>
     <w:tblStylePr w:type="lastCol">
       <w:rPr>
+        <w:rFonts w:eastAsia="黑体"/>
         <w:b/>
         <w:bCs/>
       </w:rPr>
@@ -8248,6 +8662,7 @@
       <w:spacing w:after="0" w:line="240" w:lineRule="auto"/>
     </w:pPr>
     <w:rPr>
+      <w:rFonts w:eastAsia="黑体"/>
       <w:color w:themeColor="text1" w:val="000000"/>
     </w:rPr>
     <w:tblPr>
@@ -8267,7 +8682,7 @@
     </w:tblPr>
     <w:tblStylePr w:type="firstRow">
       <w:rPr>
-        <w:rFonts w:asciiTheme="majorHAnsi" w:cstheme="majorBidi" w:eastAsiaTheme="majorEastAsia" w:hAnsiTheme="majorHAnsi"/>
+        <w:rFonts w:asciiTheme="majorHAnsi" w:cstheme="majorBidi" w:hAnsiTheme="majorHAnsi" w:eastAsia="黑体"/>
       </w:rPr>
       <w:tblPr/>
       <w:tcPr>
@@ -8279,6 +8694,7 @@
     </w:tblStylePr>
     <w:tblStylePr w:type="lastRow">
       <w:rPr>
+        <w:rFonts w:eastAsia="黑体"/>
         <w:b/>
         <w:bCs/>
         <w:color w:themeColor="text2" w:val="1F497D"/>
@@ -8293,12 +8709,14 @@
     </w:tblStylePr>
     <w:tblStylePr w:type="firstCol">
       <w:rPr>
+        <w:rFonts w:eastAsia="黑体"/>
         <w:b/>
         <w:bCs/>
       </w:rPr>
     </w:tblStylePr>
     <w:tblStylePr w:type="lastCol">
       <w:rPr>
+        <w:rFonts w:eastAsia="黑体"/>
         <w:b/>
         <w:bCs/>
       </w:rPr>
@@ -8332,6 +8750,7 @@
       <w:spacing w:after="0" w:line="240" w:lineRule="auto"/>
     </w:pPr>
     <w:rPr>
+      <w:rFonts w:eastAsia="黑体"/>
       <w:color w:themeColor="text1" w:val="000000"/>
     </w:rPr>
     <w:tblPr>
@@ -8351,7 +8770,7 @@
     </w:tblPr>
     <w:tblStylePr w:type="firstRow">
       <w:rPr>
-        <w:rFonts w:asciiTheme="majorHAnsi" w:cstheme="majorBidi" w:eastAsiaTheme="majorEastAsia" w:hAnsiTheme="majorHAnsi"/>
+        <w:rFonts w:asciiTheme="majorHAnsi" w:cstheme="majorBidi" w:hAnsiTheme="majorHAnsi" w:eastAsia="黑体"/>
       </w:rPr>
       <w:tblPr/>
       <w:tcPr>
@@ -8363,6 +8782,7 @@
     </w:tblStylePr>
     <w:tblStylePr w:type="lastRow">
       <w:rPr>
+        <w:rFonts w:eastAsia="黑体"/>
         <w:b/>
         <w:bCs/>
         <w:color w:themeColor="text2" w:val="1F497D"/>
@@ -8377,12 +8797,14 @@
     </w:tblStylePr>
     <w:tblStylePr w:type="firstCol">
       <w:rPr>
+        <w:rFonts w:eastAsia="黑体"/>
         <w:b/>
         <w:bCs/>
       </w:rPr>
     </w:tblStylePr>
     <w:tblStylePr w:type="lastCol">
       <w:rPr>
+        <w:rFonts w:eastAsia="黑体"/>
         <w:b/>
         <w:bCs/>
       </w:rPr>
@@ -8416,6 +8838,7 @@
       <w:spacing w:after="0" w:line="240" w:lineRule="auto"/>
     </w:pPr>
     <w:rPr>
+      <w:rFonts w:eastAsia="黑体"/>
       <w:color w:themeColor="text1" w:val="000000"/>
     </w:rPr>
     <w:tblPr>
@@ -8435,7 +8858,7 @@
     </w:tblPr>
     <w:tblStylePr w:type="firstRow">
       <w:rPr>
-        <w:rFonts w:asciiTheme="majorHAnsi" w:cstheme="majorBidi" w:eastAsiaTheme="majorEastAsia" w:hAnsiTheme="majorHAnsi"/>
+        <w:rFonts w:asciiTheme="majorHAnsi" w:cstheme="majorBidi" w:hAnsiTheme="majorHAnsi" w:eastAsia="黑体"/>
       </w:rPr>
       <w:tblPr/>
       <w:tcPr>
@@ -8447,6 +8870,7 @@
     </w:tblStylePr>
     <w:tblStylePr w:type="lastRow">
       <w:rPr>
+        <w:rFonts w:eastAsia="黑体"/>
         <w:b/>
         <w:bCs/>
         <w:color w:themeColor="text2" w:val="1F497D"/>
@@ -8461,12 +8885,14 @@
     </w:tblStylePr>
     <w:tblStylePr w:type="firstCol">
       <w:rPr>
+        <w:rFonts w:eastAsia="黑体"/>
         <w:b/>
         <w:bCs/>
       </w:rPr>
     </w:tblStylePr>
     <w:tblStylePr w:type="lastCol">
       <w:rPr>
+        <w:rFonts w:eastAsia="黑体"/>
         <w:b/>
         <w:bCs/>
       </w:rPr>
@@ -8500,6 +8926,7 @@
       <w:spacing w:after="0" w:line="240" w:lineRule="auto"/>
     </w:pPr>
     <w:rPr>
+      <w:rFonts w:eastAsia="黑体"/>
       <w:color w:themeColor="text1" w:val="000000"/>
     </w:rPr>
     <w:tblPr>
@@ -8519,7 +8946,7 @@
     </w:tblPr>
     <w:tblStylePr w:type="firstRow">
       <w:rPr>
-        <w:rFonts w:asciiTheme="majorHAnsi" w:cstheme="majorBidi" w:eastAsiaTheme="majorEastAsia" w:hAnsiTheme="majorHAnsi"/>
+        <w:rFonts w:asciiTheme="majorHAnsi" w:cstheme="majorBidi" w:hAnsiTheme="majorHAnsi" w:eastAsia="黑体"/>
       </w:rPr>
       <w:tblPr/>
       <w:tcPr>
@@ -8531,6 +8958,7 @@
     </w:tblStylePr>
     <w:tblStylePr w:type="lastRow">
       <w:rPr>
+        <w:rFonts w:eastAsia="黑体"/>
         <w:b/>
         <w:bCs/>
         <w:color w:themeColor="text2" w:val="1F497D"/>
@@ -8545,12 +8973,14 @@
     </w:tblStylePr>
     <w:tblStylePr w:type="firstCol">
       <w:rPr>
+        <w:rFonts w:eastAsia="黑体"/>
         <w:b/>
         <w:bCs/>
       </w:rPr>
     </w:tblStylePr>
     <w:tblStylePr w:type="lastCol">
       <w:rPr>
+        <w:rFonts w:eastAsia="黑体"/>
         <w:b/>
         <w:bCs/>
       </w:rPr>
@@ -8584,6 +9014,7 @@
       <w:spacing w:after="0" w:line="240" w:lineRule="auto"/>
     </w:pPr>
     <w:rPr>
+      <w:rFonts w:eastAsia="黑体"/>
       <w:color w:themeColor="text1" w:val="000000"/>
     </w:rPr>
     <w:tblPr>
@@ -8603,7 +9034,7 @@
     </w:tblPr>
     <w:tblStylePr w:type="firstRow">
       <w:rPr>
-        <w:rFonts w:asciiTheme="majorHAnsi" w:cstheme="majorBidi" w:eastAsiaTheme="majorEastAsia" w:hAnsiTheme="majorHAnsi"/>
+        <w:rFonts w:asciiTheme="majorHAnsi" w:cstheme="majorBidi" w:hAnsiTheme="majorHAnsi" w:eastAsia="黑体"/>
       </w:rPr>
       <w:tblPr/>
       <w:tcPr>
@@ -8615,6 +9046,7 @@
     </w:tblStylePr>
     <w:tblStylePr w:type="lastRow">
       <w:rPr>
+        <w:rFonts w:eastAsia="黑体"/>
         <w:b/>
         <w:bCs/>
         <w:color w:themeColor="text2" w:val="1F497D"/>
@@ -8629,12 +9061,14 @@
     </w:tblStylePr>
     <w:tblStylePr w:type="firstCol">
       <w:rPr>
+        <w:rFonts w:eastAsia="黑体"/>
         <w:b/>
         <w:bCs/>
       </w:rPr>
     </w:tblStylePr>
     <w:tblStylePr w:type="lastCol">
       <w:rPr>
+        <w:rFonts w:eastAsia="黑体"/>
         <w:b/>
         <w:bCs/>
       </w:rPr>
@@ -8668,6 +9102,7 @@
       <w:spacing w:after="0" w:line="240" w:lineRule="auto"/>
     </w:pPr>
     <w:rPr>
+      <w:rFonts w:eastAsia="黑体"/>
       <w:color w:themeColor="text1" w:val="000000"/>
     </w:rPr>
     <w:tblPr>
@@ -8687,7 +9122,7 @@
     </w:tblPr>
     <w:tblStylePr w:type="firstRow">
       <w:rPr>
-        <w:rFonts w:asciiTheme="majorHAnsi" w:cstheme="majorBidi" w:eastAsiaTheme="majorEastAsia" w:hAnsiTheme="majorHAnsi"/>
+        <w:rFonts w:asciiTheme="majorHAnsi" w:cstheme="majorBidi" w:hAnsiTheme="majorHAnsi" w:eastAsia="黑体"/>
       </w:rPr>
       <w:tblPr/>
       <w:tcPr>
@@ -8699,6 +9134,7 @@
     </w:tblStylePr>
     <w:tblStylePr w:type="lastRow">
       <w:rPr>
+        <w:rFonts w:eastAsia="黑体"/>
         <w:b/>
         <w:bCs/>
         <w:color w:themeColor="text2" w:val="1F497D"/>
@@ -8713,12 +9149,14 @@
     </w:tblStylePr>
     <w:tblStylePr w:type="firstCol">
       <w:rPr>
+        <w:rFonts w:eastAsia="黑体"/>
         <w:b/>
         <w:bCs/>
       </w:rPr>
     </w:tblStylePr>
     <w:tblStylePr w:type="lastCol">
       <w:rPr>
+        <w:rFonts w:eastAsia="黑体"/>
         <w:b/>
         <w:bCs/>
       </w:rPr>
@@ -8752,7 +9190,7 @@
       <w:spacing w:after="0" w:line="240" w:lineRule="auto"/>
     </w:pPr>
     <w:rPr>
-      <w:rFonts w:asciiTheme="majorHAnsi" w:cstheme="majorBidi" w:eastAsiaTheme="majorEastAsia" w:hAnsiTheme="majorHAnsi"/>
+      <w:rFonts w:asciiTheme="majorHAnsi" w:cstheme="majorBidi" w:hAnsiTheme="majorHAnsi" w:eastAsia="黑体"/>
       <w:color w:themeColor="text1" w:val="000000"/>
     </w:rPr>
     <w:tblPr>
@@ -8774,6 +9212,7 @@
     </w:tblPr>
     <w:tblStylePr w:type="firstRow">
       <w:rPr>
+        <w:rFonts w:eastAsia="黑体"/>
         <w:sz w:val="24"/>
         <w:szCs w:val="24"/>
       </w:rPr>
@@ -8880,7 +9319,7 @@
       <w:spacing w:after="0" w:line="240" w:lineRule="auto"/>
     </w:pPr>
     <w:rPr>
-      <w:rFonts w:asciiTheme="majorHAnsi" w:cstheme="majorBidi" w:eastAsiaTheme="majorEastAsia" w:hAnsiTheme="majorHAnsi"/>
+      <w:rFonts w:asciiTheme="majorHAnsi" w:cstheme="majorBidi" w:hAnsiTheme="majorHAnsi" w:eastAsia="黑体"/>
       <w:color w:themeColor="text1" w:val="000000"/>
     </w:rPr>
     <w:tblPr>
@@ -8902,6 +9341,7 @@
     </w:tblPr>
     <w:tblStylePr w:type="firstRow">
       <w:rPr>
+        <w:rFonts w:eastAsia="黑体"/>
         <w:sz w:val="24"/>
         <w:szCs w:val="24"/>
       </w:rPr>
@@ -9008,7 +9448,7 @@
       <w:spacing w:after="0" w:line="240" w:lineRule="auto"/>
     </w:pPr>
     <w:rPr>
-      <w:rFonts w:asciiTheme="majorHAnsi" w:cstheme="majorBidi" w:eastAsiaTheme="majorEastAsia" w:hAnsiTheme="majorHAnsi"/>
+      <w:rFonts w:asciiTheme="majorHAnsi" w:cstheme="majorBidi" w:hAnsiTheme="majorHAnsi" w:eastAsia="黑体"/>
       <w:color w:themeColor="text1" w:val="000000"/>
     </w:rPr>
     <w:tblPr>
@@ -9030,6 +9470,7 @@
     </w:tblPr>
     <w:tblStylePr w:type="firstRow">
       <w:rPr>
+        <w:rFonts w:eastAsia="黑体"/>
         <w:sz w:val="24"/>
         <w:szCs w:val="24"/>
       </w:rPr>
@@ -9136,7 +9577,7 @@
       <w:spacing w:after="0" w:line="240" w:lineRule="auto"/>
     </w:pPr>
     <w:rPr>
-      <w:rFonts w:asciiTheme="majorHAnsi" w:cstheme="majorBidi" w:eastAsiaTheme="majorEastAsia" w:hAnsiTheme="majorHAnsi"/>
+      <w:rFonts w:asciiTheme="majorHAnsi" w:cstheme="majorBidi" w:hAnsiTheme="majorHAnsi" w:eastAsia="黑体"/>
       <w:color w:themeColor="text1" w:val="000000"/>
     </w:rPr>
     <w:tblPr>
@@ -9158,6 +9599,7 @@
     </w:tblPr>
     <w:tblStylePr w:type="firstRow">
       <w:rPr>
+        <w:rFonts w:eastAsia="黑体"/>
         <w:sz w:val="24"/>
         <w:szCs w:val="24"/>
       </w:rPr>
@@ -9264,7 +9706,7 @@
       <w:spacing w:after="0" w:line="240" w:lineRule="auto"/>
     </w:pPr>
     <w:rPr>
-      <w:rFonts w:asciiTheme="majorHAnsi" w:cstheme="majorBidi" w:eastAsiaTheme="majorEastAsia" w:hAnsiTheme="majorHAnsi"/>
+      <w:rFonts w:asciiTheme="majorHAnsi" w:cstheme="majorBidi" w:hAnsiTheme="majorHAnsi" w:eastAsia="黑体"/>
       <w:color w:themeColor="text1" w:val="000000"/>
     </w:rPr>
     <w:tblPr>
@@ -9286,6 +9728,7 @@
     </w:tblPr>
     <w:tblStylePr w:type="firstRow">
       <w:rPr>
+        <w:rFonts w:eastAsia="黑体"/>
         <w:sz w:val="24"/>
         <w:szCs w:val="24"/>
       </w:rPr>
@@ -9392,7 +9835,7 @@
       <w:spacing w:after="0" w:line="240" w:lineRule="auto"/>
     </w:pPr>
     <w:rPr>
-      <w:rFonts w:asciiTheme="majorHAnsi" w:cstheme="majorBidi" w:eastAsiaTheme="majorEastAsia" w:hAnsiTheme="majorHAnsi"/>
+      <w:rFonts w:asciiTheme="majorHAnsi" w:cstheme="majorBidi" w:hAnsiTheme="majorHAnsi" w:eastAsia="黑体"/>
       <w:color w:themeColor="text1" w:val="000000"/>
     </w:rPr>
     <w:tblPr>
@@ -9414,6 +9857,7 @@
     </w:tblPr>
     <w:tblStylePr w:type="firstRow">
       <w:rPr>
+        <w:rFonts w:eastAsia="黑体"/>
         <w:sz w:val="24"/>
         <w:szCs w:val="24"/>
       </w:rPr>
@@ -9520,7 +9964,7 @@
       <w:spacing w:after="0" w:line="240" w:lineRule="auto"/>
     </w:pPr>
     <w:rPr>
-      <w:rFonts w:asciiTheme="majorHAnsi" w:cstheme="majorBidi" w:eastAsiaTheme="majorEastAsia" w:hAnsiTheme="majorHAnsi"/>
+      <w:rFonts w:asciiTheme="majorHAnsi" w:cstheme="majorBidi" w:hAnsiTheme="majorHAnsi" w:eastAsia="黑体"/>
       <w:color w:themeColor="text1" w:val="000000"/>
     </w:rPr>
     <w:tblPr>
@@ -9542,6 +9986,7 @@
     </w:tblPr>
     <w:tblStylePr w:type="firstRow">
       <w:rPr>
+        <w:rFonts w:eastAsia="黑体"/>
         <w:sz w:val="24"/>
         <w:szCs w:val="24"/>
       </w:rPr>
@@ -9671,12 +10116,14 @@
     </w:tcPr>
     <w:tblStylePr w:type="firstRow">
       <w:rPr>
+        <w:rFonts w:eastAsia="黑体"/>
         <w:b/>
         <w:bCs/>
       </w:rPr>
     </w:tblStylePr>
     <w:tblStylePr w:type="lastRow">
       <w:rPr>
+        <w:rFonts w:eastAsia="黑体"/>
         <w:b/>
         <w:bCs/>
       </w:rPr>
@@ -9689,12 +10136,14 @@
     </w:tblStylePr>
     <w:tblStylePr w:type="firstCol">
       <w:rPr>
+        <w:rFonts w:eastAsia="黑体"/>
         <w:b/>
         <w:bCs/>
       </w:rPr>
     </w:tblStylePr>
     <w:tblStylePr w:type="lastCol">
       <w:rPr>
+        <w:rFonts w:eastAsia="黑体"/>
         <w:b/>
         <w:bCs/>
       </w:rPr>
@@ -9744,12 +10193,14 @@
     </w:tcPr>
     <w:tblStylePr w:type="firstRow">
       <w:rPr>
+        <w:rFonts w:eastAsia="黑体"/>
         <w:b/>
         <w:bCs/>
       </w:rPr>
     </w:tblStylePr>
     <w:tblStylePr w:type="lastRow">
       <w:rPr>
+        <w:rFonts w:eastAsia="黑体"/>
         <w:b/>
         <w:bCs/>
       </w:rPr>
@@ -9762,12 +10213,14 @@
     </w:tblStylePr>
     <w:tblStylePr w:type="firstCol">
       <w:rPr>
+        <w:rFonts w:eastAsia="黑体"/>
         <w:b/>
         <w:bCs/>
       </w:rPr>
     </w:tblStylePr>
     <w:tblStylePr w:type="lastCol">
       <w:rPr>
+        <w:rFonts w:eastAsia="黑体"/>
         <w:b/>
         <w:bCs/>
       </w:rPr>
@@ -9817,12 +10270,14 @@
     </w:tcPr>
     <w:tblStylePr w:type="firstRow">
       <w:rPr>
+        <w:rFonts w:eastAsia="黑体"/>
         <w:b/>
         <w:bCs/>
       </w:rPr>
     </w:tblStylePr>
     <w:tblStylePr w:type="lastRow">
       <w:rPr>
+        <w:rFonts w:eastAsia="黑体"/>
         <w:b/>
         <w:bCs/>
       </w:rPr>
@@ -9835,12 +10290,14 @@
     </w:tblStylePr>
     <w:tblStylePr w:type="firstCol">
       <w:rPr>
+        <w:rFonts w:eastAsia="黑体"/>
         <w:b/>
         <w:bCs/>
       </w:rPr>
     </w:tblStylePr>
     <w:tblStylePr w:type="lastCol">
       <w:rPr>
+        <w:rFonts w:eastAsia="黑体"/>
         <w:b/>
         <w:bCs/>
       </w:rPr>
@@ -9890,12 +10347,14 @@
     </w:tcPr>
     <w:tblStylePr w:type="firstRow">
       <w:rPr>
+        <w:rFonts w:eastAsia="黑体"/>
         <w:b/>
         <w:bCs/>
       </w:rPr>
     </w:tblStylePr>
     <w:tblStylePr w:type="lastRow">
       <w:rPr>
+        <w:rFonts w:eastAsia="黑体"/>
         <w:b/>
         <w:bCs/>
       </w:rPr>
@@ -9908,12 +10367,14 @@
     </w:tblStylePr>
     <w:tblStylePr w:type="firstCol">
       <w:rPr>
+        <w:rFonts w:eastAsia="黑体"/>
         <w:b/>
         <w:bCs/>
       </w:rPr>
     </w:tblStylePr>
     <w:tblStylePr w:type="lastCol">
       <w:rPr>
+        <w:rFonts w:eastAsia="黑体"/>
         <w:b/>
         <w:bCs/>
       </w:rPr>
@@ -9963,12 +10424,14 @@
     </w:tcPr>
     <w:tblStylePr w:type="firstRow">
       <w:rPr>
+        <w:rFonts w:eastAsia="黑体"/>
         <w:b/>
         <w:bCs/>
       </w:rPr>
     </w:tblStylePr>
     <w:tblStylePr w:type="lastRow">
       <w:rPr>
+        <w:rFonts w:eastAsia="黑体"/>
         <w:b/>
         <w:bCs/>
       </w:rPr>
@@ -9981,12 +10444,14 @@
     </w:tblStylePr>
     <w:tblStylePr w:type="firstCol">
       <w:rPr>
+        <w:rFonts w:eastAsia="黑体"/>
         <w:b/>
         <w:bCs/>
       </w:rPr>
     </w:tblStylePr>
     <w:tblStylePr w:type="lastCol">
       <w:rPr>
+        <w:rFonts w:eastAsia="黑体"/>
         <w:b/>
         <w:bCs/>
       </w:rPr>
@@ -10036,12 +10501,14 @@
     </w:tcPr>
     <w:tblStylePr w:type="firstRow">
       <w:rPr>
+        <w:rFonts w:eastAsia="黑体"/>
         <w:b/>
         <w:bCs/>
       </w:rPr>
     </w:tblStylePr>
     <w:tblStylePr w:type="lastRow">
       <w:rPr>
+        <w:rFonts w:eastAsia="黑体"/>
         <w:b/>
         <w:bCs/>
       </w:rPr>
@@ -10054,12 +10521,14 @@
     </w:tblStylePr>
     <w:tblStylePr w:type="firstCol">
       <w:rPr>
+        <w:rFonts w:eastAsia="黑体"/>
         <w:b/>
         <w:bCs/>
       </w:rPr>
     </w:tblStylePr>
     <w:tblStylePr w:type="lastCol">
       <w:rPr>
+        <w:rFonts w:eastAsia="黑体"/>
         <w:b/>
         <w:bCs/>
       </w:rPr>
@@ -10109,12 +10578,14 @@
     </w:tcPr>
     <w:tblStylePr w:type="firstRow">
       <w:rPr>
+        <w:rFonts w:eastAsia="黑体"/>
         <w:b/>
         <w:bCs/>
       </w:rPr>
     </w:tblStylePr>
     <w:tblStylePr w:type="lastRow">
       <w:rPr>
+        <w:rFonts w:eastAsia="黑体"/>
         <w:b/>
         <w:bCs/>
       </w:rPr>
@@ -10127,12 +10598,14 @@
     </w:tblStylePr>
     <w:tblStylePr w:type="firstCol">
       <w:rPr>
+        <w:rFonts w:eastAsia="黑体"/>
         <w:b/>
         <w:bCs/>
       </w:rPr>
     </w:tblStylePr>
     <w:tblStylePr w:type="lastCol">
       <w:rPr>
+        <w:rFonts w:eastAsia="黑体"/>
         <w:b/>
         <w:bCs/>
       </w:rPr>
@@ -10159,7 +10632,7 @@
       <w:spacing w:after="0" w:line="240" w:lineRule="auto"/>
     </w:pPr>
     <w:rPr>
-      <w:rFonts w:asciiTheme="majorHAnsi" w:cstheme="majorBidi" w:eastAsiaTheme="majorEastAsia" w:hAnsiTheme="majorHAnsi"/>
+      <w:rFonts w:asciiTheme="majorHAnsi" w:cstheme="majorBidi" w:hAnsiTheme="majorHAnsi" w:eastAsia="黑体"/>
       <w:color w:themeColor="text1" w:val="000000"/>
     </w:rPr>
     <w:tblPr>
@@ -10186,6 +10659,7 @@
     </w:tcPr>
     <w:tblStylePr w:type="firstRow">
       <w:rPr>
+        <w:rFonts w:eastAsia="黑体"/>
         <w:b/>
         <w:bCs/>
         <w:color w:themeColor="text1" w:val="000000"/>
@@ -10197,6 +10671,7 @@
     </w:tblStylePr>
     <w:tblStylePr w:type="lastRow">
       <w:rPr>
+        <w:rFonts w:eastAsia="黑体"/>
         <w:b/>
         <w:bCs/>
         <w:color w:themeColor="text1" w:val="000000"/>
@@ -10216,6 +10691,7 @@
     </w:tblStylePr>
     <w:tblStylePr w:type="firstCol">
       <w:rPr>
+        <w:rFonts w:eastAsia="黑体"/>
         <w:b/>
         <w:bCs/>
         <w:color w:themeColor="text1" w:val="000000"/>
@@ -10235,6 +10711,7 @@
     </w:tblStylePr>
     <w:tblStylePr w:type="lastCol">
       <w:rPr>
+        <w:rFonts w:eastAsia="黑体"/>
         <w:b w:val="0"/>
         <w:bCs w:val="0"/>
         <w:color w:themeColor="text1" w:val="000000"/>
@@ -10284,7 +10761,7 @@
       <w:spacing w:after="0" w:line="240" w:lineRule="auto"/>
     </w:pPr>
     <w:rPr>
-      <w:rFonts w:asciiTheme="majorHAnsi" w:cstheme="majorBidi" w:eastAsiaTheme="majorEastAsia" w:hAnsiTheme="majorHAnsi"/>
+      <w:rFonts w:asciiTheme="majorHAnsi" w:cstheme="majorBidi" w:hAnsiTheme="majorHAnsi" w:eastAsia="黑体"/>
       <w:color w:themeColor="text1" w:val="000000"/>
     </w:rPr>
     <w:tblPr>
@@ -10311,6 +10788,7 @@
     </w:tcPr>
     <w:tblStylePr w:type="firstRow">
       <w:rPr>
+        <w:rFonts w:eastAsia="黑体"/>
         <w:b/>
         <w:bCs/>
         <w:color w:themeColor="text1" w:val="000000"/>
@@ -10322,6 +10800,7 @@
     </w:tblStylePr>
     <w:tblStylePr w:type="lastRow">
       <w:rPr>
+        <w:rFonts w:eastAsia="黑体"/>
         <w:b/>
         <w:bCs/>
         <w:color w:themeColor="text1" w:val="000000"/>
@@ -10341,6 +10820,7 @@
     </w:tblStylePr>
     <w:tblStylePr w:type="firstCol">
       <w:rPr>
+        <w:rFonts w:eastAsia="黑体"/>
         <w:b/>
         <w:bCs/>
         <w:color w:themeColor="text1" w:val="000000"/>
@@ -10360,6 +10840,7 @@
     </w:tblStylePr>
     <w:tblStylePr w:type="lastCol">
       <w:rPr>
+        <w:rFonts w:eastAsia="黑体"/>
         <w:b w:val="0"/>
         <w:bCs w:val="0"/>
         <w:color w:themeColor="text1" w:val="000000"/>
@@ -10409,7 +10890,7 @@
       <w:spacing w:after="0" w:line="240" w:lineRule="auto"/>
     </w:pPr>
     <w:rPr>
-      <w:rFonts w:asciiTheme="majorHAnsi" w:cstheme="majorBidi" w:eastAsiaTheme="majorEastAsia" w:hAnsiTheme="majorHAnsi"/>
+      <w:rFonts w:asciiTheme="majorHAnsi" w:cstheme="majorBidi" w:hAnsiTheme="majorHAnsi" w:eastAsia="黑体"/>
       <w:color w:themeColor="text1" w:val="000000"/>
     </w:rPr>
     <w:tblPr>
@@ -10436,6 +10917,7 @@
     </w:tcPr>
     <w:tblStylePr w:type="firstRow">
       <w:rPr>
+        <w:rFonts w:eastAsia="黑体"/>
         <w:b/>
         <w:bCs/>
         <w:color w:themeColor="text1" w:val="000000"/>
@@ -10447,6 +10929,7 @@
     </w:tblStylePr>
     <w:tblStylePr w:type="lastRow">
       <w:rPr>
+        <w:rFonts w:eastAsia="黑体"/>
         <w:b/>
         <w:bCs/>
         <w:color w:themeColor="text1" w:val="000000"/>
@@ -10466,6 +10949,7 @@
     </w:tblStylePr>
     <w:tblStylePr w:type="firstCol">
       <w:rPr>
+        <w:rFonts w:eastAsia="黑体"/>
         <w:b/>
         <w:bCs/>
         <w:color w:themeColor="text1" w:val="000000"/>
@@ -10485,6 +10969,7 @@
     </w:tblStylePr>
     <w:tblStylePr w:type="lastCol">
       <w:rPr>
+        <w:rFonts w:eastAsia="黑体"/>
         <w:b w:val="0"/>
         <w:bCs w:val="0"/>
         <w:color w:themeColor="text1" w:val="000000"/>
@@ -10534,7 +11019,7 @@
       <w:spacing w:after="0" w:line="240" w:lineRule="auto"/>
     </w:pPr>
     <w:rPr>
-      <w:rFonts w:asciiTheme="majorHAnsi" w:cstheme="majorBidi" w:eastAsiaTheme="majorEastAsia" w:hAnsiTheme="majorHAnsi"/>
+      <w:rFonts w:asciiTheme="majorHAnsi" w:cstheme="majorBidi" w:hAnsiTheme="majorHAnsi" w:eastAsia="黑体"/>
       <w:color w:themeColor="text1" w:val="000000"/>
     </w:rPr>
     <w:tblPr>
@@ -10561,6 +11046,7 @@
     </w:tcPr>
     <w:tblStylePr w:type="firstRow">
       <w:rPr>
+        <w:rFonts w:eastAsia="黑体"/>
         <w:b/>
         <w:bCs/>
         <w:color w:themeColor="text1" w:val="000000"/>
@@ -10572,6 +11058,7 @@
     </w:tblStylePr>
     <w:tblStylePr w:type="lastRow">
       <w:rPr>
+        <w:rFonts w:eastAsia="黑体"/>
         <w:b/>
         <w:bCs/>
         <w:color w:themeColor="text1" w:val="000000"/>
@@ -10591,6 +11078,7 @@
     </w:tblStylePr>
     <w:tblStylePr w:type="firstCol">
       <w:rPr>
+        <w:rFonts w:eastAsia="黑体"/>
         <w:b/>
         <w:bCs/>
         <w:color w:themeColor="text1" w:val="000000"/>
@@ -10610,6 +11098,7 @@
     </w:tblStylePr>
     <w:tblStylePr w:type="lastCol">
       <w:rPr>
+        <w:rFonts w:eastAsia="黑体"/>
         <w:b w:val="0"/>
         <w:bCs w:val="0"/>
         <w:color w:themeColor="text1" w:val="000000"/>
@@ -10659,7 +11148,7 @@
       <w:spacing w:after="0" w:line="240" w:lineRule="auto"/>
     </w:pPr>
     <w:rPr>
-      <w:rFonts w:asciiTheme="majorHAnsi" w:cstheme="majorBidi" w:eastAsiaTheme="majorEastAsia" w:hAnsiTheme="majorHAnsi"/>
+      <w:rFonts w:asciiTheme="majorHAnsi" w:cstheme="majorBidi" w:hAnsiTheme="majorHAnsi" w:eastAsia="黑体"/>
       <w:color w:themeColor="text1" w:val="000000"/>
     </w:rPr>
     <w:tblPr>
@@ -10686,6 +11175,7 @@
     </w:tcPr>
     <w:tblStylePr w:type="firstRow">
       <w:rPr>
+        <w:rFonts w:eastAsia="黑体"/>
         <w:b/>
         <w:bCs/>
         <w:color w:themeColor="text1" w:val="000000"/>
@@ -10697,6 +11187,7 @@
     </w:tblStylePr>
     <w:tblStylePr w:type="lastRow">
       <w:rPr>
+        <w:rFonts w:eastAsia="黑体"/>
         <w:b/>
         <w:bCs/>
         <w:color w:themeColor="text1" w:val="000000"/>
@@ -10716,6 +11207,7 @@
     </w:tblStylePr>
     <w:tblStylePr w:type="firstCol">
       <w:rPr>
+        <w:rFonts w:eastAsia="黑体"/>
         <w:b/>
         <w:bCs/>
         <w:color w:themeColor="text1" w:val="000000"/>
@@ -10735,6 +11227,7 @@
     </w:tblStylePr>
     <w:tblStylePr w:type="lastCol">
       <w:rPr>
+        <w:rFonts w:eastAsia="黑体"/>
         <w:b w:val="0"/>
         <w:bCs w:val="0"/>
         <w:color w:themeColor="text1" w:val="000000"/>
@@ -10784,7 +11277,7 @@
       <w:spacing w:after="0" w:line="240" w:lineRule="auto"/>
     </w:pPr>
     <w:rPr>
-      <w:rFonts w:asciiTheme="majorHAnsi" w:cstheme="majorBidi" w:eastAsiaTheme="majorEastAsia" w:hAnsiTheme="majorHAnsi"/>
+      <w:rFonts w:asciiTheme="majorHAnsi" w:cstheme="majorBidi" w:hAnsiTheme="majorHAnsi" w:eastAsia="黑体"/>
       <w:color w:themeColor="text1" w:val="000000"/>
     </w:rPr>
     <w:tblPr>
@@ -10811,6 +11304,7 @@
     </w:tcPr>
     <w:tblStylePr w:type="firstRow">
       <w:rPr>
+        <w:rFonts w:eastAsia="黑体"/>
         <w:b/>
         <w:bCs/>
         <w:color w:themeColor="text1" w:val="000000"/>
@@ -10822,6 +11316,7 @@
     </w:tblStylePr>
     <w:tblStylePr w:type="lastRow">
       <w:rPr>
+        <w:rFonts w:eastAsia="黑体"/>
         <w:b/>
         <w:bCs/>
         <w:color w:themeColor="text1" w:val="000000"/>
@@ -10841,6 +11336,7 @@
     </w:tblStylePr>
     <w:tblStylePr w:type="firstCol">
       <w:rPr>
+        <w:rFonts w:eastAsia="黑体"/>
         <w:b/>
         <w:bCs/>
         <w:color w:themeColor="text1" w:val="000000"/>
@@ -10860,6 +11356,7 @@
     </w:tblStylePr>
     <w:tblStylePr w:type="lastCol">
       <w:rPr>
+        <w:rFonts w:eastAsia="黑体"/>
         <w:b w:val="0"/>
         <w:bCs w:val="0"/>
         <w:color w:themeColor="text1" w:val="000000"/>
@@ -10909,7 +11406,7 @@
       <w:spacing w:after="0" w:line="240" w:lineRule="auto"/>
     </w:pPr>
     <w:rPr>
-      <w:rFonts w:asciiTheme="majorHAnsi" w:cstheme="majorBidi" w:eastAsiaTheme="majorEastAsia" w:hAnsiTheme="majorHAnsi"/>
+      <w:rFonts w:asciiTheme="majorHAnsi" w:cstheme="majorBidi" w:hAnsiTheme="majorHAnsi" w:eastAsia="黑体"/>
       <w:color w:themeColor="text1" w:val="000000"/>
     </w:rPr>
     <w:tblPr>
@@ -10936,6 +11433,7 @@
     </w:tcPr>
     <w:tblStylePr w:type="firstRow">
       <w:rPr>
+        <w:rFonts w:eastAsia="黑体"/>
         <w:b/>
         <w:bCs/>
         <w:color w:themeColor="text1" w:val="000000"/>
@@ -10947,6 +11445,7 @@
     </w:tblStylePr>
     <w:tblStylePr w:type="lastRow">
       <w:rPr>
+        <w:rFonts w:eastAsia="黑体"/>
         <w:b/>
         <w:bCs/>
         <w:color w:themeColor="text1" w:val="000000"/>
@@ -10966,6 +11465,7 @@
     </w:tblStylePr>
     <w:tblStylePr w:type="firstCol">
       <w:rPr>
+        <w:rFonts w:eastAsia="黑体"/>
         <w:b/>
         <w:bCs/>
         <w:color w:themeColor="text1" w:val="000000"/>
@@ -10985,6 +11485,7 @@
     </w:tblStylePr>
     <w:tblStylePr w:type="lastCol">
       <w:rPr>
+        <w:rFonts w:eastAsia="黑体"/>
         <w:b w:val="0"/>
         <w:bCs w:val="0"/>
         <w:color w:themeColor="text1" w:val="000000"/>
@@ -11057,6 +11558,7 @@
     </w:tcPr>
     <w:tblStylePr w:type="firstRow">
       <w:rPr>
+        <w:rFonts w:eastAsia="黑体"/>
         <w:b/>
         <w:bCs/>
         <w:i w:val="0"/>
@@ -11078,6 +11580,7 @@
     </w:tblStylePr>
     <w:tblStylePr w:type="lastRow">
       <w:rPr>
+        <w:rFonts w:eastAsia="黑体"/>
         <w:b/>
         <w:bCs/>
         <w:i w:val="0"/>
@@ -11099,6 +11602,7 @@
     </w:tblStylePr>
     <w:tblStylePr w:type="firstCol">
       <w:rPr>
+        <w:rFonts w:eastAsia="黑体"/>
         <w:b/>
         <w:bCs/>
         <w:i w:val="0"/>
@@ -11118,6 +11622,7 @@
     </w:tblStylePr>
     <w:tblStylePr w:type="lastCol">
       <w:rPr>
+        <w:rFonts w:eastAsia="黑体"/>
         <w:b/>
         <w:bCs/>
         <w:i w:val="0"/>
@@ -11198,6 +11703,7 @@
     </w:tcPr>
     <w:tblStylePr w:type="firstRow">
       <w:rPr>
+        <w:rFonts w:eastAsia="黑体"/>
         <w:b/>
         <w:bCs/>
         <w:i w:val="0"/>
@@ -11219,6 +11725,7 @@
     </w:tblStylePr>
     <w:tblStylePr w:type="lastRow">
       <w:rPr>
+        <w:rFonts w:eastAsia="黑体"/>
         <w:b/>
         <w:bCs/>
         <w:i w:val="0"/>
@@ -11240,6 +11747,7 @@
     </w:tblStylePr>
     <w:tblStylePr w:type="firstCol">
       <w:rPr>
+        <w:rFonts w:eastAsia="黑体"/>
         <w:b/>
         <w:bCs/>
         <w:i w:val="0"/>
@@ -11259,6 +11767,7 @@
     </w:tblStylePr>
     <w:tblStylePr w:type="lastCol">
       <w:rPr>
+        <w:rFonts w:eastAsia="黑体"/>
         <w:b/>
         <w:bCs/>
         <w:i w:val="0"/>
@@ -11339,6 +11848,7 @@
     </w:tcPr>
     <w:tblStylePr w:type="firstRow">
       <w:rPr>
+        <w:rFonts w:eastAsia="黑体"/>
         <w:b/>
         <w:bCs/>
         <w:i w:val="0"/>
@@ -11360,6 +11870,7 @@
     </w:tblStylePr>
     <w:tblStylePr w:type="lastRow">
       <w:rPr>
+        <w:rFonts w:eastAsia="黑体"/>
         <w:b/>
         <w:bCs/>
         <w:i w:val="0"/>
@@ -11381,6 +11892,7 @@
     </w:tblStylePr>
     <w:tblStylePr w:type="firstCol">
       <w:rPr>
+        <w:rFonts w:eastAsia="黑体"/>
         <w:b/>
         <w:bCs/>
         <w:i w:val="0"/>
@@ -11400,6 +11912,7 @@
     </w:tblStylePr>
     <w:tblStylePr w:type="lastCol">
       <w:rPr>
+        <w:rFonts w:eastAsia="黑体"/>
         <w:b/>
         <w:bCs/>
         <w:i w:val="0"/>
@@ -11480,6 +11993,7 @@
     </w:tcPr>
     <w:tblStylePr w:type="firstRow">
       <w:rPr>
+        <w:rFonts w:eastAsia="黑体"/>
         <w:b/>
         <w:bCs/>
         <w:i w:val="0"/>
@@ -11501,6 +12015,7 @@
     </w:tblStylePr>
     <w:tblStylePr w:type="lastRow">
       <w:rPr>
+        <w:rFonts w:eastAsia="黑体"/>
         <w:b/>
         <w:bCs/>
         <w:i w:val="0"/>
@@ -11522,6 +12037,7 @@
     </w:tblStylePr>
     <w:tblStylePr w:type="firstCol">
       <w:rPr>
+        <w:rFonts w:eastAsia="黑体"/>
         <w:b/>
         <w:bCs/>
         <w:i w:val="0"/>
@@ -11541,6 +12057,7 @@
     </w:tblStylePr>
     <w:tblStylePr w:type="lastCol">
       <w:rPr>
+        <w:rFonts w:eastAsia="黑体"/>
         <w:b/>
         <w:bCs/>
         <w:i w:val="0"/>
@@ -11621,6 +12138,7 @@
     </w:tcPr>
     <w:tblStylePr w:type="firstRow">
       <w:rPr>
+        <w:rFonts w:eastAsia="黑体"/>
         <w:b/>
         <w:bCs/>
         <w:i w:val="0"/>
@@ -11642,6 +12160,7 @@
     </w:tblStylePr>
     <w:tblStylePr w:type="lastRow">
       <w:rPr>
+        <w:rFonts w:eastAsia="黑体"/>
         <w:b/>
         <w:bCs/>
         <w:i w:val="0"/>
@@ -11663,6 +12182,7 @@
     </w:tblStylePr>
     <w:tblStylePr w:type="firstCol">
       <w:rPr>
+        <w:rFonts w:eastAsia="黑体"/>
         <w:b/>
         <w:bCs/>
         <w:i w:val="0"/>
@@ -11682,6 +12202,7 @@
     </w:tblStylePr>
     <w:tblStylePr w:type="lastCol">
       <w:rPr>
+        <w:rFonts w:eastAsia="黑体"/>
         <w:b/>
         <w:bCs/>
         <w:i w:val="0"/>
@@ -11762,6 +12283,7 @@
     </w:tcPr>
     <w:tblStylePr w:type="firstRow">
       <w:rPr>
+        <w:rFonts w:eastAsia="黑体"/>
         <w:b/>
         <w:bCs/>
         <w:i w:val="0"/>
@@ -11783,6 +12305,7 @@
     </w:tblStylePr>
     <w:tblStylePr w:type="lastRow">
       <w:rPr>
+        <w:rFonts w:eastAsia="黑体"/>
         <w:b/>
         <w:bCs/>
         <w:i w:val="0"/>
@@ -11804,6 +12327,7 @@
     </w:tblStylePr>
     <w:tblStylePr w:type="firstCol">
       <w:rPr>
+        <w:rFonts w:eastAsia="黑体"/>
         <w:b/>
         <w:bCs/>
         <w:i w:val="0"/>
@@ -11823,6 +12347,7 @@
     </w:tblStylePr>
     <w:tblStylePr w:type="lastCol">
       <w:rPr>
+        <w:rFonts w:eastAsia="黑体"/>
         <w:b/>
         <w:bCs/>
         <w:i w:val="0"/>
@@ -11903,6 +12428,7 @@
     </w:tcPr>
     <w:tblStylePr w:type="firstRow">
       <w:rPr>
+        <w:rFonts w:eastAsia="黑体"/>
         <w:b/>
         <w:bCs/>
         <w:i w:val="0"/>
@@ -11924,6 +12450,7 @@
     </w:tblStylePr>
     <w:tblStylePr w:type="lastRow">
       <w:rPr>
+        <w:rFonts w:eastAsia="黑体"/>
         <w:b/>
         <w:bCs/>
         <w:i w:val="0"/>
@@ -11945,6 +12472,7 @@
     </w:tblStylePr>
     <w:tblStylePr w:type="firstCol">
       <w:rPr>
+        <w:rFonts w:eastAsia="黑体"/>
         <w:b/>
         <w:bCs/>
         <w:i w:val="0"/>
@@ -11964,6 +12492,7 @@
     </w:tblStylePr>
     <w:tblStylePr w:type="lastCol">
       <w:rPr>
+        <w:rFonts w:eastAsia="黑体"/>
         <w:b/>
         <w:bCs/>
         <w:i w:val="0"/>
@@ -12021,6 +12550,7 @@
       <w:spacing w:after="0" w:line="240" w:lineRule="auto"/>
     </w:pPr>
     <w:rPr>
+      <w:rFonts w:eastAsia="黑体"/>
       <w:color w:themeColor="background1" w:val="FFFFFF"/>
     </w:rPr>
     <w:tblPr>
@@ -12039,6 +12569,7 @@
     </w:tcPr>
     <w:tblStylePr w:type="firstRow">
       <w:rPr>
+        <w:rFonts w:eastAsia="黑体"/>
         <w:b/>
         <w:bCs/>
       </w:rPr>
@@ -12135,6 +12666,7 @@
       <w:spacing w:after="0" w:line="240" w:lineRule="auto"/>
     </w:pPr>
     <w:rPr>
+      <w:rFonts w:eastAsia="黑体"/>
       <w:color w:themeColor="background1" w:val="FFFFFF"/>
     </w:rPr>
     <w:tblPr>
@@ -12153,6 +12685,7 @@
     </w:tcPr>
     <w:tblStylePr w:type="firstRow">
       <w:rPr>
+        <w:rFonts w:eastAsia="黑体"/>
         <w:b/>
         <w:bCs/>
       </w:rPr>
@@ -12249,6 +12782,7 @@
       <w:spacing w:after="0" w:line="240" w:lineRule="auto"/>
     </w:pPr>
     <w:rPr>
+      <w:rFonts w:eastAsia="黑体"/>
       <w:color w:themeColor="background1" w:val="FFFFFF"/>
     </w:rPr>
     <w:tblPr>
@@ -12267,6 +12801,7 @@
     </w:tcPr>
     <w:tblStylePr w:type="firstRow">
       <w:rPr>
+        <w:rFonts w:eastAsia="黑体"/>
         <w:b/>
         <w:bCs/>
       </w:rPr>
@@ -12363,6 +12898,7 @@
       <w:spacing w:after="0" w:line="240" w:lineRule="auto"/>
     </w:pPr>
     <w:rPr>
+      <w:rFonts w:eastAsia="黑体"/>
       <w:color w:themeColor="background1" w:val="FFFFFF"/>
     </w:rPr>
     <w:tblPr>
@@ -12381,6 +12917,7 @@
     </w:tcPr>
     <w:tblStylePr w:type="firstRow">
       <w:rPr>
+        <w:rFonts w:eastAsia="黑体"/>
         <w:b/>
         <w:bCs/>
       </w:rPr>
@@ -12477,6 +13014,7 @@
       <w:spacing w:after="0" w:line="240" w:lineRule="auto"/>
     </w:pPr>
     <w:rPr>
+      <w:rFonts w:eastAsia="黑体"/>
       <w:color w:themeColor="background1" w:val="FFFFFF"/>
     </w:rPr>
     <w:tblPr>
@@ -12495,6 +13033,7 @@
     </w:tcPr>
     <w:tblStylePr w:type="firstRow">
       <w:rPr>
+        <w:rFonts w:eastAsia="黑体"/>
         <w:b/>
         <w:bCs/>
       </w:rPr>
@@ -12591,6 +13130,7 @@
       <w:spacing w:after="0" w:line="240" w:lineRule="auto"/>
     </w:pPr>
     <w:rPr>
+      <w:rFonts w:eastAsia="黑体"/>
       <w:color w:themeColor="background1" w:val="FFFFFF"/>
     </w:rPr>
     <w:tblPr>
@@ -12609,6 +13149,7 @@
     </w:tcPr>
     <w:tblStylePr w:type="firstRow">
       <w:rPr>
+        <w:rFonts w:eastAsia="黑体"/>
         <w:b/>
         <w:bCs/>
       </w:rPr>
@@ -12705,6 +13246,7 @@
       <w:spacing w:after="0" w:line="240" w:lineRule="auto"/>
     </w:pPr>
     <w:rPr>
+      <w:rFonts w:eastAsia="黑体"/>
       <w:color w:themeColor="background1" w:val="FFFFFF"/>
     </w:rPr>
     <w:tblPr>
@@ -12723,6 +13265,7 @@
     </w:tcPr>
     <w:tblStylePr w:type="firstRow">
       <w:rPr>
+        <w:rFonts w:eastAsia="黑体"/>
         <w:b/>
         <w:bCs/>
       </w:rPr>
@@ -12819,6 +13362,7 @@
       <w:spacing w:after="0" w:line="240" w:lineRule="auto"/>
     </w:pPr>
     <w:rPr>
+      <w:rFonts w:eastAsia="黑体"/>
       <w:color w:themeColor="text1" w:val="000000"/>
     </w:rPr>
     <w:tblPr>
@@ -12845,6 +13389,7 @@
     </w:tcPr>
     <w:tblStylePr w:type="firstRow">
       <w:rPr>
+        <w:rFonts w:eastAsia="黑体"/>
         <w:b/>
         <w:bCs/>
       </w:rPr>
@@ -12863,6 +13408,7 @@
     </w:tblStylePr>
     <w:tblStylePr w:type="lastRow">
       <w:rPr>
+        <w:rFonts w:eastAsia="黑体"/>
         <w:b/>
         <w:bCs/>
         <w:color w:themeColor="background1" w:val="FFFFFF"/>
@@ -12877,6 +13423,7 @@
     </w:tblStylePr>
     <w:tblStylePr w:type="firstCol">
       <w:rPr>
+        <w:rFonts w:eastAsia="黑体"/>
         <w:color w:themeColor="background1" w:val="FFFFFF"/>
       </w:rPr>
       <w:tblPr/>
@@ -12894,6 +13441,7 @@
     </w:tblStylePr>
     <w:tblStylePr w:type="lastCol">
       <w:rPr>
+        <w:rFonts w:eastAsia="黑体"/>
         <w:color w:themeColor="background1" w:val="FFFFFF"/>
       </w:rPr>
       <w:tblPr/>
@@ -12923,11 +13471,13 @@
     </w:tblStylePr>
     <w:tblStylePr w:type="neCell">
       <w:rPr>
+        <w:rFonts w:eastAsia="黑体"/>
         <w:color w:themeColor="text1" w:val="000000"/>
       </w:rPr>
     </w:tblStylePr>
     <w:tblStylePr w:type="nwCell">
       <w:rPr>
+        <w:rFonts w:eastAsia="黑体"/>
         <w:color w:themeColor="text1" w:val="000000"/>
       </w:rPr>
     </w:tblStylePr>
@@ -12941,6 +13491,7 @@
       <w:spacing w:after="0" w:line="240" w:lineRule="auto"/>
     </w:pPr>
     <w:rPr>
+      <w:rFonts w:eastAsia="黑体"/>
       <w:color w:themeColor="text1" w:val="000000"/>
     </w:rPr>
     <w:tblPr>
@@ -12967,6 +13518,7 @@
     </w:tcPr>
     <w:tblStylePr w:type="firstRow">
       <w:rPr>
+        <w:rFonts w:eastAsia="黑体"/>
         <w:b/>
         <w:bCs/>
       </w:rPr>
@@ -12985,6 +13537,7 @@
     </w:tblStylePr>
     <w:tblStylePr w:type="lastRow">
       <w:rPr>
+        <w:rFonts w:eastAsia="黑体"/>
         <w:b/>
         <w:bCs/>
         <w:color w:themeColor="background1" w:val="FFFFFF"/>
@@ -12999,6 +13552,7 @@
     </w:tblStylePr>
     <w:tblStylePr w:type="firstCol">
       <w:rPr>
+        <w:rFonts w:eastAsia="黑体"/>
         <w:color w:themeColor="background1" w:val="FFFFFF"/>
       </w:rPr>
       <w:tblPr/>
@@ -13016,6 +13570,7 @@
     </w:tblStylePr>
     <w:tblStylePr w:type="lastCol">
       <w:rPr>
+        <w:rFonts w:eastAsia="黑体"/>
         <w:color w:themeColor="background1" w:val="FFFFFF"/>
       </w:rPr>
       <w:tblPr/>
@@ -13045,11 +13600,13 @@
     </w:tblStylePr>
     <w:tblStylePr w:type="neCell">
       <w:rPr>
+        <w:rFonts w:eastAsia="黑体"/>
         <w:color w:themeColor="text1" w:val="000000"/>
       </w:rPr>
     </w:tblStylePr>
     <w:tblStylePr w:type="nwCell">
       <w:rPr>
+        <w:rFonts w:eastAsia="黑体"/>
         <w:color w:themeColor="text1" w:val="000000"/>
       </w:rPr>
     </w:tblStylePr>
@@ -13063,6 +13620,7 @@
       <w:spacing w:after="0" w:line="240" w:lineRule="auto"/>
     </w:pPr>
     <w:rPr>
+      <w:rFonts w:eastAsia="黑体"/>
       <w:color w:themeColor="text1" w:val="000000"/>
     </w:rPr>
     <w:tblPr>
@@ -13089,6 +13647,7 @@
     </w:tcPr>
     <w:tblStylePr w:type="firstRow">
       <w:rPr>
+        <w:rFonts w:eastAsia="黑体"/>
         <w:b/>
         <w:bCs/>
       </w:rPr>
@@ -13107,6 +13666,7 @@
     </w:tblStylePr>
     <w:tblStylePr w:type="lastRow">
       <w:rPr>
+        <w:rFonts w:eastAsia="黑体"/>
         <w:b/>
         <w:bCs/>
         <w:color w:themeColor="background1" w:val="FFFFFF"/>
@@ -13121,6 +13681,7 @@
     </w:tblStylePr>
     <w:tblStylePr w:type="firstCol">
       <w:rPr>
+        <w:rFonts w:eastAsia="黑体"/>
         <w:color w:themeColor="background1" w:val="FFFFFF"/>
       </w:rPr>
       <w:tblPr/>
@@ -13138,6 +13699,7 @@
     </w:tblStylePr>
     <w:tblStylePr w:type="lastCol">
       <w:rPr>
+        <w:rFonts w:eastAsia="黑体"/>
         <w:color w:themeColor="background1" w:val="FFFFFF"/>
       </w:rPr>
       <w:tblPr/>
@@ -13167,11 +13729,13 @@
     </w:tblStylePr>
     <w:tblStylePr w:type="neCell">
       <w:rPr>
+        <w:rFonts w:eastAsia="黑体"/>
         <w:color w:themeColor="text1" w:val="000000"/>
       </w:rPr>
     </w:tblStylePr>
     <w:tblStylePr w:type="nwCell">
       <w:rPr>
+        <w:rFonts w:eastAsia="黑体"/>
         <w:color w:themeColor="text1" w:val="000000"/>
       </w:rPr>
     </w:tblStylePr>
@@ -13185,6 +13749,7 @@
       <w:spacing w:after="0" w:line="240" w:lineRule="auto"/>
     </w:pPr>
     <w:rPr>
+      <w:rFonts w:eastAsia="黑体"/>
       <w:color w:themeColor="text1" w:val="000000"/>
     </w:rPr>
     <w:tblPr>
@@ -13211,6 +13776,7 @@
     </w:tcPr>
     <w:tblStylePr w:type="firstRow">
       <w:rPr>
+        <w:rFonts w:eastAsia="黑体"/>
         <w:b/>
         <w:bCs/>
       </w:rPr>
@@ -13229,6 +13795,7 @@
     </w:tblStylePr>
     <w:tblStylePr w:type="lastRow">
       <w:rPr>
+        <w:rFonts w:eastAsia="黑体"/>
         <w:b/>
         <w:bCs/>
         <w:color w:themeColor="background1" w:val="FFFFFF"/>
@@ -13243,6 +13810,7 @@
     </w:tblStylePr>
     <w:tblStylePr w:type="firstCol">
       <w:rPr>
+        <w:rFonts w:eastAsia="黑体"/>
         <w:color w:themeColor="background1" w:val="FFFFFF"/>
       </w:rPr>
       <w:tblPr/>
@@ -13260,6 +13828,7 @@
     </w:tblStylePr>
     <w:tblStylePr w:type="lastCol">
       <w:rPr>
+        <w:rFonts w:eastAsia="黑体"/>
         <w:color w:themeColor="background1" w:val="FFFFFF"/>
       </w:rPr>
       <w:tblPr/>
@@ -13297,6 +13866,7 @@
       <w:spacing w:after="0" w:line="240" w:lineRule="auto"/>
     </w:pPr>
     <w:rPr>
+      <w:rFonts w:eastAsia="黑体"/>
       <w:color w:themeColor="text1" w:val="000000"/>
     </w:rPr>
     <w:tblPr>
@@ -13323,6 +13893,7 @@
     </w:tcPr>
     <w:tblStylePr w:type="firstRow">
       <w:rPr>
+        <w:rFonts w:eastAsia="黑体"/>
         <w:b/>
         <w:bCs/>
       </w:rPr>
@@ -13341,6 +13912,7 @@
     </w:tblStylePr>
     <w:tblStylePr w:type="lastRow">
       <w:rPr>
+        <w:rFonts w:eastAsia="黑体"/>
         <w:b/>
         <w:bCs/>
         <w:color w:themeColor="background1" w:val="FFFFFF"/>
@@ -13355,6 +13927,7 @@
     </w:tblStylePr>
     <w:tblStylePr w:type="firstCol">
       <w:rPr>
+        <w:rFonts w:eastAsia="黑体"/>
         <w:color w:themeColor="background1" w:val="FFFFFF"/>
       </w:rPr>
       <w:tblPr/>
@@ -13372,6 +13945,7 @@
     </w:tblStylePr>
     <w:tblStylePr w:type="lastCol">
       <w:rPr>
+        <w:rFonts w:eastAsia="黑体"/>
         <w:color w:themeColor="background1" w:val="FFFFFF"/>
       </w:rPr>
       <w:tblPr/>
@@ -13401,11 +13975,13 @@
     </w:tblStylePr>
     <w:tblStylePr w:type="neCell">
       <w:rPr>
+        <w:rFonts w:eastAsia="黑体"/>
         <w:color w:themeColor="text1" w:val="000000"/>
       </w:rPr>
     </w:tblStylePr>
     <w:tblStylePr w:type="nwCell">
       <w:rPr>
+        <w:rFonts w:eastAsia="黑体"/>
         <w:color w:themeColor="text1" w:val="000000"/>
       </w:rPr>
     </w:tblStylePr>
@@ -13419,6 +13995,7 @@
       <w:spacing w:after="0" w:line="240" w:lineRule="auto"/>
     </w:pPr>
     <w:rPr>
+      <w:rFonts w:eastAsia="黑体"/>
       <w:color w:themeColor="text1" w:val="000000"/>
     </w:rPr>
     <w:tblPr>
@@ -13445,6 +14022,7 @@
     </w:tcPr>
     <w:tblStylePr w:type="firstRow">
       <w:rPr>
+        <w:rFonts w:eastAsia="黑体"/>
         <w:b/>
         <w:bCs/>
       </w:rPr>
@@ -13463,6 +14041,7 @@
     </w:tblStylePr>
     <w:tblStylePr w:type="lastRow">
       <w:rPr>
+        <w:rFonts w:eastAsia="黑体"/>
         <w:b/>
         <w:bCs/>
         <w:color w:themeColor="background1" w:val="FFFFFF"/>
@@ -13477,6 +14056,7 @@
     </w:tblStylePr>
     <w:tblStylePr w:type="firstCol">
       <w:rPr>
+        <w:rFonts w:eastAsia="黑体"/>
         <w:color w:themeColor="background1" w:val="FFFFFF"/>
       </w:rPr>
       <w:tblPr/>
@@ -13494,6 +14074,7 @@
     </w:tblStylePr>
     <w:tblStylePr w:type="lastCol">
       <w:rPr>
+        <w:rFonts w:eastAsia="黑体"/>
         <w:color w:themeColor="background1" w:val="FFFFFF"/>
       </w:rPr>
       <w:tblPr/>
@@ -13523,11 +14104,13 @@
     </w:tblStylePr>
     <w:tblStylePr w:type="neCell">
       <w:rPr>
+        <w:rFonts w:eastAsia="黑体"/>
         <w:color w:themeColor="text1" w:val="000000"/>
       </w:rPr>
     </w:tblStylePr>
     <w:tblStylePr w:type="nwCell">
       <w:rPr>
+        <w:rFonts w:eastAsia="黑体"/>
         <w:color w:themeColor="text1" w:val="000000"/>
       </w:rPr>
     </w:tblStylePr>
@@ -13541,6 +14124,7 @@
       <w:spacing w:after="0" w:line="240" w:lineRule="auto"/>
     </w:pPr>
     <w:rPr>
+      <w:rFonts w:eastAsia="黑体"/>
       <w:color w:themeColor="text1" w:val="000000"/>
     </w:rPr>
     <w:tblPr>
@@ -13567,6 +14151,7 @@
     </w:tcPr>
     <w:tblStylePr w:type="firstRow">
       <w:rPr>
+        <w:rFonts w:eastAsia="黑体"/>
         <w:b/>
         <w:bCs/>
       </w:rPr>
@@ -13585,6 +14170,7 @@
     </w:tblStylePr>
     <w:tblStylePr w:type="lastRow">
       <w:rPr>
+        <w:rFonts w:eastAsia="黑体"/>
         <w:b/>
         <w:bCs/>
         <w:color w:themeColor="background1" w:val="FFFFFF"/>
@@ -13599,6 +14185,7 @@
     </w:tblStylePr>
     <w:tblStylePr w:type="firstCol">
       <w:rPr>
+        <w:rFonts w:eastAsia="黑体"/>
         <w:color w:themeColor="background1" w:val="FFFFFF"/>
       </w:rPr>
       <w:tblPr/>
@@ -13616,6 +14203,7 @@
     </w:tblStylePr>
     <w:tblStylePr w:type="lastCol">
       <w:rPr>
+        <w:rFonts w:eastAsia="黑体"/>
         <w:color w:themeColor="background1" w:val="FFFFFF"/>
       </w:rPr>
       <w:tblPr/>
@@ -13645,11 +14233,13 @@
     </w:tblStylePr>
     <w:tblStylePr w:type="neCell">
       <w:rPr>
+        <w:rFonts w:eastAsia="黑体"/>
         <w:color w:themeColor="text1" w:val="000000"/>
       </w:rPr>
     </w:tblStylePr>
     <w:tblStylePr w:type="nwCell">
       <w:rPr>
+        <w:rFonts w:eastAsia="黑体"/>
         <w:color w:themeColor="text1" w:val="000000"/>
       </w:rPr>
     </w:tblStylePr>
@@ -13663,6 +14253,7 @@
       <w:spacing w:after="0" w:line="240" w:lineRule="auto"/>
     </w:pPr>
     <w:rPr>
+      <w:rFonts w:eastAsia="黑体"/>
       <w:color w:themeColor="text1" w:val="000000"/>
     </w:rPr>
     <w:tblPr>
@@ -13681,6 +14272,7 @@
     </w:tcPr>
     <w:tblStylePr w:type="firstRow">
       <w:rPr>
+        <w:rFonts w:eastAsia="黑体"/>
         <w:b/>
         <w:bCs/>
         <w:color w:themeColor="background1" w:val="FFFFFF"/>
@@ -13695,6 +14287,7 @@
     </w:tblStylePr>
     <w:tblStylePr w:type="lastRow">
       <w:rPr>
+        <w:rFonts w:eastAsia="黑体"/>
         <w:b/>
         <w:bCs/>
         <w:color w:themeColor="accent2" w:themeShade="CC" w:val="9E3A38"/>
@@ -13709,12 +14302,14 @@
     </w:tblStylePr>
     <w:tblStylePr w:type="firstCol">
       <w:rPr>
+        <w:rFonts w:eastAsia="黑体"/>
         <w:b/>
         <w:bCs/>
       </w:rPr>
     </w:tblStylePr>
     <w:tblStylePr w:type="lastCol">
       <w:rPr>
+        <w:rFonts w:eastAsia="黑体"/>
         <w:b/>
         <w:bCs/>
       </w:rPr>
@@ -13749,6 +14344,7 @@
       <w:spacing w:after="0" w:line="240" w:lineRule="auto"/>
     </w:pPr>
     <w:rPr>
+      <w:rFonts w:eastAsia="黑体"/>
       <w:color w:themeColor="text1" w:val="000000"/>
     </w:rPr>
     <w:tblPr>
@@ -13767,6 +14363,7 @@
     </w:tcPr>
     <w:tblStylePr w:type="firstRow">
       <w:rPr>
+        <w:rFonts w:eastAsia="黑体"/>
         <w:b/>
         <w:bCs/>
         <w:color w:themeColor="background1" w:val="FFFFFF"/>
@@ -13781,6 +14378,7 @@
     </w:tblStylePr>
     <w:tblStylePr w:type="lastRow">
       <w:rPr>
+        <w:rFonts w:eastAsia="黑体"/>
         <w:b/>
         <w:bCs/>
         <w:color w:themeColor="accent2" w:themeShade="CC" w:val="9E3A38"/>
@@ -13795,12 +14393,14 @@
     </w:tblStylePr>
     <w:tblStylePr w:type="firstCol">
       <w:rPr>
+        <w:rFonts w:eastAsia="黑体"/>
         <w:b/>
         <w:bCs/>
       </w:rPr>
     </w:tblStylePr>
     <w:tblStylePr w:type="lastCol">
       <w:rPr>
+        <w:rFonts w:eastAsia="黑体"/>
         <w:b/>
         <w:bCs/>
       </w:rPr>
@@ -13835,6 +14435,7 @@
       <w:spacing w:after="0" w:line="240" w:lineRule="auto"/>
     </w:pPr>
     <w:rPr>
+      <w:rFonts w:eastAsia="黑体"/>
       <w:color w:themeColor="text1" w:val="000000"/>
     </w:rPr>
     <w:tblPr>
@@ -13853,6 +14454,7 @@
     </w:tcPr>
     <w:tblStylePr w:type="firstRow">
       <w:rPr>
+        <w:rFonts w:eastAsia="黑体"/>
         <w:b/>
         <w:bCs/>
         <w:color w:themeColor="background1" w:val="FFFFFF"/>
@@ -13867,6 +14469,7 @@
     </w:tblStylePr>
     <w:tblStylePr w:type="lastRow">
       <w:rPr>
+        <w:rFonts w:eastAsia="黑体"/>
         <w:b/>
         <w:bCs/>
         <w:color w:themeColor="accent2" w:themeShade="CC" w:val="9E3A38"/>
@@ -13881,12 +14484,14 @@
     </w:tblStylePr>
     <w:tblStylePr w:type="firstCol">
       <w:rPr>
+        <w:rFonts w:eastAsia="黑体"/>
         <w:b/>
         <w:bCs/>
       </w:rPr>
     </w:tblStylePr>
     <w:tblStylePr w:type="lastCol">
       <w:rPr>
+        <w:rFonts w:eastAsia="黑体"/>
         <w:b/>
         <w:bCs/>
       </w:rPr>
@@ -13921,6 +14526,7 @@
       <w:spacing w:after="0" w:line="240" w:lineRule="auto"/>
     </w:pPr>
     <w:rPr>
+      <w:rFonts w:eastAsia="黑体"/>
       <w:color w:themeColor="text1" w:val="000000"/>
     </w:rPr>
     <w:tblPr>
@@ -13939,6 +14545,7 @@
     </w:tcPr>
     <w:tblStylePr w:type="firstRow">
       <w:rPr>
+        <w:rFonts w:eastAsia="黑体"/>
         <w:b/>
         <w:bCs/>
         <w:color w:themeColor="background1" w:val="FFFFFF"/>
@@ -13953,6 +14560,7 @@
     </w:tblStylePr>
     <w:tblStylePr w:type="lastRow">
       <w:rPr>
+        <w:rFonts w:eastAsia="黑体"/>
         <w:b/>
         <w:bCs/>
         <w:color w:themeColor="accent4" w:themeShade="CC" w:val="664E82"/>
@@ -13967,12 +14575,14 @@
     </w:tblStylePr>
     <w:tblStylePr w:type="firstCol">
       <w:rPr>
+        <w:rFonts w:eastAsia="黑体"/>
         <w:b/>
         <w:bCs/>
       </w:rPr>
     </w:tblStylePr>
     <w:tblStylePr w:type="lastCol">
       <w:rPr>
+        <w:rFonts w:eastAsia="黑体"/>
         <w:b/>
         <w:bCs/>
       </w:rPr>
@@ -14007,6 +14617,7 @@
       <w:spacing w:after="0" w:line="240" w:lineRule="auto"/>
     </w:pPr>
     <w:rPr>
+      <w:rFonts w:eastAsia="黑体"/>
       <w:color w:themeColor="text1" w:val="000000"/>
     </w:rPr>
     <w:tblPr>
@@ -14025,6 +14636,7 @@
     </w:tcPr>
     <w:tblStylePr w:type="firstRow">
       <w:rPr>
+        <w:rFonts w:eastAsia="黑体"/>
         <w:b/>
         <w:bCs/>
         <w:color w:themeColor="background1" w:val="FFFFFF"/>
@@ -14039,6 +14651,7 @@
     </w:tblStylePr>
     <w:tblStylePr w:type="lastRow">
       <w:rPr>
+        <w:rFonts w:eastAsia="黑体"/>
         <w:b/>
         <w:bCs/>
         <w:color w:themeColor="accent3" w:themeShade="CC" w:val="7E9C40"/>
@@ -14053,12 +14666,14 @@
     </w:tblStylePr>
     <w:tblStylePr w:type="firstCol">
       <w:rPr>
+        <w:rFonts w:eastAsia="黑体"/>
         <w:b/>
         <w:bCs/>
       </w:rPr>
     </w:tblStylePr>
     <w:tblStylePr w:type="lastCol">
       <w:rPr>
+        <w:rFonts w:eastAsia="黑体"/>
         <w:b/>
         <w:bCs/>
       </w:rPr>
@@ -14093,6 +14708,7 @@
       <w:spacing w:after="0" w:line="240" w:lineRule="auto"/>
     </w:pPr>
     <w:rPr>
+      <w:rFonts w:eastAsia="黑体"/>
       <w:color w:themeColor="text1" w:val="000000"/>
     </w:rPr>
     <w:tblPr>
@@ -14111,6 +14727,7 @@
     </w:tcPr>
     <w:tblStylePr w:type="firstRow">
       <w:rPr>
+        <w:rFonts w:eastAsia="黑体"/>
         <w:b/>
         <w:bCs/>
         <w:color w:themeColor="background1" w:val="FFFFFF"/>
@@ -14125,6 +14742,7 @@
     </w:tblStylePr>
     <w:tblStylePr w:type="lastRow">
       <w:rPr>
+        <w:rFonts w:eastAsia="黑体"/>
         <w:b/>
         <w:bCs/>
         <w:color w:themeColor="accent6" w:themeShade="CC" w:val="F2730A"/>
@@ -14139,12 +14757,14 @@
     </w:tblStylePr>
     <w:tblStylePr w:type="firstCol">
       <w:rPr>
+        <w:rFonts w:eastAsia="黑体"/>
         <w:b/>
         <w:bCs/>
       </w:rPr>
     </w:tblStylePr>
     <w:tblStylePr w:type="lastCol">
       <w:rPr>
+        <w:rFonts w:eastAsia="黑体"/>
         <w:b/>
         <w:bCs/>
       </w:rPr>
@@ -14179,6 +14799,7 @@
       <w:spacing w:after="0" w:line="240" w:lineRule="auto"/>
     </w:pPr>
     <w:rPr>
+      <w:rFonts w:eastAsia="黑体"/>
       <w:color w:themeColor="text1" w:val="000000"/>
     </w:rPr>
     <w:tblPr>
@@ -14197,6 +14818,7 @@
     </w:tcPr>
     <w:tblStylePr w:type="firstRow">
       <w:rPr>
+        <w:rFonts w:eastAsia="黑体"/>
         <w:b/>
         <w:bCs/>
         <w:color w:themeColor="background1" w:val="FFFFFF"/>
@@ -14211,6 +14833,7 @@
     </w:tblStylePr>
     <w:tblStylePr w:type="lastRow">
       <w:rPr>
+        <w:rFonts w:eastAsia="黑体"/>
         <w:b/>
         <w:bCs/>
         <w:color w:themeColor="accent5" w:themeShade="CC" w:val="348DA5"/>
@@ -14225,12 +14848,14 @@
     </w:tblStylePr>
     <w:tblStylePr w:type="firstCol">
       <w:rPr>
+        <w:rFonts w:eastAsia="黑体"/>
         <w:b/>
         <w:bCs/>
       </w:rPr>
     </w:tblStylePr>
     <w:tblStylePr w:type="lastCol">
       <w:rPr>
+        <w:rFonts w:eastAsia="黑体"/>
         <w:b/>
         <w:bCs/>
       </w:rPr>
@@ -14265,6 +14890,7 @@
       <w:spacing w:after="0" w:line="240" w:lineRule="auto"/>
     </w:pPr>
     <w:rPr>
+      <w:rFonts w:eastAsia="黑体"/>
       <w:color w:themeColor="text1" w:val="000000"/>
     </w:rPr>
     <w:tblPr>
@@ -14286,6 +14912,7 @@
     </w:tcPr>
     <w:tblStylePr w:type="firstRow">
       <w:rPr>
+        <w:rFonts w:eastAsia="黑体"/>
         <w:b/>
         <w:bCs/>
       </w:rPr>
@@ -14296,6 +14923,7 @@
     </w:tblStylePr>
     <w:tblStylePr w:type="lastRow">
       <w:rPr>
+        <w:rFonts w:eastAsia="黑体"/>
         <w:b/>
         <w:bCs/>
         <w:color w:themeColor="text1" w:val="000000"/>
@@ -14307,6 +14935,7 @@
     </w:tblStylePr>
     <w:tblStylePr w:type="firstCol">
       <w:rPr>
+        <w:rFonts w:eastAsia="黑体"/>
         <w:color w:themeColor="background1" w:val="FFFFFF"/>
       </w:rPr>
       <w:tblPr/>
@@ -14316,6 +14945,7 @@
     </w:tblStylePr>
     <w:tblStylePr w:type="lastCol">
       <w:rPr>
+        <w:rFonts w:eastAsia="黑体"/>
         <w:color w:themeColor="background1" w:val="FFFFFF"/>
       </w:rPr>
       <w:tblPr/>
@@ -14345,6 +14975,7 @@
       <w:spacing w:after="0" w:line="240" w:lineRule="auto"/>
     </w:pPr>
     <w:rPr>
+      <w:rFonts w:eastAsia="黑体"/>
       <w:color w:themeColor="text1" w:val="000000"/>
     </w:rPr>
     <w:tblPr>
@@ -14366,6 +14997,7 @@
     </w:tcPr>
     <w:tblStylePr w:type="firstRow">
       <w:rPr>
+        <w:rFonts w:eastAsia="黑体"/>
         <w:b/>
         <w:bCs/>
       </w:rPr>
@@ -14376,6 +15008,7 @@
     </w:tblStylePr>
     <w:tblStylePr w:type="lastRow">
       <w:rPr>
+        <w:rFonts w:eastAsia="黑体"/>
         <w:b/>
         <w:bCs/>
         <w:color w:themeColor="text1" w:val="000000"/>
@@ -14387,6 +15020,7 @@
     </w:tblStylePr>
     <w:tblStylePr w:type="firstCol">
       <w:rPr>
+        <w:rFonts w:eastAsia="黑体"/>
         <w:color w:themeColor="background1" w:val="FFFFFF"/>
       </w:rPr>
       <w:tblPr/>
@@ -14396,6 +15030,7 @@
     </w:tblStylePr>
     <w:tblStylePr w:type="lastCol">
       <w:rPr>
+        <w:rFonts w:eastAsia="黑体"/>
         <w:color w:themeColor="background1" w:val="FFFFFF"/>
       </w:rPr>
       <w:tblPr/>
@@ -14425,6 +15060,7 @@
       <w:spacing w:after="0" w:line="240" w:lineRule="auto"/>
     </w:pPr>
     <w:rPr>
+      <w:rFonts w:eastAsia="黑体"/>
       <w:color w:themeColor="text1" w:val="000000"/>
     </w:rPr>
     <w:tblPr>
@@ -14446,6 +15082,7 @@
     </w:tcPr>
     <w:tblStylePr w:type="firstRow">
       <w:rPr>
+        <w:rFonts w:eastAsia="黑体"/>
         <w:b/>
         <w:bCs/>
       </w:rPr>
@@ -14456,6 +15093,7 @@
     </w:tblStylePr>
     <w:tblStylePr w:type="lastRow">
       <w:rPr>
+        <w:rFonts w:eastAsia="黑体"/>
         <w:b/>
         <w:bCs/>
         <w:color w:themeColor="text1" w:val="000000"/>
@@ -14467,6 +15105,7 @@
     </w:tblStylePr>
     <w:tblStylePr w:type="firstCol">
       <w:rPr>
+        <w:rFonts w:eastAsia="黑体"/>
         <w:color w:themeColor="background1" w:val="FFFFFF"/>
       </w:rPr>
       <w:tblPr/>
@@ -14476,6 +15115,7 @@
     </w:tblStylePr>
     <w:tblStylePr w:type="lastCol">
       <w:rPr>
+        <w:rFonts w:eastAsia="黑体"/>
         <w:color w:themeColor="background1" w:val="FFFFFF"/>
       </w:rPr>
       <w:tblPr/>
@@ -14505,6 +15145,7 @@
       <w:spacing w:after="0" w:line="240" w:lineRule="auto"/>
     </w:pPr>
     <w:rPr>
+      <w:rFonts w:eastAsia="黑体"/>
       <w:color w:themeColor="text1" w:val="000000"/>
     </w:rPr>
     <w:tblPr>
@@ -14526,6 +15167,7 @@
     </w:tcPr>
     <w:tblStylePr w:type="firstRow">
       <w:rPr>
+        <w:rFonts w:eastAsia="黑体"/>
         <w:b/>
         <w:bCs/>
       </w:rPr>
@@ -14536,6 +15178,7 @@
     </w:tblStylePr>
     <w:tblStylePr w:type="lastRow">
       <w:rPr>
+        <w:rFonts w:eastAsia="黑体"/>
         <w:b/>
         <w:bCs/>
         <w:color w:themeColor="text1" w:val="000000"/>
@@ -14547,6 +15190,7 @@
     </w:tblStylePr>
     <w:tblStylePr w:type="firstCol">
       <w:rPr>
+        <w:rFonts w:eastAsia="黑体"/>
         <w:color w:themeColor="background1" w:val="FFFFFF"/>
       </w:rPr>
       <w:tblPr/>
@@ -14556,6 +15200,7 @@
     </w:tblStylePr>
     <w:tblStylePr w:type="lastCol">
       <w:rPr>
+        <w:rFonts w:eastAsia="黑体"/>
         <w:color w:themeColor="background1" w:val="FFFFFF"/>
       </w:rPr>
       <w:tblPr/>
@@ -14585,6 +15230,7 @@
       <w:spacing w:after="0" w:line="240" w:lineRule="auto"/>
     </w:pPr>
     <w:rPr>
+      <w:rFonts w:eastAsia="黑体"/>
       <w:color w:themeColor="text1" w:val="000000"/>
     </w:rPr>
     <w:tblPr>
@@ -14606,6 +15252,7 @@
     </w:tcPr>
     <w:tblStylePr w:type="firstRow">
       <w:rPr>
+        <w:rFonts w:eastAsia="黑体"/>
         <w:b/>
         <w:bCs/>
       </w:rPr>
@@ -14616,6 +15263,7 @@
     </w:tblStylePr>
     <w:tblStylePr w:type="lastRow">
       <w:rPr>
+        <w:rFonts w:eastAsia="黑体"/>
         <w:b/>
         <w:bCs/>
         <w:color w:themeColor="text1" w:val="000000"/>
@@ -14627,6 +15275,7 @@
     </w:tblStylePr>
     <w:tblStylePr w:type="firstCol">
       <w:rPr>
+        <w:rFonts w:eastAsia="黑体"/>
         <w:color w:themeColor="background1" w:val="FFFFFF"/>
       </w:rPr>
       <w:tblPr/>
@@ -14636,6 +15285,7 @@
     </w:tblStylePr>
     <w:tblStylePr w:type="lastCol">
       <w:rPr>
+        <w:rFonts w:eastAsia="黑体"/>
         <w:color w:themeColor="background1" w:val="FFFFFF"/>
       </w:rPr>
       <w:tblPr/>
@@ -14665,6 +15315,7 @@
       <w:spacing w:after="0" w:line="240" w:lineRule="auto"/>
     </w:pPr>
     <w:rPr>
+      <w:rFonts w:eastAsia="黑体"/>
       <w:color w:themeColor="text1" w:val="000000"/>
     </w:rPr>
     <w:tblPr>
@@ -14686,6 +15337,7 @@
     </w:tcPr>
     <w:tblStylePr w:type="firstRow">
       <w:rPr>
+        <w:rFonts w:eastAsia="黑体"/>
         <w:b/>
         <w:bCs/>
       </w:rPr>
@@ -14696,6 +15348,7 @@
     </w:tblStylePr>
     <w:tblStylePr w:type="lastRow">
       <w:rPr>
+        <w:rFonts w:eastAsia="黑体"/>
         <w:b/>
         <w:bCs/>
         <w:color w:themeColor="text1" w:val="000000"/>
@@ -14707,6 +15360,7 @@
     </w:tblStylePr>
     <w:tblStylePr w:type="firstCol">
       <w:rPr>
+        <w:rFonts w:eastAsia="黑体"/>
         <w:color w:themeColor="background1" w:val="FFFFFF"/>
       </w:rPr>
       <w:tblPr/>
@@ -14716,6 +15370,7 @@
     </w:tblStylePr>
     <w:tblStylePr w:type="lastCol">
       <w:rPr>
+        <w:rFonts w:eastAsia="黑体"/>
         <w:color w:themeColor="background1" w:val="FFFFFF"/>
       </w:rPr>
       <w:tblPr/>
@@ -14745,6 +15400,7 @@
       <w:spacing w:after="0" w:line="240" w:lineRule="auto"/>
     </w:pPr>
     <w:rPr>
+      <w:rFonts w:eastAsia="黑体"/>
       <w:color w:themeColor="text1" w:val="000000"/>
     </w:rPr>
     <w:tblPr>
@@ -14766,6 +15422,7 @@
     </w:tcPr>
     <w:tblStylePr w:type="firstRow">
       <w:rPr>
+        <w:rFonts w:eastAsia="黑体"/>
         <w:b/>
         <w:bCs/>
       </w:rPr>
@@ -14776,6 +15433,7 @@
     </w:tblStylePr>
     <w:tblStylePr w:type="lastRow">
       <w:rPr>
+        <w:rFonts w:eastAsia="黑体"/>
         <w:b/>
         <w:bCs/>
         <w:color w:themeColor="text1" w:val="000000"/>
@@ -14787,6 +15445,7 @@
     </w:tblStylePr>
     <w:tblStylePr w:type="firstCol">
       <w:rPr>
+        <w:rFonts w:eastAsia="黑体"/>
         <w:color w:themeColor="background1" w:val="FFFFFF"/>
       </w:rPr>
       <w:tblPr/>
@@ -14796,6 +15455,7 @@
     </w:tblStylePr>
     <w:tblStylePr w:type="lastCol">
       <w:rPr>
+        <w:rFonts w:eastAsia="黑体"/>
         <w:color w:themeColor="background1" w:val="FFFFFF"/>
       </w:rPr>
       <w:tblPr/>
@@ -14828,6 +15488,7 @@
     <w:name w:val="KeywordTok"/>
     <w:basedOn w:val="VerbatimChar"/>
     <w:rPr>
+      <w:rFonts w:eastAsia="黑体"/>
       <w:b/>
       <w:color w:val="007020"/>
     </w:rPr>
@@ -14836,6 +15497,7 @@
     <w:name w:val="DataTypeTok"/>
     <w:basedOn w:val="VerbatimChar"/>
     <w:rPr>
+      <w:rFonts w:eastAsia="黑体"/>
       <w:color w:val="902000"/>
     </w:rPr>
   </w:style>
@@ -14843,6 +15505,7 @@
     <w:name w:val="DecValTok"/>
     <w:basedOn w:val="VerbatimChar"/>
     <w:rPr>
+      <w:rFonts w:eastAsia="黑体"/>
       <w:color w:val="40a070"/>
     </w:rPr>
   </w:style>
@@ -14850,6 +15513,7 @@
     <w:name w:val="BaseNTok"/>
     <w:basedOn w:val="VerbatimChar"/>
     <w:rPr>
+      <w:rFonts w:eastAsia="黑体"/>
       <w:color w:val="40a070"/>
     </w:rPr>
   </w:style>
@@ -14857,6 +15521,7 @@
     <w:name w:val="FloatTok"/>
     <w:basedOn w:val="VerbatimChar"/>
     <w:rPr>
+      <w:rFonts w:eastAsia="黑体"/>
       <w:color w:val="40a070"/>
     </w:rPr>
   </w:style>
@@ -14864,6 +15529,7 @@
     <w:name w:val="ConstantTok"/>
     <w:basedOn w:val="VerbatimChar"/>
     <w:rPr>
+      <w:rFonts w:eastAsia="黑体"/>
       <w:color w:val="880000"/>
     </w:rPr>
   </w:style>
@@ -14871,6 +15537,7 @@
     <w:name w:val="CharTok"/>
     <w:basedOn w:val="VerbatimChar"/>
     <w:rPr>
+      <w:rFonts w:eastAsia="黑体"/>
       <w:color w:val="4070a0"/>
     </w:rPr>
   </w:style>
@@ -14878,6 +15545,7 @@
     <w:name w:val="SpecialCharTok"/>
     <w:basedOn w:val="VerbatimChar"/>
     <w:rPr>
+      <w:rFonts w:eastAsia="黑体"/>
       <w:color w:val="4070a0"/>
     </w:rPr>
   </w:style>
@@ -14885,6 +15553,7 @@
     <w:name w:val="StringTok"/>
     <w:basedOn w:val="VerbatimChar"/>
     <w:rPr>
+      <w:rFonts w:eastAsia="黑体"/>
       <w:color w:val="4070a0"/>
     </w:rPr>
   </w:style>
@@ -14892,6 +15561,7 @@
     <w:name w:val="VerbatimStringTok"/>
     <w:basedOn w:val="VerbatimChar"/>
     <w:rPr>
+      <w:rFonts w:eastAsia="黑体"/>
       <w:color w:val="4070a0"/>
     </w:rPr>
   </w:style>
@@ -14899,6 +15569,7 @@
     <w:name w:val="SpecialStringTok"/>
     <w:basedOn w:val="VerbatimChar"/>
     <w:rPr>
+      <w:rFonts w:eastAsia="黑体"/>
       <w:color w:val="bb6688"/>
     </w:rPr>
   </w:style>
@@ -14906,6 +15577,7 @@
     <w:name w:val="ImportTok"/>
     <w:basedOn w:val="VerbatimChar"/>
     <w:rPr>
+      <w:rFonts w:eastAsia="黑体"/>
       <w:b/>
       <w:color w:val="008000"/>
     </w:rPr>
@@ -14914,6 +15586,7 @@
     <w:name w:val="CommentTok"/>
     <w:basedOn w:val="VerbatimChar"/>
     <w:rPr>
+      <w:rFonts w:eastAsia="黑体"/>
       <w:i/>
       <w:color w:val="60a0b0"/>
     </w:rPr>
@@ -14922,6 +15595,7 @@
     <w:name w:val="DocumentationTok"/>
     <w:basedOn w:val="VerbatimChar"/>
     <w:rPr>
+      <w:rFonts w:eastAsia="黑体"/>
       <w:i/>
       <w:color w:val="ba2121"/>
     </w:rPr>
@@ -14930,6 +15604,7 @@
     <w:name w:val="AnnotationTok"/>
     <w:basedOn w:val="VerbatimChar"/>
     <w:rPr>
+      <w:rFonts w:eastAsia="黑体"/>
       <w:b/>
       <w:i/>
       <w:color w:val="60a0b0"/>
@@ -14939,6 +15614,7 @@
     <w:name w:val="CommentVarTok"/>
     <w:basedOn w:val="VerbatimChar"/>
     <w:rPr>
+      <w:rFonts w:eastAsia="黑体"/>
       <w:b/>
       <w:i/>
       <w:color w:val="60a0b0"/>
@@ -14948,6 +15624,7 @@
     <w:name w:val="OtherTok"/>
     <w:basedOn w:val="VerbatimChar"/>
     <w:rPr>
+      <w:rFonts w:eastAsia="黑体"/>
       <w:color w:val="007020"/>
     </w:rPr>
   </w:style>
@@ -14955,6 +15632,7 @@
     <w:name w:val="FunctionTok"/>
     <w:basedOn w:val="VerbatimChar"/>
     <w:rPr>
+      <w:rFonts w:eastAsia="黑体"/>
       <w:color w:val="06287e"/>
     </w:rPr>
   </w:style>
@@ -14962,6 +15640,7 @@
     <w:name w:val="VariableTok"/>
     <w:basedOn w:val="VerbatimChar"/>
     <w:rPr>
+      <w:rFonts w:eastAsia="黑体"/>
       <w:color w:val="19177c"/>
     </w:rPr>
   </w:style>
@@ -14969,6 +15648,7 @@
     <w:name w:val="ControlFlowTok"/>
     <w:basedOn w:val="VerbatimChar"/>
     <w:rPr>
+      <w:rFonts w:eastAsia="黑体"/>
       <w:b/>
       <w:color w:val="007020"/>
     </w:rPr>
@@ -14977,6 +15657,7 @@
     <w:name w:val="OperatorTok"/>
     <w:basedOn w:val="VerbatimChar"/>
     <w:rPr>
+      <w:rFonts w:eastAsia="黑体"/>
       <w:color w:val="666666"/>
     </w:rPr>
   </w:style>
@@ -14984,18 +15665,22 @@
     <w:name w:val="BuiltInTok"/>
     <w:basedOn w:val="VerbatimChar"/>
     <w:rPr>
+      <w:rFonts w:eastAsia="黑体"/>
       <w:color w:val="008000"/>
     </w:rPr>
   </w:style>
   <w:style w:type="character" w:customStyle="1" w:styleId="ExtensionTok">
     <w:name w:val="ExtensionTok"/>
     <w:basedOn w:val="VerbatimChar"/>
-    <w:rPr/>
+    <w:rPr>
+      <w:rFonts w:eastAsia="黑体"/>
+    </w:rPr>
   </w:style>
   <w:style w:type="character" w:customStyle="1" w:styleId="PreprocessorTok">
     <w:name w:val="PreprocessorTok"/>
     <w:basedOn w:val="VerbatimChar"/>
     <w:rPr>
+      <w:rFonts w:eastAsia="黑体"/>
       <w:color w:val="bc7a00"/>
     </w:rPr>
   </w:style>
@@ -15003,18 +15688,22 @@
     <w:name w:val="AttributeTok"/>
     <w:basedOn w:val="VerbatimChar"/>
     <w:rPr>
+      <w:rFonts w:eastAsia="黑体"/>
       <w:color w:val="7d9029"/>
     </w:rPr>
   </w:style>
   <w:style w:type="character" w:customStyle="1" w:styleId="RegionMarkerTok">
     <w:name w:val="RegionMarkerTok"/>
     <w:basedOn w:val="VerbatimChar"/>
-    <w:rPr/>
+    <w:rPr>
+      <w:rFonts w:eastAsia="黑体"/>
+    </w:rPr>
   </w:style>
   <w:style w:type="character" w:customStyle="1" w:styleId="InformationTok">
     <w:name w:val="InformationTok"/>
     <w:basedOn w:val="VerbatimChar"/>
     <w:rPr>
+      <w:rFonts w:eastAsia="黑体"/>
       <w:b/>
       <w:i/>
       <w:color w:val="60a0b0"/>
@@ -15024,6 +15713,7 @@
     <w:name w:val="WarningTok"/>
     <w:basedOn w:val="VerbatimChar"/>
     <w:rPr>
+      <w:rFonts w:eastAsia="黑体"/>
       <w:b/>
       <w:i/>
       <w:color w:val="60a0b0"/>
@@ -15033,6 +15723,7 @@
     <w:name w:val="AlertTok"/>
     <w:basedOn w:val="VerbatimChar"/>
     <w:rPr>
+      <w:rFonts w:eastAsia="黑体"/>
       <w:b/>
       <w:color w:val="ff0000"/>
     </w:rPr>
@@ -15041,6 +15732,7 @@
     <w:name w:val="ErrorTok"/>
     <w:basedOn w:val="VerbatimChar"/>
     <w:rPr>
+      <w:rFonts w:eastAsia="黑体"/>
       <w:b/>
       <w:color w:val="ff0000"/>
     </w:rPr>
@@ -15048,7 +15740,9 @@
   <w:style w:type="character" w:customStyle="1" w:styleId="NormalTok">
     <w:name w:val="NormalTok"/>
     <w:basedOn w:val="VerbatimChar"/>
-    <w:rPr/>
+    <w:rPr>
+      <w:rFonts w:eastAsia="黑体"/>
+    </w:rPr>
   </w:style>
 </w:styles>
 </file>
@@ -15097,12 +15791,12 @@
     <a:fontScheme name="Office">
       <a:majorFont>
         <a:latin typeface="Calibri"/>
-        <a:ea typeface=""/>
+        <a:ea typeface="黑体"/>
         <a:cs typeface=""/>
         <a:font script="Jpan" typeface="ＭＳ ゴシック"/>
         <a:font script="Hang" typeface="맑은 고딕"/>
-        <a:font script="Hans" typeface="宋体"/>
-        <a:font script="Hant" typeface="新細明體"/>
+        <a:font script="Hans" typeface="黑体"/>
+        <a:font script="Hant" typeface="黑体"/>
         <a:font script="Arab" typeface="Times New Roman"/>
         <a:font script="Hebr" typeface="Times New Roman"/>
         <a:font script="Thai" typeface="Angsana New"/>
@@ -15132,12 +15826,12 @@
       </a:majorFont>
       <a:minorFont>
         <a:latin typeface="Cambria"/>
-        <a:ea typeface=""/>
+        <a:ea typeface="黑体"/>
         <a:cs typeface=""/>
         <a:font script="Jpan" typeface="ＭＳ 明朝"/>
         <a:font script="Hang" typeface="맑은 고딕"/>
-        <a:font script="Hans" typeface="宋体"/>
-        <a:font script="Hant" typeface="新細明體"/>
+        <a:font script="Hans" typeface="黑体"/>
+        <a:font script="Hant" typeface="黑体"/>
         <a:font script="Arab" typeface="Arial"/>
         <a:font script="Hebr" typeface="Arial"/>
         <a:font script="Thai" typeface="Cordia New"/>

--- a/03-振荡电路/03-晶体振荡器/恒温晶振OCXO/恒温晶振OCXO.docx
+++ b/03-振荡电路/03-晶体振荡器/恒温晶振OCXO/恒温晶振OCXO.docx
@@ -2720,7 +2720,7 @@
           <w:color w:val="555555"/>
           <w:sz w:val="21"/>
         </w:rPr>
-        <w:t>材料收集者：杜文杰，WX手机：19519196569，QQ:3478827729</w:t>
+        <w:t>材料收集者：杜文杰，微信/手机：19519196569，QQ:3478827729</w:t>
       </w:r>
     </w:p>
     <w:sectPr>
